--- a/Light9-web.docx
+++ b/Light9-web.docx
@@ -2,11 +2,6 @@
 <file path=word/document.xml><?xml version="1.0" encoding="utf-8"?>
 <w:document xmlns:wpc="http://schemas.microsoft.com/office/word/2010/wordprocessingCanvas" xmlns:cx="http://schemas.microsoft.com/office/drawing/2014/chartex" xmlns:cx1="http://schemas.microsoft.com/office/drawing/2015/9/8/chartex" xmlns:cx2="http://schemas.microsoft.com/office/drawing/2015/10/21/chartex" xmlns:cx3="http://schemas.microsoft.com/office/drawing/2016/5/9/chartex" xmlns:cx4="http://schemas.microsoft.com/office/drawing/2016/5/10/chartex" xmlns:cx5="http://schemas.microsoft.com/office/drawing/2016/5/11/chartex" xmlns:cx6="http://schemas.microsoft.com/office/drawing/2016/5/12/chartex" xmlns:cx7="http://schemas.microsoft.com/office/drawing/2016/5/13/chartex" xmlns:cx8="http://schemas.microsoft.com/office/drawing/2016/5/14/chartex" xmlns:mc="http://schemas.openxmlformats.org/markup-compatibility/2006" xmlns:aink="http://schemas.microsoft.com/office/drawing/2016/ink" xmlns:am3d="http://schemas.microsoft.com/office/drawing/2017/model3d" xmlns:o="urn:schemas-microsoft-com:office:office" xmlns:oel="http://schemas.microsoft.com/office/2019/extlst" xmlns:r="http://schemas.openxmlformats.org/officeDocument/2006/relationships" xmlns:m="http://schemas.openxmlformats.org/officeDocument/2006/math" xmlns:v="urn:schemas-microsoft-com:vml" xmlns:wp14="http://schemas.microsoft.com/office/word/2010/wordprocessingDrawing" xmlns:wp="http://schemas.openxmlformats.org/drawingml/2006/wordprocessingDrawing" xmlns:w10="urn:schemas-microsoft-com:office:word" xmlns:w="http://schemas.openxmlformats.org/wordprocessingml/2006/main" xmlns:w14="http://schemas.microsoft.com/office/word/2010/wordml" xmlns:w15="http://schemas.microsoft.com/office/word/2012/wordml" xmlns:w16cex="http://schemas.microsoft.com/office/word/2018/wordml/cex" xmlns:w16cid="http://schemas.microsoft.com/office/word/2016/wordml/cid" xmlns:w16="http://schemas.microsoft.com/office/word/2018/wordml" xmlns:w16du="http://schemas.microsoft.com/office/word/2023/wordml/word16du" xmlns:w16sdtdh="http://schemas.microsoft.com/office/word/2020/wordml/sdtdatahash" xmlns:w16sdtfl="http://schemas.microsoft.com/office/word/2024/wordml/sdtformatlock" xmlns:w16se="http://schemas.microsoft.com/office/word/2015/wordml/symex" xmlns:wpg="http://schemas.microsoft.com/office/word/2010/wordprocessingGroup" xmlns:wpi="http://schemas.microsoft.com/office/word/2010/wordprocessingInk" xmlns:wne="http://schemas.microsoft.com/office/word/2006/wordml" xmlns:wps="http://schemas.microsoft.com/office/word/2010/wordprocessingShape" mc:Ignorable="w14 w15 w16se w16cid w16 w16cex w16sdtdh w16sdtfl w16du wp14">
   <w:body>
-    <w:bookmarkStart w:id="0" w:name="_Hlk188313386"/>
-    <w:bookmarkStart w:id="1" w:name="_Hlk175480468"/>
-    <w:bookmarkStart w:id="2" w:name="_Toc174292620"/>
-    <w:bookmarkStart w:id="3" w:name="_Toc175002877"/>
-    <w:bookmarkEnd w:id="0"/>
     <w:p>
       <w:pPr>
         <w:spacing w:before="60" w:after="60" w:line="240" w:lineRule="auto"/>
@@ -27,6 +22,11 @@
           <w:docGrid w:linePitch="360"/>
         </w:sectPr>
       </w:pPr>
+      <w:bookmarkStart w:id="0" w:name="_Hlk188313386"/>
+      <w:bookmarkStart w:id="1" w:name="_Hlk175480468"/>
+      <w:bookmarkStart w:id="2" w:name="_Toc174292620"/>
+      <w:bookmarkStart w:id="3" w:name="_Toc175002877"/>
+      <w:bookmarkEnd w:id="0"/>
       <w:r>
         <w:rPr>
           <w:rFonts w:cs="Times New Roman"/>
@@ -1286,57 +1286,1411 @@
     </w:p>
     <w:p>
       <w:pPr>
+        <w:jc w:val="center"/>
+        <w:rPr>
+          <w:rFonts w:cs="Times New Roman"/>
+          <w:b/>
+          <w:bCs/>
+          <w:sz w:val="40"/>
+          <w:szCs w:val="40"/>
+        </w:rPr>
+      </w:pPr>
+      <w:bookmarkStart w:id="4" w:name="_Toc175669467"/>
+      <w:bookmarkEnd w:id="1"/>
+      <w:r>
+        <w:rPr>
+          <w:rFonts w:cs="Times New Roman"/>
+          <w:b/>
+          <w:bCs/>
+          <w:sz w:val="40"/>
+          <w:szCs w:val="40"/>
+        </w:rPr>
+        <w:lastRenderedPageBreak/>
+        <w:t>Mục Lục Tự Động</w:t>
+      </w:r>
+    </w:p>
+    <w:p>
+      <w:pPr>
+        <w:jc w:val="center"/>
+        <w:rPr>
+          <w:rFonts w:cs="Times New Roman"/>
+          <w:b/>
+          <w:bCs/>
+          <w:szCs w:val="26"/>
+        </w:rPr>
+      </w:pPr>
+    </w:p>
+    <w:p>
+      <w:pPr>
+        <w:pStyle w:val="TOC1"/>
+        <w:rPr>
+          <w:rFonts w:asciiTheme="minorHAnsi" w:eastAsiaTheme="minorEastAsia" w:hAnsiTheme="minorHAnsi" w:cstheme="minorBidi"/>
+          <w:bCs/>
+          <w:kern w:val="2"/>
+          <w:sz w:val="24"/>
+          <w:szCs w:val="24"/>
+          <w14:ligatures w14:val="standardContextual"/>
+        </w:rPr>
+      </w:pPr>
+      <w:r>
+        <w:rPr>
+          <w:rFonts w:eastAsiaTheme="majorEastAsia"/>
+          <w:bCs/>
+        </w:rPr>
+        <w:fldChar w:fldCharType="begin"/>
+      </w:r>
+      <w:r>
+        <w:rPr>
+          <w:rFonts w:eastAsiaTheme="majorEastAsia"/>
+          <w:bCs/>
+        </w:rPr>
+        <w:instrText xml:space="preserve"> TOC \o "1-3" \h \z \u </w:instrText>
+      </w:r>
+      <w:r>
+        <w:rPr>
+          <w:rFonts w:eastAsiaTheme="majorEastAsia"/>
+          <w:bCs/>
+        </w:rPr>
+        <w:fldChar w:fldCharType="separate"/>
+      </w:r>
+      <w:hyperlink w:anchor="_Toc190213012" w:history="1">
+        <w:r>
+          <w:rPr>
+            <w:rStyle w:val="Hyperlink"/>
+            <w:bCs/>
+          </w:rPr>
+          <w:t>LỜI MỞ ĐẦU</w:t>
+        </w:r>
+        <w:r>
+          <w:rPr>
+            <w:webHidden/>
+          </w:rPr>
+          <w:tab/>
+        </w:r>
+        <w:r>
+          <w:rPr>
+            <w:webHidden/>
+          </w:rPr>
+          <w:fldChar w:fldCharType="begin"/>
+        </w:r>
+        <w:r>
+          <w:rPr>
+            <w:webHidden/>
+          </w:rPr>
+          <w:instrText xml:space="preserve"> PAGEREF _Toc190213012 \h </w:instrText>
+        </w:r>
+        <w:r>
+          <w:rPr>
+            <w:webHidden/>
+          </w:rPr>
+        </w:r>
+        <w:r>
+          <w:rPr>
+            <w:webHidden/>
+          </w:rPr>
+          <w:fldChar w:fldCharType="separate"/>
+        </w:r>
+        <w:r>
+          <w:rPr>
+            <w:webHidden/>
+          </w:rPr>
+          <w:t>2</w:t>
+        </w:r>
+        <w:r>
+          <w:rPr>
+            <w:webHidden/>
+          </w:rPr>
+          <w:fldChar w:fldCharType="end"/>
+        </w:r>
+      </w:hyperlink>
+    </w:p>
+    <w:p>
+      <w:pPr>
+        <w:pStyle w:val="TOC1"/>
+        <w:rPr>
+          <w:rFonts w:asciiTheme="minorHAnsi" w:eastAsiaTheme="minorEastAsia" w:hAnsiTheme="minorHAnsi" w:cstheme="minorBidi"/>
+          <w:kern w:val="2"/>
+          <w:sz w:val="24"/>
+          <w:szCs w:val="24"/>
+          <w14:ligatures w14:val="standardContextual"/>
+        </w:rPr>
+      </w:pPr>
+      <w:hyperlink w:anchor="_Toc190213013" w:history="1">
+        <w:r>
+          <w:rPr>
+            <w:rStyle w:val="Hyperlink"/>
+          </w:rPr>
+          <w:t>CHƯƠNG I: KHẢO SÁT HỆ THỐNG</w:t>
+        </w:r>
+        <w:r>
+          <w:rPr>
+            <w:webHidden/>
+          </w:rPr>
+          <w:tab/>
+        </w:r>
+        <w:r>
+          <w:rPr>
+            <w:webHidden/>
+          </w:rPr>
+          <w:fldChar w:fldCharType="begin"/>
+        </w:r>
+        <w:r>
+          <w:rPr>
+            <w:webHidden/>
+          </w:rPr>
+          <w:instrText xml:space="preserve"> PAGEREF _Toc190213013 \h </w:instrText>
+        </w:r>
+        <w:r>
+          <w:rPr>
+            <w:webHidden/>
+          </w:rPr>
+        </w:r>
+        <w:r>
+          <w:rPr>
+            <w:webHidden/>
+          </w:rPr>
+          <w:fldChar w:fldCharType="separate"/>
+        </w:r>
+        <w:r>
+          <w:rPr>
+            <w:webHidden/>
+          </w:rPr>
+          <w:t>3</w:t>
+        </w:r>
+        <w:r>
+          <w:rPr>
+            <w:webHidden/>
+          </w:rPr>
+          <w:fldChar w:fldCharType="end"/>
+        </w:r>
+      </w:hyperlink>
+    </w:p>
+    <w:p>
+      <w:pPr>
+        <w:pStyle w:val="TOC2"/>
+        <w:rPr>
+          <w:rFonts w:asciiTheme="minorHAnsi" w:eastAsiaTheme="minorEastAsia" w:hAnsiTheme="minorHAnsi"/>
+          <w:kern w:val="2"/>
+          <w:sz w:val="24"/>
+          <w:szCs w:val="24"/>
+          <w14:ligatures w14:val="standardContextual"/>
+        </w:rPr>
+      </w:pPr>
+      <w:hyperlink w:anchor="_Toc190213014" w:history="1">
+        <w:r>
+          <w:rPr>
+            <w:rStyle w:val="Hyperlink"/>
+          </w:rPr>
+          <w:t>1.1</w:t>
+        </w:r>
+        <w:r>
+          <w:rPr>
+            <w:rFonts w:asciiTheme="minorHAnsi" w:eastAsiaTheme="minorEastAsia" w:hAnsiTheme="minorHAnsi"/>
+            <w:kern w:val="2"/>
+            <w:sz w:val="24"/>
+            <w:szCs w:val="24"/>
+            <w14:ligatures w14:val="standardContextual"/>
+          </w:rPr>
+          <w:tab/>
+        </w:r>
+        <w:r>
+          <w:rPr>
+            <w:rStyle w:val="Hyperlink"/>
+          </w:rPr>
+          <w:t>Mô tả về môi trường hoạt động</w:t>
+        </w:r>
+        <w:r>
+          <w:rPr>
+            <w:webHidden/>
+          </w:rPr>
+          <w:tab/>
+        </w:r>
+        <w:r>
+          <w:rPr>
+            <w:webHidden/>
+          </w:rPr>
+          <w:fldChar w:fldCharType="begin"/>
+        </w:r>
+        <w:r>
+          <w:rPr>
+            <w:webHidden/>
+          </w:rPr>
+          <w:instrText xml:space="preserve"> PAGEREF _Toc190213014 \h </w:instrText>
+        </w:r>
+        <w:r>
+          <w:rPr>
+            <w:webHidden/>
+          </w:rPr>
+        </w:r>
+        <w:r>
+          <w:rPr>
+            <w:webHidden/>
+          </w:rPr>
+          <w:fldChar w:fldCharType="separate"/>
+        </w:r>
+        <w:r>
+          <w:rPr>
+            <w:webHidden/>
+          </w:rPr>
+          <w:t>3</w:t>
+        </w:r>
+        <w:r>
+          <w:rPr>
+            <w:webHidden/>
+          </w:rPr>
+          <w:fldChar w:fldCharType="end"/>
+        </w:r>
+      </w:hyperlink>
+    </w:p>
+    <w:p>
+      <w:pPr>
+        <w:pStyle w:val="TOC2"/>
+        <w:rPr>
+          <w:rFonts w:asciiTheme="minorHAnsi" w:eastAsiaTheme="minorEastAsia" w:hAnsiTheme="minorHAnsi"/>
+          <w:kern w:val="2"/>
+          <w:sz w:val="24"/>
+          <w:szCs w:val="24"/>
+          <w14:ligatures w14:val="standardContextual"/>
+        </w:rPr>
+      </w:pPr>
+      <w:hyperlink w:anchor="_Toc190213015" w:history="1">
+        <w:r>
+          <w:rPr>
+            <w:rStyle w:val="Hyperlink"/>
+          </w:rPr>
+          <w:t>1.2</w:t>
+        </w:r>
+        <w:r>
+          <w:rPr>
+            <w:rFonts w:asciiTheme="minorHAnsi" w:eastAsiaTheme="minorEastAsia" w:hAnsiTheme="minorHAnsi"/>
+            <w:kern w:val="2"/>
+            <w:sz w:val="24"/>
+            <w:szCs w:val="24"/>
+            <w14:ligatures w14:val="standardContextual"/>
+          </w:rPr>
+          <w:tab/>
+        </w:r>
+        <w:r>
+          <w:rPr>
+            <w:rStyle w:val="Hyperlink"/>
+          </w:rPr>
+          <w:t>Khảo sát bài toán</w:t>
+        </w:r>
+        <w:r>
+          <w:rPr>
+            <w:webHidden/>
+          </w:rPr>
+          <w:tab/>
+        </w:r>
+        <w:r>
+          <w:rPr>
+            <w:webHidden/>
+          </w:rPr>
+          <w:fldChar w:fldCharType="begin"/>
+        </w:r>
+        <w:r>
+          <w:rPr>
+            <w:webHidden/>
+          </w:rPr>
+          <w:instrText xml:space="preserve"> PAGEREF _Toc190213015 \h </w:instrText>
+        </w:r>
+        <w:r>
+          <w:rPr>
+            <w:webHidden/>
+          </w:rPr>
+        </w:r>
+        <w:r>
+          <w:rPr>
+            <w:webHidden/>
+          </w:rPr>
+          <w:fldChar w:fldCharType="separate"/>
+        </w:r>
+        <w:r>
+          <w:rPr>
+            <w:webHidden/>
+          </w:rPr>
+          <w:t>3</w:t>
+        </w:r>
+        <w:r>
+          <w:rPr>
+            <w:webHidden/>
+          </w:rPr>
+          <w:fldChar w:fldCharType="end"/>
+        </w:r>
+      </w:hyperlink>
+    </w:p>
+    <w:p>
+      <w:pPr>
+        <w:pStyle w:val="TOC2"/>
+        <w:rPr>
+          <w:rFonts w:asciiTheme="minorHAnsi" w:eastAsiaTheme="minorEastAsia" w:hAnsiTheme="minorHAnsi"/>
+          <w:kern w:val="2"/>
+          <w:sz w:val="24"/>
+          <w:szCs w:val="24"/>
+          <w14:ligatures w14:val="standardContextual"/>
+        </w:rPr>
+      </w:pPr>
+      <w:hyperlink w:anchor="_Toc190213016" w:history="1">
+        <w:r>
+          <w:rPr>
+            <w:rStyle w:val="Hyperlink"/>
+          </w:rPr>
+          <w:t>1.3</w:t>
+        </w:r>
+        <w:r>
+          <w:rPr>
+            <w:rFonts w:asciiTheme="minorHAnsi" w:eastAsiaTheme="minorEastAsia" w:hAnsiTheme="minorHAnsi"/>
+            <w:kern w:val="2"/>
+            <w:sz w:val="24"/>
+            <w:szCs w:val="24"/>
+            <w14:ligatures w14:val="standardContextual"/>
+          </w:rPr>
+          <w:tab/>
+        </w:r>
+        <w:r>
+          <w:rPr>
+            <w:rStyle w:val="Hyperlink"/>
+          </w:rPr>
+          <w:t>So sánh giữa hệ thống đã có trên thị trường và hệ thống mới</w:t>
+        </w:r>
+        <w:r>
+          <w:rPr>
+            <w:webHidden/>
+          </w:rPr>
+          <w:tab/>
+        </w:r>
+        <w:r>
+          <w:rPr>
+            <w:webHidden/>
+          </w:rPr>
+          <w:fldChar w:fldCharType="begin"/>
+        </w:r>
+        <w:r>
+          <w:rPr>
+            <w:webHidden/>
+          </w:rPr>
+          <w:instrText xml:space="preserve"> PAGEREF _Toc190213016 \h </w:instrText>
+        </w:r>
+        <w:r>
+          <w:rPr>
+            <w:webHidden/>
+          </w:rPr>
+        </w:r>
+        <w:r>
+          <w:rPr>
+            <w:webHidden/>
+          </w:rPr>
+          <w:fldChar w:fldCharType="separate"/>
+        </w:r>
+        <w:r>
+          <w:rPr>
+            <w:webHidden/>
+          </w:rPr>
+          <w:t>5</w:t>
+        </w:r>
+        <w:r>
+          <w:rPr>
+            <w:webHidden/>
+          </w:rPr>
+          <w:fldChar w:fldCharType="end"/>
+        </w:r>
+      </w:hyperlink>
+    </w:p>
+    <w:p>
+      <w:pPr>
+        <w:pStyle w:val="TOC2"/>
+        <w:rPr>
+          <w:rFonts w:asciiTheme="minorHAnsi" w:eastAsiaTheme="minorEastAsia" w:hAnsiTheme="minorHAnsi"/>
+          <w:kern w:val="2"/>
+          <w:sz w:val="24"/>
+          <w:szCs w:val="24"/>
+          <w14:ligatures w14:val="standardContextual"/>
+        </w:rPr>
+      </w:pPr>
+      <w:hyperlink w:anchor="_Toc190213017" w:history="1">
+        <w:r>
+          <w:rPr>
+            <w:rStyle w:val="Hyperlink"/>
+          </w:rPr>
+          <w:t>1.4</w:t>
+        </w:r>
+        <w:r>
+          <w:rPr>
+            <w:rFonts w:asciiTheme="minorHAnsi" w:eastAsiaTheme="minorEastAsia" w:hAnsiTheme="minorHAnsi"/>
+            <w:kern w:val="2"/>
+            <w:sz w:val="24"/>
+            <w:szCs w:val="24"/>
+            <w14:ligatures w14:val="standardContextual"/>
+          </w:rPr>
+          <w:tab/>
+        </w:r>
+        <w:r>
+          <w:rPr>
+            <w:rStyle w:val="Hyperlink"/>
+          </w:rPr>
+          <w:t>Yêu cầu của đề tài</w:t>
+        </w:r>
+        <w:r>
+          <w:rPr>
+            <w:webHidden/>
+          </w:rPr>
+          <w:tab/>
+        </w:r>
+        <w:r>
+          <w:rPr>
+            <w:webHidden/>
+          </w:rPr>
+          <w:fldChar w:fldCharType="begin"/>
+        </w:r>
+        <w:r>
+          <w:rPr>
+            <w:webHidden/>
+          </w:rPr>
+          <w:instrText xml:space="preserve"> PAGEREF _Toc190213017 \h </w:instrText>
+        </w:r>
+        <w:r>
+          <w:rPr>
+            <w:webHidden/>
+          </w:rPr>
+        </w:r>
+        <w:r>
+          <w:rPr>
+            <w:webHidden/>
+          </w:rPr>
+          <w:fldChar w:fldCharType="separate"/>
+        </w:r>
+        <w:r>
+          <w:rPr>
+            <w:webHidden/>
+          </w:rPr>
+          <w:t>6</w:t>
+        </w:r>
+        <w:r>
+          <w:rPr>
+            <w:webHidden/>
+          </w:rPr>
+          <w:fldChar w:fldCharType="end"/>
+        </w:r>
+      </w:hyperlink>
+    </w:p>
+    <w:p>
+      <w:pPr>
+        <w:pStyle w:val="TOC2"/>
+        <w:rPr>
+          <w:rFonts w:asciiTheme="minorHAnsi" w:eastAsiaTheme="minorEastAsia" w:hAnsiTheme="minorHAnsi"/>
+          <w:kern w:val="2"/>
+          <w:sz w:val="24"/>
+          <w:szCs w:val="24"/>
+          <w14:ligatures w14:val="standardContextual"/>
+        </w:rPr>
+      </w:pPr>
+      <w:hyperlink w:anchor="_Toc190213018" w:history="1">
+        <w:r>
+          <w:rPr>
+            <w:rStyle w:val="Hyperlink"/>
+          </w:rPr>
+          <w:t>1.5</w:t>
+        </w:r>
+        <w:r>
+          <w:rPr>
+            <w:rFonts w:asciiTheme="minorHAnsi" w:eastAsiaTheme="minorEastAsia" w:hAnsiTheme="minorHAnsi"/>
+            <w:kern w:val="2"/>
+            <w:sz w:val="24"/>
+            <w:szCs w:val="24"/>
+            <w14:ligatures w14:val="standardContextual"/>
+          </w:rPr>
+          <w:tab/>
+        </w:r>
+        <w:r>
+          <w:rPr>
+            <w:rStyle w:val="Hyperlink"/>
+          </w:rPr>
+          <w:t>Công cụ lập trình</w:t>
+        </w:r>
+        <w:r>
+          <w:rPr>
+            <w:webHidden/>
+          </w:rPr>
+          <w:tab/>
+        </w:r>
+        <w:r>
+          <w:rPr>
+            <w:webHidden/>
+          </w:rPr>
+          <w:fldChar w:fldCharType="begin"/>
+        </w:r>
+        <w:r>
+          <w:rPr>
+            <w:webHidden/>
+          </w:rPr>
+          <w:instrText xml:space="preserve"> PAGEREF _Toc190213018 \h </w:instrText>
+        </w:r>
+        <w:r>
+          <w:rPr>
+            <w:webHidden/>
+          </w:rPr>
+        </w:r>
+        <w:r>
+          <w:rPr>
+            <w:webHidden/>
+          </w:rPr>
+          <w:fldChar w:fldCharType="separate"/>
+        </w:r>
+        <w:r>
+          <w:rPr>
+            <w:webHidden/>
+          </w:rPr>
+          <w:t>7</w:t>
+        </w:r>
+        <w:r>
+          <w:rPr>
+            <w:webHidden/>
+          </w:rPr>
+          <w:fldChar w:fldCharType="end"/>
+        </w:r>
+      </w:hyperlink>
+    </w:p>
+    <w:p>
+      <w:pPr>
+        <w:pStyle w:val="TOC1"/>
+        <w:rPr>
+          <w:rFonts w:asciiTheme="minorHAnsi" w:eastAsiaTheme="minorEastAsia" w:hAnsiTheme="minorHAnsi" w:cstheme="minorBidi"/>
+          <w:kern w:val="2"/>
+          <w:sz w:val="24"/>
+          <w:szCs w:val="24"/>
+          <w14:ligatures w14:val="standardContextual"/>
+        </w:rPr>
+      </w:pPr>
+      <w:hyperlink w:anchor="_Toc190213019" w:history="1">
+        <w:r>
+          <w:rPr>
+            <w:rStyle w:val="Hyperlink"/>
+          </w:rPr>
+          <w:t>CHƯƠNG II: PHÂN TÍCH HỆ THỐNG</w:t>
+        </w:r>
+        <w:r>
+          <w:rPr>
+            <w:webHidden/>
+          </w:rPr>
+          <w:tab/>
+        </w:r>
+        <w:r>
+          <w:rPr>
+            <w:webHidden/>
+          </w:rPr>
+          <w:fldChar w:fldCharType="begin"/>
+        </w:r>
+        <w:r>
+          <w:rPr>
+            <w:webHidden/>
+          </w:rPr>
+          <w:instrText xml:space="preserve"> PAGEREF _Toc190213019 \h </w:instrText>
+        </w:r>
+        <w:r>
+          <w:rPr>
+            <w:webHidden/>
+          </w:rPr>
+        </w:r>
+        <w:r>
+          <w:rPr>
+            <w:webHidden/>
+          </w:rPr>
+          <w:fldChar w:fldCharType="separate"/>
+        </w:r>
+        <w:r>
+          <w:rPr>
+            <w:webHidden/>
+          </w:rPr>
+          <w:t>7</w:t>
+        </w:r>
+        <w:r>
+          <w:rPr>
+            <w:webHidden/>
+          </w:rPr>
+          <w:fldChar w:fldCharType="end"/>
+        </w:r>
+      </w:hyperlink>
+    </w:p>
+    <w:p>
+      <w:pPr>
+        <w:pStyle w:val="TOC2"/>
+        <w:rPr>
+          <w:rFonts w:asciiTheme="minorHAnsi" w:eastAsiaTheme="minorEastAsia" w:hAnsiTheme="minorHAnsi"/>
+          <w:kern w:val="2"/>
+          <w:sz w:val="24"/>
+          <w:szCs w:val="24"/>
+          <w14:ligatures w14:val="standardContextual"/>
+        </w:rPr>
+      </w:pPr>
+      <w:hyperlink w:anchor="_Toc190213020" w:history="1">
+        <w:r>
+          <w:rPr>
+            <w:rStyle w:val="Hyperlink"/>
+          </w:rPr>
+          <w:t>2.1.</w:t>
+        </w:r>
+        <w:r>
+          <w:rPr>
+            <w:rFonts w:asciiTheme="minorHAnsi" w:eastAsiaTheme="minorEastAsia" w:hAnsiTheme="minorHAnsi"/>
+            <w:kern w:val="2"/>
+            <w:sz w:val="24"/>
+            <w:szCs w:val="24"/>
+            <w14:ligatures w14:val="standardContextual"/>
+          </w:rPr>
+          <w:tab/>
+        </w:r>
+        <w:r>
+          <w:rPr>
+            <w:rStyle w:val="Hyperlink"/>
+          </w:rPr>
+          <w:t>Tổng quan chức năng</w:t>
+        </w:r>
+        <w:r>
+          <w:rPr>
+            <w:webHidden/>
+          </w:rPr>
+          <w:tab/>
+        </w:r>
+        <w:r>
+          <w:rPr>
+            <w:webHidden/>
+          </w:rPr>
+          <w:fldChar w:fldCharType="begin"/>
+        </w:r>
+        <w:r>
+          <w:rPr>
+            <w:webHidden/>
+          </w:rPr>
+          <w:instrText xml:space="preserve"> PAGEREF _Toc190213020 \h </w:instrText>
+        </w:r>
+        <w:r>
+          <w:rPr>
+            <w:webHidden/>
+          </w:rPr>
+        </w:r>
+        <w:r>
+          <w:rPr>
+            <w:webHidden/>
+          </w:rPr>
+          <w:fldChar w:fldCharType="separate"/>
+        </w:r>
+        <w:r>
+          <w:rPr>
+            <w:webHidden/>
+          </w:rPr>
+          <w:t>7</w:t>
+        </w:r>
+        <w:r>
+          <w:rPr>
+            <w:webHidden/>
+          </w:rPr>
+          <w:fldChar w:fldCharType="end"/>
+        </w:r>
+      </w:hyperlink>
+    </w:p>
+    <w:p>
+      <w:pPr>
+        <w:pStyle w:val="TOC3"/>
+        <w:tabs>
+          <w:tab w:val="left" w:pos="1540"/>
+          <w:tab w:val="right" w:leader="dot" w:pos="8777"/>
+        </w:tabs>
+        <w:rPr>
+          <w:rFonts w:asciiTheme="minorHAnsi" w:eastAsiaTheme="minorEastAsia" w:hAnsiTheme="minorHAnsi"/>
+          <w:bCs/>
+          <w:i/>
+          <w:iCs/>
+          <w:noProof/>
+          <w:kern w:val="2"/>
+          <w:sz w:val="24"/>
+          <w:szCs w:val="24"/>
+          <w14:ligatures w14:val="standardContextual"/>
+        </w:rPr>
+      </w:pPr>
+      <w:hyperlink w:anchor="_Toc190213021" w:history="1">
+        <w:r>
+          <w:rPr>
+            <w:rStyle w:val="Hyperlink"/>
+            <w:rFonts w:cs="Times New Roman"/>
+            <w:bCs/>
+            <w:i/>
+            <w:iCs/>
+            <w:noProof/>
+          </w:rPr>
+          <w:t>2.1.1.</w:t>
+        </w:r>
+        <w:r>
+          <w:rPr>
+            <w:rFonts w:asciiTheme="minorHAnsi" w:eastAsiaTheme="minorEastAsia" w:hAnsiTheme="minorHAnsi"/>
+            <w:bCs/>
+            <w:i/>
+            <w:iCs/>
+            <w:noProof/>
+            <w:kern w:val="2"/>
+            <w:sz w:val="24"/>
+            <w:szCs w:val="24"/>
+            <w14:ligatures w14:val="standardContextual"/>
+          </w:rPr>
+          <w:tab/>
+        </w:r>
+        <w:r>
+          <w:rPr>
+            <w:rStyle w:val="Hyperlink"/>
+            <w:rFonts w:cs="Times New Roman"/>
+            <w:bCs/>
+            <w:i/>
+            <w:iCs/>
+            <w:noProof/>
+          </w:rPr>
+          <w:t>Xây dựng biểu đồ usecase tổng quát</w:t>
+        </w:r>
+        <w:r>
+          <w:rPr>
+            <w:bCs/>
+            <w:i/>
+            <w:iCs/>
+            <w:noProof/>
+            <w:webHidden/>
+          </w:rPr>
+          <w:tab/>
+        </w:r>
+        <w:r>
+          <w:rPr>
+            <w:bCs/>
+            <w:i/>
+            <w:iCs/>
+            <w:noProof/>
+            <w:webHidden/>
+          </w:rPr>
+          <w:fldChar w:fldCharType="begin"/>
+        </w:r>
+        <w:r>
+          <w:rPr>
+            <w:bCs/>
+            <w:i/>
+            <w:iCs/>
+            <w:noProof/>
+            <w:webHidden/>
+          </w:rPr>
+          <w:instrText xml:space="preserve"> PAGEREF _Toc190213021 \h </w:instrText>
+        </w:r>
+        <w:r>
+          <w:rPr>
+            <w:bCs/>
+            <w:i/>
+            <w:iCs/>
+            <w:noProof/>
+            <w:webHidden/>
+          </w:rPr>
+        </w:r>
+        <w:r>
+          <w:rPr>
+            <w:bCs/>
+            <w:i/>
+            <w:iCs/>
+            <w:noProof/>
+            <w:webHidden/>
+          </w:rPr>
+          <w:fldChar w:fldCharType="separate"/>
+        </w:r>
+        <w:r>
+          <w:rPr>
+            <w:bCs/>
+            <w:i/>
+            <w:iCs/>
+            <w:noProof/>
+            <w:webHidden/>
+          </w:rPr>
+          <w:t>7</w:t>
+        </w:r>
+        <w:r>
+          <w:rPr>
+            <w:bCs/>
+            <w:i/>
+            <w:iCs/>
+            <w:noProof/>
+            <w:webHidden/>
+          </w:rPr>
+          <w:fldChar w:fldCharType="end"/>
+        </w:r>
+      </w:hyperlink>
+    </w:p>
+    <w:p>
+      <w:pPr>
+        <w:pStyle w:val="TOC3"/>
+        <w:tabs>
+          <w:tab w:val="left" w:pos="1540"/>
+          <w:tab w:val="right" w:leader="dot" w:pos="8777"/>
+        </w:tabs>
+        <w:rPr>
+          <w:rFonts w:asciiTheme="minorHAnsi" w:eastAsiaTheme="minorEastAsia" w:hAnsiTheme="minorHAnsi"/>
+          <w:bCs/>
+          <w:i/>
+          <w:iCs/>
+          <w:noProof/>
+          <w:kern w:val="2"/>
+          <w:sz w:val="24"/>
+          <w:szCs w:val="24"/>
+          <w14:ligatures w14:val="standardContextual"/>
+        </w:rPr>
+      </w:pPr>
+      <w:hyperlink w:anchor="_Toc190213022" w:history="1">
+        <w:r>
+          <w:rPr>
+            <w:rStyle w:val="Hyperlink"/>
+            <w:rFonts w:cs="Times New Roman"/>
+            <w:bCs/>
+            <w:i/>
+            <w:iCs/>
+            <w:noProof/>
+          </w:rPr>
+          <w:t>2.1.2.</w:t>
+        </w:r>
+        <w:r>
+          <w:rPr>
+            <w:rFonts w:asciiTheme="minorHAnsi" w:eastAsiaTheme="minorEastAsia" w:hAnsiTheme="minorHAnsi"/>
+            <w:bCs/>
+            <w:i/>
+            <w:iCs/>
+            <w:noProof/>
+            <w:kern w:val="2"/>
+            <w:sz w:val="24"/>
+            <w:szCs w:val="24"/>
+            <w14:ligatures w14:val="standardContextual"/>
+          </w:rPr>
+          <w:tab/>
+        </w:r>
+        <w:r>
+          <w:rPr>
+            <w:rStyle w:val="Hyperlink"/>
+            <w:rFonts w:cs="Times New Roman"/>
+            <w:bCs/>
+            <w:i/>
+            <w:iCs/>
+            <w:noProof/>
+          </w:rPr>
+          <w:t>Xây dựng biểu đồ usecase phân rã</w:t>
+        </w:r>
+        <w:r>
+          <w:rPr>
+            <w:bCs/>
+            <w:i/>
+            <w:iCs/>
+            <w:noProof/>
+            <w:webHidden/>
+          </w:rPr>
+          <w:tab/>
+        </w:r>
+        <w:r>
+          <w:rPr>
+            <w:bCs/>
+            <w:i/>
+            <w:iCs/>
+            <w:noProof/>
+            <w:webHidden/>
+          </w:rPr>
+          <w:fldChar w:fldCharType="begin"/>
+        </w:r>
+        <w:r>
+          <w:rPr>
+            <w:bCs/>
+            <w:i/>
+            <w:iCs/>
+            <w:noProof/>
+            <w:webHidden/>
+          </w:rPr>
+          <w:instrText xml:space="preserve"> PAGEREF _Toc190213022 \h </w:instrText>
+        </w:r>
+        <w:r>
+          <w:rPr>
+            <w:bCs/>
+            <w:i/>
+            <w:iCs/>
+            <w:noProof/>
+            <w:webHidden/>
+          </w:rPr>
+        </w:r>
+        <w:r>
+          <w:rPr>
+            <w:bCs/>
+            <w:i/>
+            <w:iCs/>
+            <w:noProof/>
+            <w:webHidden/>
+          </w:rPr>
+          <w:fldChar w:fldCharType="separate"/>
+        </w:r>
+        <w:r>
+          <w:rPr>
+            <w:bCs/>
+            <w:i/>
+            <w:iCs/>
+            <w:noProof/>
+            <w:webHidden/>
+          </w:rPr>
+          <w:t>8</w:t>
+        </w:r>
+        <w:r>
+          <w:rPr>
+            <w:bCs/>
+            <w:i/>
+            <w:iCs/>
+            <w:noProof/>
+            <w:webHidden/>
+          </w:rPr>
+          <w:fldChar w:fldCharType="end"/>
+        </w:r>
+      </w:hyperlink>
+    </w:p>
+    <w:p>
+      <w:pPr>
+        <w:pStyle w:val="TOC3"/>
+        <w:tabs>
+          <w:tab w:val="left" w:pos="1540"/>
+          <w:tab w:val="right" w:leader="dot" w:pos="8777"/>
+        </w:tabs>
+        <w:rPr>
+          <w:rFonts w:asciiTheme="minorHAnsi" w:eastAsiaTheme="minorEastAsia" w:hAnsiTheme="minorHAnsi"/>
+          <w:bCs/>
+          <w:i/>
+          <w:iCs/>
+          <w:noProof/>
+          <w:kern w:val="2"/>
+          <w:sz w:val="24"/>
+          <w:szCs w:val="24"/>
+          <w14:ligatures w14:val="standardContextual"/>
+        </w:rPr>
+      </w:pPr>
+      <w:hyperlink w:anchor="_Toc190213023" w:history="1">
+        <w:r>
+          <w:rPr>
+            <w:rStyle w:val="Hyperlink"/>
+            <w:rFonts w:cs="Times New Roman"/>
+            <w:bCs/>
+            <w:i/>
+            <w:iCs/>
+            <w:noProof/>
+            <w:lang w:val="vi-VN"/>
+          </w:rPr>
+          <w:t>2.1.3.</w:t>
+        </w:r>
+        <w:r>
+          <w:rPr>
+            <w:rFonts w:asciiTheme="minorHAnsi" w:eastAsiaTheme="minorEastAsia" w:hAnsiTheme="minorHAnsi"/>
+            <w:bCs/>
+            <w:i/>
+            <w:iCs/>
+            <w:noProof/>
+            <w:kern w:val="2"/>
+            <w:sz w:val="24"/>
+            <w:szCs w:val="24"/>
+            <w14:ligatures w14:val="standardContextual"/>
+          </w:rPr>
+          <w:tab/>
+        </w:r>
+        <w:r>
+          <w:rPr>
+            <w:rStyle w:val="Hyperlink"/>
+            <w:rFonts w:cs="Times New Roman"/>
+            <w:bCs/>
+            <w:i/>
+            <w:iCs/>
+            <w:noProof/>
+            <w:lang w:val="vi-VN"/>
+          </w:rPr>
+          <w:t>Xây dựng biểu đồ hoạt động</w:t>
+        </w:r>
+        <w:r>
+          <w:rPr>
+            <w:bCs/>
+            <w:i/>
+            <w:iCs/>
+            <w:noProof/>
+            <w:webHidden/>
+          </w:rPr>
+          <w:tab/>
+        </w:r>
+        <w:r>
+          <w:rPr>
+            <w:bCs/>
+            <w:i/>
+            <w:iCs/>
+            <w:noProof/>
+            <w:webHidden/>
+          </w:rPr>
+          <w:fldChar w:fldCharType="begin"/>
+        </w:r>
+        <w:r>
+          <w:rPr>
+            <w:bCs/>
+            <w:i/>
+            <w:iCs/>
+            <w:noProof/>
+            <w:webHidden/>
+          </w:rPr>
+          <w:instrText xml:space="preserve"> PAGEREF _Toc190213023 \h </w:instrText>
+        </w:r>
+        <w:r>
+          <w:rPr>
+            <w:bCs/>
+            <w:i/>
+            <w:iCs/>
+            <w:noProof/>
+            <w:webHidden/>
+          </w:rPr>
+        </w:r>
+        <w:r>
+          <w:rPr>
+            <w:bCs/>
+            <w:i/>
+            <w:iCs/>
+            <w:noProof/>
+            <w:webHidden/>
+          </w:rPr>
+          <w:fldChar w:fldCharType="separate"/>
+        </w:r>
+        <w:r>
+          <w:rPr>
+            <w:bCs/>
+            <w:i/>
+            <w:iCs/>
+            <w:noProof/>
+            <w:webHidden/>
+          </w:rPr>
+          <w:t>21</w:t>
+        </w:r>
+        <w:r>
+          <w:rPr>
+            <w:bCs/>
+            <w:i/>
+            <w:iCs/>
+            <w:noProof/>
+            <w:webHidden/>
+          </w:rPr>
+          <w:fldChar w:fldCharType="end"/>
+        </w:r>
+      </w:hyperlink>
+    </w:p>
+    <w:p>
+      <w:pPr>
+        <w:pStyle w:val="TOC3"/>
+        <w:tabs>
+          <w:tab w:val="left" w:pos="1540"/>
+          <w:tab w:val="right" w:leader="dot" w:pos="8777"/>
+        </w:tabs>
+        <w:rPr>
+          <w:rFonts w:asciiTheme="minorHAnsi" w:eastAsiaTheme="minorEastAsia" w:hAnsiTheme="minorHAnsi"/>
+          <w:bCs/>
+          <w:i/>
+          <w:iCs/>
+          <w:noProof/>
+          <w:kern w:val="2"/>
+          <w:sz w:val="24"/>
+          <w:szCs w:val="24"/>
+          <w14:ligatures w14:val="standardContextual"/>
+        </w:rPr>
+      </w:pPr>
+      <w:hyperlink w:anchor="_Toc190213024" w:history="1">
+        <w:r>
+          <w:rPr>
+            <w:rStyle w:val="Hyperlink"/>
+            <w:rFonts w:cs="Times New Roman"/>
+            <w:bCs/>
+            <w:i/>
+            <w:iCs/>
+            <w:noProof/>
+          </w:rPr>
+          <w:t>2.1.4.</w:t>
+        </w:r>
+        <w:r>
+          <w:rPr>
+            <w:rFonts w:asciiTheme="minorHAnsi" w:eastAsiaTheme="minorEastAsia" w:hAnsiTheme="minorHAnsi"/>
+            <w:bCs/>
+            <w:i/>
+            <w:iCs/>
+            <w:noProof/>
+            <w:kern w:val="2"/>
+            <w:sz w:val="24"/>
+            <w:szCs w:val="24"/>
+            <w14:ligatures w14:val="standardContextual"/>
+          </w:rPr>
+          <w:tab/>
+        </w:r>
+        <w:r>
+          <w:rPr>
+            <w:rStyle w:val="Hyperlink"/>
+            <w:rFonts w:cs="Times New Roman"/>
+            <w:bCs/>
+            <w:i/>
+            <w:iCs/>
+            <w:noProof/>
+          </w:rPr>
+          <w:t>Xây dựng biểu đồ tuần tự</w:t>
+        </w:r>
+        <w:r>
+          <w:rPr>
+            <w:bCs/>
+            <w:i/>
+            <w:iCs/>
+            <w:noProof/>
+            <w:webHidden/>
+          </w:rPr>
+          <w:tab/>
+        </w:r>
+        <w:r>
+          <w:rPr>
+            <w:bCs/>
+            <w:i/>
+            <w:iCs/>
+            <w:noProof/>
+            <w:webHidden/>
+          </w:rPr>
+          <w:fldChar w:fldCharType="begin"/>
+        </w:r>
+        <w:r>
+          <w:rPr>
+            <w:bCs/>
+            <w:i/>
+            <w:iCs/>
+            <w:noProof/>
+            <w:webHidden/>
+          </w:rPr>
+          <w:instrText xml:space="preserve"> PAGEREF _Toc190213024 \h </w:instrText>
+        </w:r>
+        <w:r>
+          <w:rPr>
+            <w:bCs/>
+            <w:i/>
+            <w:iCs/>
+            <w:noProof/>
+            <w:webHidden/>
+          </w:rPr>
+        </w:r>
+        <w:r>
+          <w:rPr>
+            <w:bCs/>
+            <w:i/>
+            <w:iCs/>
+            <w:noProof/>
+            <w:webHidden/>
+          </w:rPr>
+          <w:fldChar w:fldCharType="separate"/>
+        </w:r>
+        <w:r>
+          <w:rPr>
+            <w:bCs/>
+            <w:i/>
+            <w:iCs/>
+            <w:noProof/>
+            <w:webHidden/>
+          </w:rPr>
+          <w:t>42</w:t>
+        </w:r>
+        <w:r>
+          <w:rPr>
+            <w:bCs/>
+            <w:i/>
+            <w:iCs/>
+            <w:noProof/>
+            <w:webHidden/>
+          </w:rPr>
+          <w:fldChar w:fldCharType="end"/>
+        </w:r>
+      </w:hyperlink>
+    </w:p>
+    <w:p>
+      <w:pPr>
+        <w:pStyle w:val="TOC3"/>
+        <w:tabs>
+          <w:tab w:val="left" w:pos="1540"/>
+          <w:tab w:val="right" w:leader="dot" w:pos="8777"/>
+        </w:tabs>
+        <w:rPr>
+          <w:rFonts w:asciiTheme="minorHAnsi" w:eastAsiaTheme="minorEastAsia" w:hAnsiTheme="minorHAnsi"/>
+          <w:bCs/>
+          <w:i/>
+          <w:iCs/>
+          <w:noProof/>
+          <w:kern w:val="2"/>
+          <w:sz w:val="24"/>
+          <w:szCs w:val="24"/>
+          <w14:ligatures w14:val="standardContextual"/>
+        </w:rPr>
+      </w:pPr>
+      <w:hyperlink w:anchor="_Toc190213025" w:history="1">
+        <w:r>
+          <w:rPr>
+            <w:rStyle w:val="Hyperlink"/>
+            <w:rFonts w:cs="Times New Roman"/>
+            <w:bCs/>
+            <w:i/>
+            <w:iCs/>
+            <w:noProof/>
+          </w:rPr>
+          <w:t>2.1.5.</w:t>
+        </w:r>
+        <w:r>
+          <w:rPr>
+            <w:rFonts w:asciiTheme="minorHAnsi" w:eastAsiaTheme="minorEastAsia" w:hAnsiTheme="minorHAnsi"/>
+            <w:bCs/>
+            <w:i/>
+            <w:iCs/>
+            <w:noProof/>
+            <w:kern w:val="2"/>
+            <w:sz w:val="24"/>
+            <w:szCs w:val="24"/>
+            <w14:ligatures w14:val="standardContextual"/>
+          </w:rPr>
+          <w:tab/>
+        </w:r>
+        <w:r>
+          <w:rPr>
+            <w:rStyle w:val="Hyperlink"/>
+            <w:rFonts w:cs="Times New Roman"/>
+            <w:bCs/>
+            <w:i/>
+            <w:iCs/>
+            <w:noProof/>
+          </w:rPr>
+          <w:t>Xây dựng biểu đồ lớp tổng quát</w:t>
+        </w:r>
+        <w:r>
+          <w:rPr>
+            <w:bCs/>
+            <w:i/>
+            <w:iCs/>
+            <w:noProof/>
+            <w:webHidden/>
+          </w:rPr>
+          <w:tab/>
+        </w:r>
+        <w:r>
+          <w:rPr>
+            <w:bCs/>
+            <w:i/>
+            <w:iCs/>
+            <w:noProof/>
+            <w:webHidden/>
+          </w:rPr>
+          <w:fldChar w:fldCharType="begin"/>
+        </w:r>
+        <w:r>
+          <w:rPr>
+            <w:bCs/>
+            <w:i/>
+            <w:iCs/>
+            <w:noProof/>
+            <w:webHidden/>
+          </w:rPr>
+          <w:instrText xml:space="preserve"> PAGEREF _Toc190213025 \h </w:instrText>
+        </w:r>
+        <w:r>
+          <w:rPr>
+            <w:bCs/>
+            <w:i/>
+            <w:iCs/>
+            <w:noProof/>
+            <w:webHidden/>
+          </w:rPr>
+        </w:r>
+        <w:r>
+          <w:rPr>
+            <w:bCs/>
+            <w:i/>
+            <w:iCs/>
+            <w:noProof/>
+            <w:webHidden/>
+          </w:rPr>
+          <w:fldChar w:fldCharType="separate"/>
+        </w:r>
+        <w:r>
+          <w:rPr>
+            <w:bCs/>
+            <w:i/>
+            <w:iCs/>
+            <w:noProof/>
+            <w:webHidden/>
+          </w:rPr>
+          <w:t>46</w:t>
+        </w:r>
+        <w:r>
+          <w:rPr>
+            <w:bCs/>
+            <w:i/>
+            <w:iCs/>
+            <w:noProof/>
+            <w:webHidden/>
+          </w:rPr>
+          <w:fldChar w:fldCharType="end"/>
+        </w:r>
+      </w:hyperlink>
+    </w:p>
+    <w:p>
+      <w:pPr>
+        <w:rPr>
+          <w:rFonts w:eastAsiaTheme="majorEastAsia" w:cs="Times New Roman"/>
+          <w:b/>
+          <w:bCs/>
+          <w:szCs w:val="26"/>
+        </w:rPr>
+      </w:pPr>
+      <w:r>
+        <w:rPr>
+          <w:rFonts w:eastAsiaTheme="majorEastAsia" w:cs="Times New Roman"/>
+          <w:b/>
+          <w:bCs/>
+          <w:szCs w:val="26"/>
+        </w:rPr>
+        <w:fldChar w:fldCharType="end"/>
+      </w:r>
+    </w:p>
+    <w:p>
+      <w:pPr>
         <w:pStyle w:val="Heading1"/>
         <w:spacing w:line="360" w:lineRule="auto"/>
         <w:jc w:val="center"/>
         <w:rPr>
-          <w:rFonts w:ascii="Times New Roman" w:hAnsi="Times New Roman" w:cs="Times New Roman"/>
-          <w:b/>
+          <w:rFonts w:cs="Times New Roman"/>
+          <w:b w:val="0"/>
           <w:bCs/>
           <w:color w:val="auto"/>
           <w:sz w:val="26"/>
           <w:szCs w:val="26"/>
         </w:rPr>
       </w:pPr>
-      <w:bookmarkStart w:id="4" w:name="_Toc175669467"/>
-      <w:bookmarkEnd w:id="1"/>
-      <w:r>
-        <w:rPr>
-          <w:rFonts w:ascii="Times New Roman" w:hAnsi="Times New Roman" w:cs="Times New Roman"/>
-          <w:b/>
+      <w:bookmarkStart w:id="5" w:name="_Toc190213012"/>
+      <w:r>
+        <w:rPr>
+          <w:rFonts w:cs="Times New Roman"/>
           <w:bCs/>
           <w:color w:val="auto"/>
           <w:sz w:val="26"/>
           <w:szCs w:val="26"/>
         </w:rPr>
-        <w:lastRenderedPageBreak/>
         <w:t>LỜI MỞ ĐẦU</w:t>
       </w:r>
-      <w:bookmarkStart w:id="5" w:name="_Toc174292621"/>
-      <w:bookmarkStart w:id="6" w:name="_Toc175002878"/>
-      <w:bookmarkStart w:id="7" w:name="_Toc175669468"/>
+      <w:bookmarkStart w:id="6" w:name="_Toc174292621"/>
+      <w:bookmarkStart w:id="7" w:name="_Toc175002878"/>
+      <w:bookmarkStart w:id="8" w:name="_Toc175669468"/>
       <w:bookmarkEnd w:id="2"/>
       <w:bookmarkEnd w:id="3"/>
       <w:bookmarkEnd w:id="4"/>
+      <w:bookmarkEnd w:id="5"/>
     </w:p>
     <w:p>
       <w:pPr>
-        <w:pStyle w:val="Heading1"/>
-        <w:spacing w:line="360" w:lineRule="auto"/>
-        <w:rPr>
-          <w:rFonts w:ascii="Times New Roman" w:hAnsi="Times New Roman" w:cs="Times New Roman"/>
+        <w:rPr>
+          <w:rFonts w:cs="Times New Roman"/>
           <w:b/>
           <w:bCs/>
           <w:color w:val="000000" w:themeColor="text1"/>
-          <w:sz w:val="26"/>
-          <w:szCs w:val="26"/>
-        </w:rPr>
-      </w:pPr>
-      <w:r>
-        <w:rPr>
-          <w:rFonts w:ascii="Times New Roman" w:hAnsi="Times New Roman" w:cs="Times New Roman"/>
+          <w:szCs w:val="26"/>
+        </w:rPr>
+      </w:pPr>
+      <w:r>
+        <w:rPr>
+          <w:rFonts w:cs="Times New Roman"/>
           <w:color w:val="000000" w:themeColor="text1"/>
-          <w:sz w:val="26"/>
           <w:szCs w:val="26"/>
         </w:rPr>
         <w:t>Trong bối cảnh công nghệ số phát triển mạnh mẽ, nhu cầu mua sắm trực tuyến ngày càng trở nên phổ biến và quan trọng đối với người tiêu dùng. Sự tiện lợi, nhanh chóng và đa dạng trong việc tiếp cận sản phẩm đã giúp thương mại điện tử trở thành một phần không thể thiếu trong đời sống hiện đại. Đặc biệt, với sự phát triển không ngừng của Internet và các thiết bị di động, việc tìm kiếm và mua sắm sản phẩm trực tuyến chưa bao giờ dễ dàng đến vậy.</w:t>
@@ -1344,40 +2698,34 @@
     </w:p>
     <w:p>
       <w:pPr>
-        <w:pStyle w:val="Heading1"/>
-        <w:spacing w:line="360" w:lineRule="auto"/>
-        <w:rPr>
-          <w:rFonts w:ascii="Times New Roman" w:hAnsi="Times New Roman" w:cs="Times New Roman"/>
+        <w:rPr>
+          <w:rFonts w:cs="Times New Roman"/>
           <w:color w:val="000000" w:themeColor="text1"/>
-          <w:sz w:val="26"/>
-          <w:szCs w:val="26"/>
-        </w:rPr>
-      </w:pPr>
-      <w:r>
-        <w:rPr>
-          <w:rFonts w:ascii="Times New Roman" w:hAnsi="Times New Roman" w:cs="Times New Roman"/>
+          <w:szCs w:val="26"/>
+        </w:rPr>
+      </w:pPr>
+      <w:r>
+        <w:rPr>
+          <w:rFonts w:cs="Times New Roman"/>
           <w:color w:val="000000" w:themeColor="text1"/>
-          <w:sz w:val="26"/>
           <w:szCs w:val="26"/>
         </w:rPr>
         <w:t xml:space="preserve">Đồ án tốt nghiệp với đề tài </w:t>
       </w:r>
       <w:r>
         <w:rPr>
-          <w:rFonts w:ascii="Times New Roman" w:hAnsi="Times New Roman" w:cs="Times New Roman"/>
+          <w:rFonts w:cs="Times New Roman"/>
           <w:b/>
           <w:bCs/>
           <w:color w:val="000000" w:themeColor="text1"/>
-          <w:sz w:val="26"/>
           <w:szCs w:val="26"/>
         </w:rPr>
         <w:t>"Xây dựng trang web bán đèn ngủ LIGHT9"</w:t>
       </w:r>
       <w:r>
         <w:rPr>
-          <w:rFonts w:ascii="Times New Roman" w:hAnsi="Times New Roman" w:cs="Times New Roman"/>
+          <w:rFonts w:cs="Times New Roman"/>
           <w:color w:val="000000" w:themeColor="text1"/>
-          <w:sz w:val="26"/>
           <w:szCs w:val="26"/>
         </w:rPr>
         <w:t xml:space="preserve"> được thực hiện với mục tiêu thiết kế và phát triển một nền tảng thương mại điện tử chuyên biệt, giúp khách hàng dễ dàng tìm kiếm, lựa chọn và mua sắm các sản phẩm đèn ngủ chất lượng cao. Website không chỉ cung cấp đa dạng các mẫu mã đèn ngủ hiện đại, thông minh, phù hợp với nhiều không gian khác nhau, mà còn hướng đến trải nghiệm mua sắm tiện lợi, an toàn và thân thiện với người dùng.</w:t>
@@ -1385,41 +2733,42 @@
     </w:p>
     <w:p>
       <w:pPr>
-        <w:pStyle w:val="Heading1"/>
-        <w:spacing w:line="360" w:lineRule="auto"/>
-        <w:rPr>
-          <w:rFonts w:ascii="Times New Roman" w:hAnsi="Times New Roman" w:cs="Times New Roman"/>
+        <w:rPr>
+          <w:rFonts w:cs="Times New Roman"/>
           <w:color w:val="000000" w:themeColor="text1"/>
-          <w:sz w:val="26"/>
-          <w:szCs w:val="26"/>
-        </w:rPr>
-      </w:pPr>
-      <w:r>
-        <w:rPr>
-          <w:rFonts w:ascii="Times New Roman" w:hAnsi="Times New Roman" w:cs="Times New Roman"/>
+          <w:szCs w:val="26"/>
+        </w:rPr>
+      </w:pPr>
+      <w:r>
+        <w:rPr>
+          <w:rFonts w:cs="Times New Roman"/>
           <w:color w:val="000000" w:themeColor="text1"/>
-          <w:sz w:val="26"/>
-          <w:szCs w:val="26"/>
-        </w:rPr>
-        <w:t>Mục tiêu chính của đồ án này là xây dựng một hệ thống website hoàn chỉnh, từ việc thu thập và phân tích yêu cầu, thiết kế giao diện, đến triển khai và kiểm thử hệ thống. Trong quá trình phát triển, chúng em sẽ áp dụng các công nghệ web hiện đại như HTML, CSS, JavaScript, cùng với các công cụ và framework hỗ trợ phát triển web nhằm đảm bảo hiệu suất, tính ổn định và trải nghiệm người dùng tối ưu nhất.</w:t>
+          <w:szCs w:val="26"/>
+        </w:rPr>
+        <w:t xml:space="preserve">Mục tiêu chính của đồ án này là xây dựng một hệ thống website hoàn chỉnh, từ việc thu thập và phân tích yêu cầu, thiết kế giao diện, đến triển khai và kiểm thử hệ thống. Trong quá trình phát triển, chúng em sẽ áp dụng các công nghệ web hiện đại </w:t>
+      </w:r>
+      <w:r>
+        <w:rPr>
+          <w:rFonts w:cs="Times New Roman"/>
+          <w:color w:val="000000" w:themeColor="text1"/>
+          <w:szCs w:val="26"/>
+        </w:rPr>
+        <w:lastRenderedPageBreak/>
+        <w:t>như HTML, CSS, JavaScript, cùng với các công cụ và framework hỗ trợ phát triển web nhằm đảm bảo hiệu suất, tính ổn định và trải nghiệm người dùng tối ưu nhất.</w:t>
       </w:r>
     </w:p>
     <w:p>
       <w:pPr>
-        <w:pStyle w:val="Heading1"/>
-        <w:spacing w:line="360" w:lineRule="auto"/>
-        <w:rPr>
-          <w:rFonts w:ascii="Times New Roman" w:hAnsi="Times New Roman" w:cs="Times New Roman"/>
+        <w:rPr>
+          <w:rFonts w:cs="Times New Roman"/>
           <w:color w:val="000000" w:themeColor="text1"/>
-          <w:sz w:val="26"/>
-          <w:szCs w:val="26"/>
-        </w:rPr>
-      </w:pPr>
-      <w:r>
-        <w:rPr>
-          <w:rFonts w:ascii="Times New Roman" w:hAnsi="Times New Roman" w:cs="Times New Roman"/>
+          <w:szCs w:val="26"/>
+        </w:rPr>
+      </w:pPr>
+      <w:r>
+        <w:rPr>
+          <w:rFonts w:cs="Times New Roman"/>
           <w:color w:val="000000" w:themeColor="text1"/>
-          <w:sz w:val="26"/>
           <w:szCs w:val="26"/>
         </w:rPr>
         <w:t>Việc thực hiện đề tài này không chỉ giúp chúng em vận dụng những kiến thức đã học vào thực tiễn mà còn tích lũy thêm nhiều kinh nghiệm quý báu trong lĩnh vực phát triển web và thương mại điện tử. Chúng em tin rằng sản phẩm cuối cùng không chỉ đáp ứng các yêu cầu kỹ thuật mà còn mang lại giá trị thiết thực cho người tiêu dùng, góp phần nâng cao trải nghiệm mua sắm trực tuyến.</w:t>
@@ -1427,40 +2776,34 @@
     </w:p>
     <w:p>
       <w:pPr>
-        <w:pStyle w:val="Heading1"/>
-        <w:spacing w:line="360" w:lineRule="auto"/>
-        <w:rPr>
-          <w:rFonts w:ascii="Times New Roman" w:hAnsi="Times New Roman" w:cs="Times New Roman"/>
+        <w:rPr>
+          <w:rFonts w:cs="Times New Roman"/>
           <w:color w:val="000000" w:themeColor="text1"/>
-          <w:sz w:val="26"/>
-          <w:szCs w:val="26"/>
-        </w:rPr>
-      </w:pPr>
-      <w:r>
-        <w:rPr>
-          <w:rFonts w:ascii="Times New Roman" w:hAnsi="Times New Roman" w:cs="Times New Roman"/>
+          <w:szCs w:val="26"/>
+        </w:rPr>
+      </w:pPr>
+      <w:r>
+        <w:rPr>
+          <w:rFonts w:cs="Times New Roman"/>
           <w:color w:val="000000" w:themeColor="text1"/>
-          <w:sz w:val="26"/>
           <w:szCs w:val="26"/>
         </w:rPr>
         <w:t xml:space="preserve">Chúng em xin gửi lời cảm ơn chân thành đến cô </w:t>
       </w:r>
       <w:r>
         <w:rPr>
-          <w:rFonts w:ascii="Times New Roman" w:hAnsi="Times New Roman" w:cs="Times New Roman"/>
+          <w:rFonts w:cs="Times New Roman"/>
           <w:b/>
           <w:bCs/>
           <w:color w:val="000000" w:themeColor="text1"/>
-          <w:sz w:val="26"/>
           <w:szCs w:val="26"/>
         </w:rPr>
         <w:t>Trần Thị Huê</w:t>
       </w:r>
       <w:r>
         <w:rPr>
-          <w:rFonts w:ascii="Times New Roman" w:hAnsi="Times New Roman" w:cs="Times New Roman"/>
+          <w:rFonts w:cs="Times New Roman"/>
           <w:color w:val="000000" w:themeColor="text1"/>
-          <w:sz w:val="26"/>
           <w:szCs w:val="26"/>
         </w:rPr>
         <w:t>, các thầy cô trong Khoa CNTT, cùng gia đình và bạn bè đã luôn đồng hành, hỗ trợ và động viên chúng em trong suốt quá trình thực hiện đồ án. Hy vọng rằng website LIGHT9 sẽ đáp ứng được kỳ vọng của mọi người và trở thành một nền tảng mua sắm tiện ích, góp phần mang đến không gian sống ấm áp và tiện nghi cho khách hàng.</w:t>
@@ -1472,41 +2815,37 @@
         <w:spacing w:line="360" w:lineRule="auto"/>
         <w:jc w:val="center"/>
         <w:rPr>
-          <w:rFonts w:ascii="Times New Roman" w:hAnsi="Times New Roman" w:cs="Times New Roman"/>
-          <w:b/>
+          <w:rFonts w:cs="Times New Roman"/>
+          <w:b w:val="0"/>
           <w:bCs/>
-          <w:color w:val="000000" w:themeColor="text1"/>
           <w:sz w:val="26"/>
           <w:szCs w:val="26"/>
         </w:rPr>
       </w:pPr>
-      <w:r>
-        <w:rPr>
-          <w:rFonts w:ascii="Times New Roman" w:hAnsi="Times New Roman" w:cs="Times New Roman"/>
-          <w:b/>
+      <w:bookmarkStart w:id="9" w:name="_Toc190213013"/>
+      <w:r>
+        <w:rPr>
+          <w:rFonts w:cs="Times New Roman"/>
           <w:bCs/>
-          <w:color w:val="000000" w:themeColor="text1"/>
           <w:sz w:val="26"/>
           <w:szCs w:val="26"/>
           <w:lang w:val="vi"/>
         </w:rPr>
-        <w:lastRenderedPageBreak/>
         <w:t xml:space="preserve">CHƯƠNG I: </w:t>
       </w:r>
       <w:r>
         <w:rPr>
-          <w:rFonts w:ascii="Times New Roman" w:hAnsi="Times New Roman" w:cs="Times New Roman"/>
-          <w:b/>
+          <w:rFonts w:cs="Times New Roman"/>
           <w:bCs/>
-          <w:color w:val="000000" w:themeColor="text1"/>
           <w:sz w:val="26"/>
           <w:szCs w:val="26"/>
         </w:rPr>
         <w:t>KHẢO SÁT HỆ THỐNG</w:t>
       </w:r>
-      <w:bookmarkEnd w:id="5"/>
       <w:bookmarkEnd w:id="6"/>
       <w:bookmarkEnd w:id="7"/>
+      <w:bookmarkEnd w:id="8"/>
+      <w:bookmarkEnd w:id="9"/>
     </w:p>
     <w:p>
       <w:pPr>
@@ -1519,27 +2858,26 @@
         <w:ind w:left="709" w:hanging="709"/>
         <w:jc w:val="both"/>
         <w:rPr>
-          <w:rFonts w:ascii="Times New Roman" w:hAnsi="Times New Roman" w:cs="Times New Roman"/>
-          <w:b/>
+          <w:rFonts w:cs="Times New Roman"/>
+          <w:b w:val="0"/>
           <w:bCs/>
-          <w:color w:val="000000" w:themeColor="text1"/>
-        </w:rPr>
-      </w:pPr>
-      <w:bookmarkStart w:id="8" w:name="_Toc174292622"/>
-      <w:bookmarkStart w:id="9" w:name="_Toc175002879"/>
-      <w:bookmarkStart w:id="10" w:name="_Toc175669469"/>
-      <w:r>
-        <w:rPr>
-          <w:rFonts w:ascii="Times New Roman" w:hAnsi="Times New Roman" w:cs="Times New Roman"/>
-          <w:b/>
+        </w:rPr>
+      </w:pPr>
+      <w:bookmarkStart w:id="10" w:name="_Toc174292622"/>
+      <w:bookmarkStart w:id="11" w:name="_Toc175002879"/>
+      <w:bookmarkStart w:id="12" w:name="_Toc175669469"/>
+      <w:bookmarkStart w:id="13" w:name="_Toc190213014"/>
+      <w:r>
+        <w:rPr>
+          <w:rFonts w:cs="Times New Roman"/>
           <w:bCs/>
-          <w:color w:val="000000" w:themeColor="text1"/>
         </w:rPr>
         <w:t>Mô tả về môi trường hoạt động</w:t>
       </w:r>
-      <w:bookmarkEnd w:id="8"/>
-      <w:bookmarkEnd w:id="9"/>
       <w:bookmarkEnd w:id="10"/>
+      <w:bookmarkEnd w:id="11"/>
+      <w:bookmarkEnd w:id="12"/>
+      <w:bookmarkEnd w:id="13"/>
     </w:p>
     <w:p>
       <w:pPr>
@@ -1667,21 +3005,7 @@
           <w:rFonts w:cs="Times New Roman"/>
           <w:szCs w:val="26"/>
         </w:rPr>
-        <w:t>,</w:t>
-      </w:r>
-      <w:r>
-        <w:rPr>
-          <w:rFonts w:cs="Times New Roman"/>
-          <w:szCs w:val="26"/>
-        </w:rPr>
-        <w:t xml:space="preserve"> </w:t>
-      </w:r>
-      <w:r>
-        <w:rPr>
-          <w:rFonts w:cs="Times New Roman"/>
-          <w:szCs w:val="26"/>
-        </w:rPr>
-        <w:t>Composer, Git</w:t>
+        <w:t>, Composer, Git</w:t>
       </w:r>
       <w:r>
         <w:rPr>
@@ -1862,27 +3186,27 @@
         <w:ind w:left="709" w:hanging="709"/>
         <w:jc w:val="both"/>
         <w:rPr>
-          <w:rFonts w:ascii="Times New Roman" w:hAnsi="Times New Roman" w:cs="Times New Roman"/>
-          <w:b/>
+          <w:rFonts w:cs="Times New Roman"/>
+          <w:b w:val="0"/>
           <w:bCs/>
-          <w:color w:val="000000" w:themeColor="text1"/>
-        </w:rPr>
-      </w:pPr>
-      <w:bookmarkStart w:id="11" w:name="_Toc174292623"/>
-      <w:bookmarkStart w:id="12" w:name="_Toc175002880"/>
-      <w:bookmarkStart w:id="13" w:name="_Toc175669470"/>
-      <w:r>
-        <w:rPr>
-          <w:rFonts w:ascii="Times New Roman" w:hAnsi="Times New Roman" w:cs="Times New Roman"/>
-          <w:b/>
+        </w:rPr>
+      </w:pPr>
+      <w:bookmarkStart w:id="14" w:name="_Toc174292623"/>
+      <w:bookmarkStart w:id="15" w:name="_Toc175002880"/>
+      <w:bookmarkStart w:id="16" w:name="_Toc175669470"/>
+      <w:bookmarkStart w:id="17" w:name="_Toc190213015"/>
+      <w:r>
+        <w:rPr>
+          <w:rFonts w:cs="Times New Roman"/>
           <w:bCs/>
-          <w:color w:val="000000" w:themeColor="text1"/>
-        </w:rPr>
+        </w:rPr>
+        <w:lastRenderedPageBreak/>
         <w:t>Khảo sát bài toán</w:t>
       </w:r>
-      <w:bookmarkEnd w:id="11"/>
-      <w:bookmarkEnd w:id="12"/>
-      <w:bookmarkEnd w:id="13"/>
+      <w:bookmarkEnd w:id="14"/>
+      <w:bookmarkEnd w:id="15"/>
+      <w:bookmarkEnd w:id="16"/>
+      <w:bookmarkEnd w:id="17"/>
     </w:p>
     <w:p>
       <w:pPr>
@@ -1930,19 +3254,7 @@
         <w:rPr>
           <w:rFonts w:cs="Times New Roman"/>
         </w:rPr>
-        <w:t xml:space="preserve">Trang thương mại điện tử </w:t>
-      </w:r>
-      <w:r>
-        <w:rPr>
-          <w:rFonts w:cs="Times New Roman"/>
-        </w:rPr>
-        <w:t>Light9</w:t>
-      </w:r>
-      <w:r>
-        <w:rPr>
-          <w:rFonts w:cs="Times New Roman"/>
-        </w:rPr>
-        <w:t xml:space="preserve"> là một hệ thống trực tuyến chuyên cung cấp các loại đèn ngủ với nhiều phong cách khác nhau. Dự án nhằm tạo ra một nền tảng mua sắm hiện đại, dễ sử dụng, và đáp ứng đầy đủ nhu cầu của người dùng trong việc lựa chọn đèn ngủ phù hợp. Hệ thống phải đảm bảo hiệu suất cao, tính linh hoạt để mở rộng trong tương lai, và độ bảo mật cao để bảo vệ thông tin người dùng.</w:t>
+        <w:t>Trang thương mại điện tử Light9 là một hệ thống trực tuyến chuyên cung cấp các loại đèn ngủ với nhiều phong cách khác nhau. Dự án nhằm tạo ra một nền tảng mua sắm hiện đại, dễ sử dụng, và đáp ứng đầy đủ nhu cầu của người dùng trong việc lựa chọn đèn ngủ phù hợp. Hệ thống phải đảm bảo hiệu suất cao, tính linh hoạt để mở rộng trong tương lai, và độ bảo mật cao để bảo vệ thông tin người dùng.</w:t>
       </w:r>
     </w:p>
     <w:p>
@@ -2019,7 +3331,6 @@
           <w:b/>
           <w:bCs/>
         </w:rPr>
-        <w:lastRenderedPageBreak/>
         <w:t>Truy cập sản phẩm nhanh chóng:</w:t>
       </w:r>
       <w:r>
@@ -2115,8 +3426,8 @@
           <w:rFonts w:cs="Times New Roman"/>
         </w:rPr>
       </w:pPr>
-      <w:bookmarkStart w:id="14" w:name="_Toc175002881"/>
-      <w:bookmarkStart w:id="15" w:name="_Toc175669471"/>
+      <w:bookmarkStart w:id="18" w:name="_Toc175002881"/>
+      <w:bookmarkStart w:id="19" w:name="_Toc175669471"/>
       <w:r>
         <w:rPr>
           <w:rFonts w:cs="Times New Roman"/>
@@ -2324,6 +3635,7 @@
         <w:rPr>
           <w:rFonts w:cs="Times New Roman"/>
         </w:rPr>
+        <w:lastRenderedPageBreak/>
         <w:t xml:space="preserve">Hỗ trợ tìm kiếm theo tên sản phẩm hoặc lọc sản phẩm theo giá, </w:t>
       </w:r>
       <w:r>
@@ -2336,13 +3648,7 @@
         <w:rPr>
           <w:rFonts w:cs="Times New Roman"/>
         </w:rPr>
-        <w:t>, màu sắc</w:t>
-      </w:r>
-      <w:r>
-        <w:rPr>
-          <w:rFonts w:cs="Times New Roman"/>
-        </w:rPr>
-        <w:t>.</w:t>
+        <w:t>, màu sắc.</w:t>
       </w:r>
     </w:p>
     <w:p>
@@ -2414,13 +3720,7 @@
         <w:rPr>
           <w:rFonts w:cs="Times New Roman"/>
         </w:rPr>
-        <w:t xml:space="preserve">Cho phép người dùng chia sẻ sản phẩm yêu thích lên các mạng xã hội như Facebook, </w:t>
-      </w:r>
-      <w:r>
-        <w:rPr>
-          <w:rFonts w:cs="Times New Roman"/>
-        </w:rPr>
-        <w:t>Instagram.</w:t>
+        <w:t>Cho phép người dùng chia sẻ sản phẩm yêu thích lên các mạng xã hội như Facebook, Instagram.</w:t>
       </w:r>
     </w:p>
     <w:p>
@@ -2456,7 +3756,6 @@
         <w:rPr>
           <w:rFonts w:cs="Times New Roman"/>
         </w:rPr>
-        <w:lastRenderedPageBreak/>
         <w:t>Hệ thống phân quyền rõ ràng giữa quản trị viên và khách hàng.</w:t>
       </w:r>
     </w:p>
@@ -2471,52 +3770,45 @@
         <w:ind w:left="709" w:hanging="709"/>
         <w:jc w:val="both"/>
         <w:rPr>
-          <w:rFonts w:ascii="Times New Roman" w:hAnsi="Times New Roman" w:cs="Times New Roman"/>
-          <w:b/>
+          <w:rFonts w:cs="Times New Roman"/>
+          <w:b w:val="0"/>
           <w:bCs/>
-          <w:color w:val="000000" w:themeColor="text1"/>
-        </w:rPr>
-      </w:pPr>
-      <w:r>
-        <w:rPr>
-          <w:rFonts w:ascii="Times New Roman" w:hAnsi="Times New Roman" w:cs="Times New Roman"/>
-          <w:b/>
+        </w:rPr>
+      </w:pPr>
+      <w:bookmarkStart w:id="20" w:name="_Toc190213016"/>
+      <w:r>
+        <w:rPr>
+          <w:rFonts w:cs="Times New Roman"/>
           <w:bCs/>
-          <w:color w:val="000000" w:themeColor="text1"/>
         </w:rPr>
         <w:t xml:space="preserve">So sánh giữa </w:t>
       </w:r>
       <w:r>
         <w:rPr>
-          <w:rFonts w:ascii="Times New Roman" w:hAnsi="Times New Roman" w:cs="Times New Roman"/>
-          <w:b/>
+          <w:rFonts w:cs="Times New Roman"/>
           <w:bCs/>
-          <w:color w:val="000000" w:themeColor="text1"/>
         </w:rPr>
         <w:t>hệ thống</w:t>
       </w:r>
       <w:r>
         <w:rPr>
-          <w:rFonts w:ascii="Times New Roman" w:hAnsi="Times New Roman" w:cs="Times New Roman"/>
-          <w:b/>
+          <w:rFonts w:cs="Times New Roman"/>
           <w:bCs/>
-          <w:color w:val="000000" w:themeColor="text1"/>
         </w:rPr>
         <w:t xml:space="preserve"> đã có trên thị trường và hệ thống mới</w:t>
       </w:r>
-      <w:bookmarkStart w:id="16" w:name="_Toc174292624"/>
-      <w:bookmarkEnd w:id="14"/>
-      <w:bookmarkEnd w:id="15"/>
-      <w:r>
-        <w:rPr>
-          <w:rFonts w:ascii="Times New Roman" w:hAnsi="Times New Roman" w:cs="Times New Roman"/>
-          <w:b/>
+      <w:bookmarkStart w:id="21" w:name="_Toc174292624"/>
+      <w:bookmarkEnd w:id="18"/>
+      <w:bookmarkEnd w:id="19"/>
+      <w:bookmarkEnd w:id="20"/>
+      <w:r>
+        <w:rPr>
+          <w:rFonts w:cs="Times New Roman"/>
           <w:bCs/>
-          <w:color w:val="000000" w:themeColor="text1"/>
         </w:rPr>
         <w:t xml:space="preserve"> </w:t>
       </w:r>
-      <w:bookmarkEnd w:id="16"/>
+      <w:bookmarkEnd w:id="21"/>
     </w:p>
     <w:p>
       <w:pPr>
@@ -2531,9 +3823,9 @@
           <w:bCs/>
         </w:rPr>
       </w:pPr>
-      <w:bookmarkStart w:id="17" w:name="_Toc174292625"/>
-      <w:bookmarkStart w:id="18" w:name="_Toc175002882"/>
-      <w:bookmarkStart w:id="19" w:name="_Toc175669472"/>
+      <w:bookmarkStart w:id="22" w:name="_Toc174292625"/>
+      <w:bookmarkStart w:id="23" w:name="_Toc175002882"/>
+      <w:bookmarkStart w:id="24" w:name="_Toc175669472"/>
       <w:r>
         <w:rPr>
           <w:rFonts w:cs="Times New Roman"/>
@@ -2832,6 +4124,7 @@
           <w:b/>
           <w:bCs/>
         </w:rPr>
+        <w:lastRenderedPageBreak/>
         <w:t>Nhược điểm:</w:t>
       </w:r>
       <w:r>
@@ -2852,24 +4145,23 @@
         <w:ind w:left="284" w:hanging="284"/>
         <w:jc w:val="both"/>
         <w:rPr>
-          <w:rFonts w:ascii="Times New Roman" w:hAnsi="Times New Roman" w:cs="Times New Roman"/>
-          <w:b/>
+          <w:rFonts w:cs="Times New Roman"/>
+          <w:b w:val="0"/>
           <w:bCs/>
-          <w:color w:val="000000" w:themeColor="text1"/>
-        </w:rPr>
-      </w:pPr>
-      <w:r>
-        <w:rPr>
-          <w:rFonts w:ascii="Times New Roman" w:hAnsi="Times New Roman" w:cs="Times New Roman"/>
-          <w:b/>
+        </w:rPr>
+      </w:pPr>
+      <w:bookmarkStart w:id="25" w:name="_Toc190213017"/>
+      <w:r>
+        <w:rPr>
+          <w:rFonts w:cs="Times New Roman"/>
           <w:bCs/>
-          <w:color w:val="000000" w:themeColor="text1"/>
         </w:rPr>
         <w:t>Yêu cầu của đề tài</w:t>
       </w:r>
-      <w:bookmarkEnd w:id="17"/>
-      <w:bookmarkEnd w:id="18"/>
-      <w:bookmarkEnd w:id="19"/>
+      <w:bookmarkEnd w:id="22"/>
+      <w:bookmarkEnd w:id="23"/>
+      <w:bookmarkEnd w:id="24"/>
+      <w:bookmarkEnd w:id="25"/>
     </w:p>
     <w:p>
       <w:pPr>
@@ -2877,9 +4169,9 @@
           <w:rFonts w:cs="Times New Roman"/>
         </w:rPr>
       </w:pPr>
-      <w:bookmarkStart w:id="20" w:name="_Toc174292626"/>
-      <w:bookmarkStart w:id="21" w:name="_Toc175002883"/>
-      <w:bookmarkStart w:id="22" w:name="_Toc175669473"/>
+      <w:bookmarkStart w:id="26" w:name="_Toc174292626"/>
+      <w:bookmarkStart w:id="27" w:name="_Toc175002883"/>
+      <w:bookmarkStart w:id="28" w:name="_Toc175669473"/>
       <w:r>
         <w:rPr>
           <w:rFonts w:cs="Times New Roman"/>
@@ -2939,19 +4231,7 @@
         <w:rPr>
           <w:rFonts w:cs="Times New Roman"/>
         </w:rPr>
-        <w:t xml:space="preserve">Gắn thẻ sản phẩm: Hỗ trợ </w:t>
-      </w:r>
-      <w:r>
-        <w:rPr>
-          <w:rFonts w:cs="Times New Roman"/>
-        </w:rPr>
-        <w:t>gắn thẻ</w:t>
-      </w:r>
-      <w:r>
-        <w:rPr>
-          <w:rFonts w:cs="Times New Roman"/>
-        </w:rPr>
-        <w:t xml:space="preserve"> sản phẩm để dễ tìm kiếm và lọc.</w:t>
+        <w:t>Gắn thẻ sản phẩm: Hỗ trợ gắn thẻ sản phẩm để dễ tìm kiếm và lọc.</w:t>
       </w:r>
     </w:p>
     <w:p>
@@ -2987,7 +4267,6 @@
         <w:rPr>
           <w:rFonts w:cs="Times New Roman"/>
         </w:rPr>
-        <w:lastRenderedPageBreak/>
         <w:t>Thêm sản phẩm vào giỏ hàng, cập nhật số lượng, và xóa sản phẩm khỏi giỏ hàng.</w:t>
       </w:r>
     </w:p>
@@ -3363,6 +4642,7 @@
           <w:b/>
           <w:bCs/>
         </w:rPr>
+        <w:lastRenderedPageBreak/>
         <w:t>Cá nhân hóa:</w:t>
       </w:r>
     </w:p>
@@ -3394,24 +4674,23 @@
         <w:ind w:left="709" w:hanging="709"/>
         <w:jc w:val="both"/>
         <w:rPr>
-          <w:rFonts w:ascii="Times New Roman" w:hAnsi="Times New Roman" w:cs="Times New Roman"/>
-          <w:b/>
+          <w:rFonts w:cs="Times New Roman"/>
+          <w:b w:val="0"/>
           <w:bCs/>
-          <w:color w:val="000000" w:themeColor="text1"/>
-        </w:rPr>
-      </w:pPr>
-      <w:r>
-        <w:rPr>
-          <w:rFonts w:ascii="Times New Roman" w:hAnsi="Times New Roman" w:cs="Times New Roman"/>
-          <w:b/>
+        </w:rPr>
+      </w:pPr>
+      <w:bookmarkStart w:id="29" w:name="_Toc190213018"/>
+      <w:r>
+        <w:rPr>
+          <w:rFonts w:cs="Times New Roman"/>
           <w:bCs/>
-          <w:color w:val="000000" w:themeColor="text1"/>
         </w:rPr>
         <w:t>Công cụ lập trình</w:t>
       </w:r>
-      <w:bookmarkEnd w:id="20"/>
-      <w:bookmarkEnd w:id="21"/>
-      <w:bookmarkEnd w:id="22"/>
+      <w:bookmarkEnd w:id="26"/>
+      <w:bookmarkEnd w:id="27"/>
+      <w:bookmarkEnd w:id="28"/>
+      <w:bookmarkEnd w:id="29"/>
     </w:p>
     <w:p>
       <w:pPr>
@@ -3535,36 +4814,31 @@
         <w:spacing w:line="360" w:lineRule="auto"/>
         <w:jc w:val="center"/>
         <w:rPr>
-          <w:rFonts w:ascii="Times New Roman" w:hAnsi="Times New Roman" w:cs="Times New Roman"/>
-          <w:b/>
+          <w:rFonts w:cs="Times New Roman"/>
+          <w:b w:val="0"/>
           <w:bCs/>
-          <w:color w:val="000000" w:themeColor="text1"/>
           <w:sz w:val="26"/>
           <w:szCs w:val="26"/>
         </w:rPr>
       </w:pPr>
-      <w:bookmarkStart w:id="23" w:name="_Toc174292627"/>
-      <w:bookmarkStart w:id="24" w:name="_Toc175002884"/>
-      <w:bookmarkStart w:id="25" w:name="_Toc175669474"/>
-      <w:r>
-        <w:rPr>
-          <w:rFonts w:ascii="Times New Roman" w:hAnsi="Times New Roman" w:cs="Times New Roman"/>
-          <w:b/>
+      <w:bookmarkStart w:id="30" w:name="_Toc174292627"/>
+      <w:bookmarkStart w:id="31" w:name="_Toc175002884"/>
+      <w:bookmarkStart w:id="32" w:name="_Toc175669474"/>
+      <w:bookmarkStart w:id="33" w:name="_Toc190213019"/>
+      <w:r>
+        <w:rPr>
+          <w:rFonts w:cs="Times New Roman"/>
           <w:bCs/>
-          <w:color w:val="000000" w:themeColor="text1"/>
           <w:sz w:val="26"/>
           <w:szCs w:val="26"/>
           <w:lang w:val="vi"/>
         </w:rPr>
-        <w:lastRenderedPageBreak/>
         <w:t>CHƯƠNG I</w:t>
       </w:r>
       <w:r>
         <w:rPr>
-          <w:rFonts w:ascii="Times New Roman" w:hAnsi="Times New Roman" w:cs="Times New Roman"/>
-          <w:b/>
+          <w:rFonts w:cs="Times New Roman"/>
           <w:bCs/>
-          <w:color w:val="000000" w:themeColor="text1"/>
           <w:sz w:val="26"/>
           <w:szCs w:val="26"/>
         </w:rPr>
@@ -3572,10 +4846,8 @@
       </w:r>
       <w:r>
         <w:rPr>
-          <w:rFonts w:ascii="Times New Roman" w:hAnsi="Times New Roman" w:cs="Times New Roman"/>
-          <w:b/>
+          <w:rFonts w:cs="Times New Roman"/>
           <w:bCs/>
-          <w:color w:val="000000" w:themeColor="text1"/>
           <w:sz w:val="26"/>
           <w:szCs w:val="26"/>
           <w:lang w:val="vi"/>
@@ -3584,18 +4856,17 @@
       </w:r>
       <w:r>
         <w:rPr>
-          <w:rFonts w:ascii="Times New Roman" w:hAnsi="Times New Roman" w:cs="Times New Roman"/>
-          <w:b/>
+          <w:rFonts w:cs="Times New Roman"/>
           <w:bCs/>
-          <w:color w:val="000000" w:themeColor="text1"/>
           <w:sz w:val="26"/>
           <w:szCs w:val="26"/>
         </w:rPr>
         <w:t>PHÂN TÍCH HỆ THỐNG</w:t>
       </w:r>
-      <w:bookmarkEnd w:id="23"/>
-      <w:bookmarkEnd w:id="24"/>
-      <w:bookmarkEnd w:id="25"/>
+      <w:bookmarkEnd w:id="30"/>
+      <w:bookmarkEnd w:id="31"/>
+      <w:bookmarkEnd w:id="32"/>
+      <w:bookmarkEnd w:id="33"/>
     </w:p>
     <w:p>
       <w:pPr>
@@ -3608,27 +4879,28 @@
         <w:ind w:left="709" w:hanging="720"/>
         <w:jc w:val="both"/>
         <w:rPr>
-          <w:rFonts w:ascii="Times New Roman" w:hAnsi="Times New Roman" w:cs="Times New Roman"/>
-          <w:b/>
+          <w:rFonts w:cs="Times New Roman"/>
+          <w:b w:val="0"/>
           <w:bCs/>
           <w:color w:val="auto"/>
         </w:rPr>
       </w:pPr>
-      <w:bookmarkStart w:id="26" w:name="_Toc174292628"/>
-      <w:bookmarkStart w:id="27" w:name="_Toc175002885"/>
-      <w:bookmarkStart w:id="28" w:name="_Toc175669475"/>
-      <w:r>
-        <w:rPr>
-          <w:rFonts w:ascii="Times New Roman" w:hAnsi="Times New Roman" w:cs="Times New Roman"/>
-          <w:b/>
+      <w:bookmarkStart w:id="34" w:name="_Toc174292628"/>
+      <w:bookmarkStart w:id="35" w:name="_Toc175002885"/>
+      <w:bookmarkStart w:id="36" w:name="_Toc175669475"/>
+      <w:bookmarkStart w:id="37" w:name="_Toc190213020"/>
+      <w:r>
+        <w:rPr>
+          <w:rFonts w:cs="Times New Roman"/>
           <w:bCs/>
           <w:color w:val="auto"/>
         </w:rPr>
         <w:t>Tổng quan chức năng</w:t>
       </w:r>
-      <w:bookmarkEnd w:id="26"/>
-      <w:bookmarkEnd w:id="27"/>
-      <w:bookmarkEnd w:id="28"/>
+      <w:bookmarkEnd w:id="34"/>
+      <w:bookmarkEnd w:id="35"/>
+      <w:bookmarkEnd w:id="36"/>
+      <w:bookmarkEnd w:id="37"/>
     </w:p>
     <w:p>
       <w:pPr>
@@ -3641,21 +4913,21 @@
         <w:ind w:left="993" w:hanging="851"/>
         <w:jc w:val="both"/>
         <w:rPr>
-          <w:rFonts w:ascii="Times New Roman" w:hAnsi="Times New Roman" w:cs="Times New Roman"/>
-          <w:b/>
+          <w:rFonts w:cs="Times New Roman"/>
+          <w:b w:val="0"/>
           <w:bCs/>
           <w:color w:val="auto"/>
           <w:sz w:val="26"/>
           <w:szCs w:val="26"/>
         </w:rPr>
       </w:pPr>
-      <w:bookmarkStart w:id="29" w:name="_Toc174292629"/>
-      <w:bookmarkStart w:id="30" w:name="_Toc175002886"/>
-      <w:bookmarkStart w:id="31" w:name="_Toc175669476"/>
-      <w:r>
-        <w:rPr>
-          <w:rFonts w:ascii="Times New Roman" w:hAnsi="Times New Roman" w:cs="Times New Roman"/>
-          <w:b/>
+      <w:bookmarkStart w:id="38" w:name="_Toc174292629"/>
+      <w:bookmarkStart w:id="39" w:name="_Toc175002886"/>
+      <w:bookmarkStart w:id="40" w:name="_Toc175669476"/>
+      <w:bookmarkStart w:id="41" w:name="_Toc190213021"/>
+      <w:r>
+        <w:rPr>
+          <w:rFonts w:cs="Times New Roman"/>
           <w:bCs/>
           <w:color w:val="auto"/>
           <w:sz w:val="26"/>
@@ -3663,9 +4935,10 @@
         </w:rPr>
         <w:t>Xây dựng biểu đồ usecase tổng quát</w:t>
       </w:r>
-      <w:bookmarkEnd w:id="29"/>
-      <w:bookmarkEnd w:id="30"/>
-      <w:bookmarkEnd w:id="31"/>
+      <w:bookmarkEnd w:id="38"/>
+      <w:bookmarkEnd w:id="39"/>
+      <w:bookmarkEnd w:id="40"/>
+      <w:bookmarkEnd w:id="41"/>
     </w:p>
     <w:p>
       <w:pPr>
@@ -4092,15 +5365,7 @@
                 <w:color w:val="000000"/>
                 <w:szCs w:val="26"/>
               </w:rPr>
-              <w:t xml:space="preserve">Quản lý </w:t>
-            </w:r>
-            <w:r>
-              <w:rPr>
-                <w:rFonts w:eastAsia="Times New Roman" w:cs="Times New Roman"/>
-                <w:color w:val="000000"/>
-                <w:szCs w:val="26"/>
-              </w:rPr>
-              <w:t>sản phẩm</w:t>
+              <w:t>Quản lý sản phẩm</w:t>
             </w:r>
           </w:p>
           <w:p>
@@ -4124,15 +5389,7 @@
                 <w:color w:val="000000"/>
                 <w:szCs w:val="26"/>
               </w:rPr>
-              <w:t xml:space="preserve">Quản </w:t>
-            </w:r>
-            <w:r>
-              <w:rPr>
-                <w:rFonts w:eastAsia="Times New Roman" w:cs="Times New Roman"/>
-                <w:color w:val="000000"/>
-                <w:szCs w:val="26"/>
-              </w:rPr>
-              <w:t>người dùng</w:t>
+              <w:t>Quản người dùng</w:t>
             </w:r>
           </w:p>
         </w:tc>
@@ -4185,12 +5442,14 @@
           <w:p>
             <w:pPr>
               <w:rPr>
+                <w:rFonts w:cs="Times New Roman"/>
                 <w:b/>
                 <w:bCs/>
               </w:rPr>
             </w:pPr>
             <w:r>
               <w:rPr>
+                <w:rFonts w:cs="Times New Roman"/>
                 <w:b/>
                 <w:bCs/>
               </w:rPr>
@@ -4235,14 +5494,7 @@
                 <w:rFonts w:eastAsia="Times New Roman" w:cs="Times New Roman"/>
                 <w:szCs w:val="26"/>
               </w:rPr>
-              <w:t>Đăng nhập</w:t>
-            </w:r>
-            <w:r>
-              <w:rPr>
-                <w:rFonts w:eastAsia="Times New Roman" w:cs="Times New Roman"/>
-                <w:szCs w:val="26"/>
-              </w:rPr>
-              <w:t>, đăng ký</w:t>
+              <w:t>Đăng nhập, đăng ký</w:t>
             </w:r>
           </w:p>
           <w:p>
@@ -4333,19 +5585,20 @@
           <w:iCs w:val="0"/>
         </w:rPr>
       </w:pPr>
-      <w:bookmarkStart w:id="32" w:name="_Toc174306562"/>
-      <w:bookmarkStart w:id="33" w:name="_Toc174713406"/>
-      <w:bookmarkStart w:id="34" w:name="_Toc174979369"/>
-      <w:bookmarkStart w:id="35" w:name="_Toc175002969"/>
-      <w:bookmarkStart w:id="36" w:name="_Toc175151913"/>
-      <w:bookmarkStart w:id="37" w:name="_Toc175154394"/>
-      <w:bookmarkStart w:id="38" w:name="_Toc175669678"/>
+      <w:bookmarkStart w:id="42" w:name="_Toc174306562"/>
+      <w:bookmarkStart w:id="43" w:name="_Toc174713406"/>
+      <w:bookmarkStart w:id="44" w:name="_Toc174979369"/>
+      <w:bookmarkStart w:id="45" w:name="_Toc175002969"/>
+      <w:bookmarkStart w:id="46" w:name="_Toc175151913"/>
+      <w:bookmarkStart w:id="47" w:name="_Toc175154394"/>
+      <w:bookmarkStart w:id="48" w:name="_Toc175669678"/>
       <w:r>
         <w:rPr>
           <w:i w:val="0"/>
           <w:iCs w:val="0"/>
           <w:noProof/>
         </w:rPr>
+        <w:lastRenderedPageBreak/>
         <w:drawing>
           <wp:inline distT="0" distB="0" distL="0" distR="0" wp14:anchorId="6A6C9685" wp14:editId="53A71D64">
             <wp:extent cx="6649246" cy="3113878"/>
@@ -4402,13 +5655,13 @@
       <w:r>
         <w:t xml:space="preserve"> trang web </w:t>
       </w:r>
-      <w:bookmarkEnd w:id="32"/>
-      <w:bookmarkEnd w:id="33"/>
-      <w:bookmarkEnd w:id="34"/>
-      <w:bookmarkEnd w:id="35"/>
-      <w:bookmarkEnd w:id="36"/>
-      <w:bookmarkEnd w:id="37"/>
-      <w:bookmarkEnd w:id="38"/>
+      <w:bookmarkEnd w:id="42"/>
+      <w:bookmarkEnd w:id="43"/>
+      <w:bookmarkEnd w:id="44"/>
+      <w:bookmarkEnd w:id="45"/>
+      <w:bookmarkEnd w:id="46"/>
+      <w:bookmarkEnd w:id="47"/>
+      <w:bookmarkEnd w:id="48"/>
       <w:r>
         <w:t>bán đèn ngủ Light9</w:t>
       </w:r>
@@ -4424,32 +5677,32 @@
         <w:ind w:left="993" w:hanging="851"/>
         <w:jc w:val="both"/>
         <w:rPr>
-          <w:rFonts w:ascii="Times New Roman" w:hAnsi="Times New Roman" w:cs="Times New Roman"/>
-          <w:b/>
+          <w:rFonts w:cs="Times New Roman"/>
+          <w:b w:val="0"/>
           <w:bCs/>
           <w:color w:val="auto"/>
           <w:sz w:val="26"/>
           <w:szCs w:val="26"/>
         </w:rPr>
       </w:pPr>
-      <w:bookmarkStart w:id="39" w:name="_Toc174292630"/>
-      <w:bookmarkStart w:id="40" w:name="_Toc175002887"/>
-      <w:bookmarkStart w:id="41" w:name="_Toc175669477"/>
-      <w:r>
-        <w:rPr>
-          <w:rFonts w:ascii="Times New Roman" w:hAnsi="Times New Roman" w:cs="Times New Roman"/>
-          <w:b/>
+      <w:bookmarkStart w:id="49" w:name="_Toc174292630"/>
+      <w:bookmarkStart w:id="50" w:name="_Toc175002887"/>
+      <w:bookmarkStart w:id="51" w:name="_Toc175669477"/>
+      <w:bookmarkStart w:id="52" w:name="_Toc190213022"/>
+      <w:r>
+        <w:rPr>
+          <w:rFonts w:cs="Times New Roman"/>
           <w:bCs/>
           <w:color w:val="auto"/>
           <w:sz w:val="26"/>
           <w:szCs w:val="26"/>
         </w:rPr>
-        <w:lastRenderedPageBreak/>
         <w:t>Xây dựng biểu đồ usecase phân rã</w:t>
       </w:r>
-      <w:bookmarkEnd w:id="39"/>
-      <w:bookmarkEnd w:id="40"/>
-      <w:bookmarkEnd w:id="41"/>
+      <w:bookmarkEnd w:id="49"/>
+      <w:bookmarkEnd w:id="50"/>
+      <w:bookmarkEnd w:id="51"/>
+      <w:bookmarkEnd w:id="52"/>
     </w:p>
     <w:p>
       <w:pPr>
@@ -4462,8 +5715,8 @@
         <w:ind w:left="993" w:hanging="709"/>
         <w:jc w:val="both"/>
         <w:rPr>
-          <w:rFonts w:ascii="Times New Roman" w:hAnsi="Times New Roman" w:cs="Times New Roman"/>
-          <w:b/>
+          <w:rFonts w:cs="Times New Roman"/>
+          <w:b w:val="0"/>
           <w:bCs/>
           <w:i w:val="0"/>
           <w:iCs w:val="0"/>
@@ -4471,12 +5724,11 @@
           <w:szCs w:val="26"/>
         </w:rPr>
       </w:pPr>
-      <w:bookmarkStart w:id="42" w:name="_Toc174292631"/>
-      <w:bookmarkStart w:id="43" w:name="_Toc175002888"/>
-      <w:r>
-        <w:rPr>
-          <w:rFonts w:ascii="Times New Roman" w:hAnsi="Times New Roman" w:cs="Times New Roman"/>
-          <w:b/>
+      <w:bookmarkStart w:id="53" w:name="_Toc174292631"/>
+      <w:bookmarkStart w:id="54" w:name="_Toc175002888"/>
+      <w:r>
+        <w:rPr>
+          <w:rFonts w:cs="Times New Roman"/>
           <w:bCs/>
           <w:i w:val="0"/>
           <w:iCs w:val="0"/>
@@ -4485,12 +5737,11 @@
         </w:rPr>
         <w:t>Biểu đồ usecase phân rã Đăng nhập</w:t>
       </w:r>
-      <w:bookmarkEnd w:id="42"/>
-      <w:bookmarkEnd w:id="43"/>
-      <w:r>
-        <w:rPr>
-          <w:rFonts w:ascii="Times New Roman" w:hAnsi="Times New Roman" w:cs="Times New Roman"/>
-          <w:b/>
+      <w:bookmarkEnd w:id="53"/>
+      <w:bookmarkEnd w:id="54"/>
+      <w:r>
+        <w:rPr>
+          <w:rFonts w:cs="Times New Roman"/>
           <w:bCs/>
           <w:i w:val="0"/>
           <w:iCs w:val="0"/>
@@ -4562,13 +5813,13 @@
       <w:pPr>
         <w:pStyle w:val="hinhanh"/>
       </w:pPr>
-      <w:bookmarkStart w:id="44" w:name="_Toc174306563"/>
-      <w:bookmarkStart w:id="45" w:name="_Toc174713407"/>
-      <w:bookmarkStart w:id="46" w:name="_Toc174979370"/>
-      <w:bookmarkStart w:id="47" w:name="_Toc175002970"/>
-      <w:bookmarkStart w:id="48" w:name="_Toc175151914"/>
-      <w:bookmarkStart w:id="49" w:name="_Toc175154395"/>
-      <w:bookmarkStart w:id="50" w:name="_Toc175669679"/>
+      <w:bookmarkStart w:id="55" w:name="_Toc174306563"/>
+      <w:bookmarkStart w:id="56" w:name="_Toc174713407"/>
+      <w:bookmarkStart w:id="57" w:name="_Toc174979370"/>
+      <w:bookmarkStart w:id="58" w:name="_Toc175002970"/>
+      <w:bookmarkStart w:id="59" w:name="_Toc175151914"/>
+      <w:bookmarkStart w:id="60" w:name="_Toc175154395"/>
+      <w:bookmarkStart w:id="61" w:name="_Toc175669679"/>
       <w:r>
         <w:t>Hình 2.</w:t>
       </w:r>
@@ -4587,13 +5838,13 @@
       <w:r>
         <w:t>p</w:t>
       </w:r>
-      <w:bookmarkEnd w:id="44"/>
-      <w:bookmarkEnd w:id="45"/>
-      <w:bookmarkEnd w:id="46"/>
-      <w:bookmarkEnd w:id="47"/>
-      <w:bookmarkEnd w:id="48"/>
-      <w:bookmarkEnd w:id="49"/>
-      <w:bookmarkEnd w:id="50"/>
+      <w:bookmarkEnd w:id="55"/>
+      <w:bookmarkEnd w:id="56"/>
+      <w:bookmarkEnd w:id="57"/>
+      <w:bookmarkEnd w:id="58"/>
+      <w:bookmarkEnd w:id="59"/>
+      <w:bookmarkEnd w:id="60"/>
+      <w:bookmarkEnd w:id="61"/>
     </w:p>
     <w:p>
       <w:pPr>
@@ -4675,6 +5926,7 @@
                 <w:sz w:val="26"/>
                 <w:szCs w:val="26"/>
               </w:rPr>
+              <w:lastRenderedPageBreak/>
               <w:t>Usecase</w:t>
             </w:r>
           </w:p>
@@ -5341,16 +6593,7 @@
                 <w:szCs w:val="26"/>
                 <w:lang w:val="en-US"/>
               </w:rPr>
-              <w:t xml:space="preserve">Nếu thông tin đăng nhập hợp lệ, người dùng sẽ được chuyển đến trang chính của hệ thống với </w:t>
-            </w:r>
-            <w:r>
-              <w:rPr>
-                <w:sz w:val="26"/>
-                <w:szCs w:val="26"/>
-                <w:lang w:val="en-US"/>
-              </w:rPr>
-              <w:lastRenderedPageBreak/>
-              <w:t>quyền truy cập tương ứng.</w:t>
+              <w:t>Nếu thông tin đăng nhập hợp lệ, người dùng sẽ được chuyển đến trang chính của hệ thống với quyền truy cập tương ứng.</w:t>
             </w:r>
           </w:p>
           <w:p>
@@ -5405,7 +6648,6 @@
                 <w:sz w:val="26"/>
                 <w:szCs w:val="26"/>
               </w:rPr>
-              <w:lastRenderedPageBreak/>
               <w:t>Luồng</w:t>
             </w:r>
             <w:r>
@@ -5684,6 +6926,7 @@
                 <w:sz w:val="26"/>
                 <w:szCs w:val="26"/>
               </w:rPr>
+              <w:lastRenderedPageBreak/>
               <w:t>Kết thúc</w:t>
             </w:r>
             <w:r>
@@ -5723,6 +6966,7 @@
                 <w:sz w:val="26"/>
                 <w:szCs w:val="26"/>
               </w:rPr>
+              <w:lastRenderedPageBreak/>
               <w:t>Luồng sự kiện phụ</w:t>
             </w:r>
           </w:p>
@@ -6034,7 +7278,6 @@
                 <w:szCs w:val="26"/>
                 <w:lang w:val="en-US"/>
               </w:rPr>
-              <w:lastRenderedPageBreak/>
               <w:t>Điểm mở rộng</w:t>
             </w:r>
           </w:p>
@@ -6264,6 +7507,7 @@
                 <w:sz w:val="26"/>
                 <w:szCs w:val="26"/>
               </w:rPr>
+              <w:lastRenderedPageBreak/>
               <w:t>Điều kiện đầu ra</w:t>
             </w:r>
           </w:p>
@@ -6534,8 +7778,8 @@
         <w:ind w:left="993" w:hanging="709"/>
         <w:jc w:val="both"/>
         <w:rPr>
-          <w:rFonts w:ascii="Times New Roman" w:hAnsi="Times New Roman" w:cs="Times New Roman"/>
-          <w:b/>
+          <w:rFonts w:cs="Times New Roman"/>
+          <w:b w:val="0"/>
           <w:bCs/>
           <w:i w:val="0"/>
           <w:iCs w:val="0"/>
@@ -6543,12 +7787,11 @@
           <w:szCs w:val="26"/>
         </w:rPr>
       </w:pPr>
-      <w:bookmarkStart w:id="51" w:name="_Toc174292632"/>
-      <w:bookmarkStart w:id="52" w:name="_Toc175002889"/>
-      <w:r>
-        <w:rPr>
-          <w:rFonts w:ascii="Times New Roman" w:hAnsi="Times New Roman" w:cs="Times New Roman"/>
-          <w:b/>
+      <w:bookmarkStart w:id="62" w:name="_Toc174292632"/>
+      <w:bookmarkStart w:id="63" w:name="_Toc175002889"/>
+      <w:r>
+        <w:rPr>
+          <w:rFonts w:cs="Times New Roman"/>
           <w:bCs/>
           <w:i w:val="0"/>
           <w:iCs w:val="0"/>
@@ -6559,8 +7802,7 @@
       </w:r>
       <w:r>
         <w:rPr>
-          <w:rFonts w:ascii="Times New Roman" w:hAnsi="Times New Roman" w:cs="Times New Roman"/>
-          <w:b/>
+          <w:rFonts w:cs="Times New Roman"/>
           <w:bCs/>
           <w:i w:val="0"/>
           <w:iCs w:val="0"/>
@@ -6571,8 +7813,7 @@
       </w:r>
       <w:r>
         <w:rPr>
-          <w:rFonts w:ascii="Times New Roman" w:hAnsi="Times New Roman" w:cs="Times New Roman"/>
-          <w:b/>
+          <w:rFonts w:cs="Times New Roman"/>
           <w:bCs/>
           <w:i w:val="0"/>
           <w:iCs w:val="0"/>
@@ -6581,8 +7822,8 @@
         </w:rPr>
         <w:t>:</w:t>
       </w:r>
-      <w:bookmarkEnd w:id="51"/>
-      <w:bookmarkEnd w:id="52"/>
+      <w:bookmarkEnd w:id="62"/>
+      <w:bookmarkEnd w:id="63"/>
     </w:p>
     <w:p>
       <w:pPr>
@@ -6598,13 +7839,13 @@
       <w:pPr>
         <w:pStyle w:val="hinhanh"/>
       </w:pPr>
-      <w:bookmarkStart w:id="53" w:name="_Toc174306564"/>
-      <w:bookmarkStart w:id="54" w:name="_Toc174713408"/>
-      <w:bookmarkStart w:id="55" w:name="_Toc174979371"/>
-      <w:bookmarkStart w:id="56" w:name="_Toc175002971"/>
-      <w:bookmarkStart w:id="57" w:name="_Toc175151915"/>
-      <w:bookmarkStart w:id="58" w:name="_Toc175154396"/>
-      <w:bookmarkStart w:id="59" w:name="_Toc175669680"/>
+      <w:bookmarkStart w:id="64" w:name="_Toc174306564"/>
+      <w:bookmarkStart w:id="65" w:name="_Toc174713408"/>
+      <w:bookmarkStart w:id="66" w:name="_Toc174979371"/>
+      <w:bookmarkStart w:id="67" w:name="_Toc175002971"/>
+      <w:bookmarkStart w:id="68" w:name="_Toc175151915"/>
+      <w:bookmarkStart w:id="69" w:name="_Toc175154396"/>
+      <w:bookmarkStart w:id="70" w:name="_Toc175669680"/>
       <w:r>
         <w:t xml:space="preserve">Hình </w:t>
       </w:r>
@@ -6620,13 +7861,13 @@
       <w:r>
         <w:t>usecase</w:t>
       </w:r>
-      <w:bookmarkEnd w:id="53"/>
-      <w:bookmarkEnd w:id="54"/>
-      <w:bookmarkEnd w:id="55"/>
-      <w:bookmarkEnd w:id="56"/>
-      <w:bookmarkEnd w:id="57"/>
-      <w:bookmarkEnd w:id="58"/>
-      <w:bookmarkEnd w:id="59"/>
+      <w:bookmarkEnd w:id="64"/>
+      <w:bookmarkEnd w:id="65"/>
+      <w:bookmarkEnd w:id="66"/>
+      <w:bookmarkEnd w:id="67"/>
+      <w:bookmarkEnd w:id="68"/>
+      <w:bookmarkEnd w:id="69"/>
+      <w:bookmarkEnd w:id="70"/>
       <w:r>
         <w:t xml:space="preserve"> Xem</w:t>
       </w:r>
@@ -6643,7 +7884,6 @@
         <w:rPr>
           <w:noProof/>
         </w:rPr>
-        <w:lastRenderedPageBreak/>
         <w:drawing>
           <wp:inline distT="0" distB="0" distL="0" distR="0" wp14:anchorId="69349094" wp14:editId="72E3BA10">
             <wp:extent cx="4938709" cy="2770496"/>
@@ -6843,6 +8083,7 @@
                 <w:sz w:val="26"/>
                 <w:szCs w:val="26"/>
               </w:rPr>
+              <w:lastRenderedPageBreak/>
               <w:t>Actor</w:t>
             </w:r>
           </w:p>
@@ -7378,7 +8619,6 @@
                 <w:sz w:val="26"/>
                 <w:szCs w:val="26"/>
               </w:rPr>
-              <w:lastRenderedPageBreak/>
               <w:t>Luồng</w:t>
             </w:r>
             <w:r>
@@ -7653,6 +8893,7 @@
                 <w:szCs w:val="26"/>
                 <w:lang w:val="en-US"/>
               </w:rPr>
+              <w:lastRenderedPageBreak/>
               <w:t>Luồng sự kiện phụ</w:t>
             </w:r>
           </w:p>
@@ -7727,27 +8968,7 @@
                 <w:szCs w:val="26"/>
                 <w:lang w:val="en-US"/>
               </w:rPr>
-              <w:t xml:space="preserve">Người dùng có thể chia sẻ </w:t>
-            </w:r>
-            <w:r>
-              <w:rPr>
-                <w:b/>
-                <w:bCs/>
-                <w:sz w:val="26"/>
-                <w:szCs w:val="26"/>
-                <w:lang w:val="en-US"/>
-              </w:rPr>
-              <w:t>sản phẩm</w:t>
-            </w:r>
-            <w:r>
-              <w:rPr>
-                <w:b/>
-                <w:bCs/>
-                <w:sz w:val="26"/>
-                <w:szCs w:val="26"/>
-                <w:lang w:val="en-US"/>
-              </w:rPr>
-              <w:t xml:space="preserve"> qua mạng xã hội</w:t>
+              <w:t>Người dùng có thể chia sẻ sản phẩm qua mạng xã hội</w:t>
             </w:r>
           </w:p>
           <w:p>
@@ -7773,23 +8994,7 @@
                 <w:szCs w:val="26"/>
                 <w:lang w:val="en-US"/>
               </w:rPr>
-              <w:t xml:space="preserve">Người dùng chọn tùy chọn chia sẻ trên </w:t>
-            </w:r>
-            <w:r>
-              <w:rPr>
-                <w:sz w:val="26"/>
-                <w:szCs w:val="26"/>
-                <w:lang w:val="en-US"/>
-              </w:rPr>
-              <w:t>sản phẩm</w:t>
-            </w:r>
-            <w:r>
-              <w:rPr>
-                <w:sz w:val="26"/>
-                <w:szCs w:val="26"/>
-                <w:lang w:val="en-US"/>
-              </w:rPr>
-              <w:t>.</w:t>
+              <w:t>Người dùng chọn tùy chọn chia sẻ trên sản phẩm.</w:t>
             </w:r>
           </w:p>
           <w:p>
@@ -8248,15 +9453,7 @@
                 <w:sz w:val="26"/>
                 <w:szCs w:val="26"/>
               </w:rPr>
-              <w:t xml:space="preserve">: Hiển thị thông báo lỗi và cho </w:t>
-            </w:r>
-            <w:r>
-              <w:rPr>
-                <w:sz w:val="26"/>
-                <w:szCs w:val="26"/>
-              </w:rPr>
-              <w:lastRenderedPageBreak/>
-              <w:t>phép người dùng thử lại.</w:t>
+              <w:t>: Hiển thị thông báo lỗi và cho phép người dùng thử lại.</w:t>
             </w:r>
           </w:p>
         </w:tc>
@@ -8284,8 +9481,8 @@
         <w:ind w:left="993" w:hanging="709"/>
         <w:jc w:val="both"/>
         <w:rPr>
-          <w:rFonts w:ascii="Times New Roman" w:hAnsi="Times New Roman" w:cs="Times New Roman"/>
-          <w:b/>
+          <w:rFonts w:cs="Times New Roman"/>
+          <w:b w:val="0"/>
           <w:bCs/>
           <w:i w:val="0"/>
           <w:iCs w:val="0"/>
@@ -8293,24 +9490,23 @@
           <w:szCs w:val="26"/>
         </w:rPr>
       </w:pPr>
-      <w:bookmarkStart w:id="60" w:name="_Toc174292633"/>
-      <w:bookmarkStart w:id="61" w:name="_Toc175002890"/>
-      <w:r>
-        <w:rPr>
-          <w:rFonts w:ascii="Times New Roman" w:hAnsi="Times New Roman" w:cs="Times New Roman"/>
-          <w:b/>
+      <w:bookmarkStart w:id="71" w:name="_Toc174292633"/>
+      <w:bookmarkStart w:id="72" w:name="_Toc175002890"/>
+      <w:r>
+        <w:rPr>
+          <w:rFonts w:cs="Times New Roman"/>
           <w:bCs/>
           <w:i w:val="0"/>
           <w:iCs w:val="0"/>
           <w:color w:val="auto"/>
           <w:szCs w:val="26"/>
         </w:rPr>
+        <w:lastRenderedPageBreak/>
         <w:t xml:space="preserve">Biểu đồ usecase phân rã Lọc </w:t>
       </w:r>
       <w:r>
         <w:rPr>
-          <w:rFonts w:ascii="Times New Roman" w:hAnsi="Times New Roman" w:cs="Times New Roman"/>
-          <w:b/>
+          <w:rFonts w:cs="Times New Roman"/>
           <w:bCs/>
           <w:i w:val="0"/>
           <w:iCs w:val="0"/>
@@ -8321,8 +9517,7 @@
       </w:r>
       <w:r>
         <w:rPr>
-          <w:rFonts w:ascii="Times New Roman" w:hAnsi="Times New Roman" w:cs="Times New Roman"/>
-          <w:b/>
+          <w:rFonts w:cs="Times New Roman"/>
           <w:bCs/>
           <w:i w:val="0"/>
           <w:iCs w:val="0"/>
@@ -8331,12 +9526,18 @@
         </w:rPr>
         <w:t>:</w:t>
       </w:r>
-      <w:bookmarkEnd w:id="60"/>
-      <w:bookmarkEnd w:id="61"/>
+      <w:bookmarkEnd w:id="71"/>
+      <w:bookmarkEnd w:id="72"/>
     </w:p>
     <w:p>
-      <w:r>
-        <w:rPr>
+      <w:pPr>
+        <w:rPr>
+          <w:rFonts w:cs="Times New Roman"/>
+        </w:rPr>
+      </w:pPr>
+      <w:r>
+        <w:rPr>
+          <w:rFonts w:cs="Times New Roman"/>
           <w:noProof/>
         </w:rPr>
         <w:drawing>
@@ -8403,13 +9604,13 @@
       <w:pPr>
         <w:pStyle w:val="hinhanh"/>
       </w:pPr>
-      <w:bookmarkStart w:id="62" w:name="_Toc174306565"/>
-      <w:bookmarkStart w:id="63" w:name="_Toc174713409"/>
-      <w:bookmarkStart w:id="64" w:name="_Toc174979372"/>
-      <w:bookmarkStart w:id="65" w:name="_Toc175002972"/>
-      <w:bookmarkStart w:id="66" w:name="_Toc175151916"/>
-      <w:bookmarkStart w:id="67" w:name="_Toc175154397"/>
-      <w:bookmarkStart w:id="68" w:name="_Toc175669681"/>
+      <w:bookmarkStart w:id="73" w:name="_Toc174306565"/>
+      <w:bookmarkStart w:id="74" w:name="_Toc174713409"/>
+      <w:bookmarkStart w:id="75" w:name="_Toc174979372"/>
+      <w:bookmarkStart w:id="76" w:name="_Toc175002972"/>
+      <w:bookmarkStart w:id="77" w:name="_Toc175151916"/>
+      <w:bookmarkStart w:id="78" w:name="_Toc175154397"/>
+      <w:bookmarkStart w:id="79" w:name="_Toc175669681"/>
       <w:r>
         <w:t>Hình 2.</w:t>
       </w:r>
@@ -8419,13 +9620,13 @@
       <w:r>
         <w:t xml:space="preserve">. Biểu đồ phân rã usecase Lọc </w:t>
       </w:r>
-      <w:bookmarkEnd w:id="62"/>
-      <w:bookmarkEnd w:id="63"/>
-      <w:bookmarkEnd w:id="64"/>
-      <w:bookmarkEnd w:id="65"/>
-      <w:bookmarkEnd w:id="66"/>
-      <w:bookmarkEnd w:id="67"/>
-      <w:bookmarkEnd w:id="68"/>
+      <w:bookmarkEnd w:id="73"/>
+      <w:bookmarkEnd w:id="74"/>
+      <w:bookmarkEnd w:id="75"/>
+      <w:bookmarkEnd w:id="76"/>
+      <w:bookmarkEnd w:id="77"/>
+      <w:bookmarkEnd w:id="78"/>
+      <w:bookmarkEnd w:id="79"/>
       <w:r>
         <w:t>sản phẩm</w:t>
       </w:r>
@@ -8873,7 +10074,6 @@
                 <w:szCs w:val="26"/>
                 <w:lang w:val="vi"/>
               </w:rPr>
-              <w:lastRenderedPageBreak/>
               <w:t xml:space="preserve">Ca sử dụng bắt đầu khi </w:t>
             </w:r>
             <w:r>
@@ -8893,6 +10093,9 @@
               <w:t xml:space="preserve"> bắt đầu truy cập vào trang </w:t>
             </w:r>
             <w:r>
+              <w:rPr>
+                <w:rFonts w:cs="Times New Roman"/>
+              </w:rPr>
               <w:t>bán đèn ngủ Light9</w:t>
             </w:r>
             <w:r>
@@ -8937,7 +10140,6 @@
                 <w:szCs w:val="26"/>
                 <w:lang w:val="en-US"/>
               </w:rPr>
-              <w:lastRenderedPageBreak/>
               <w:t>Điều kiện hậu nghiệm</w:t>
             </w:r>
           </w:p>
@@ -9033,7 +10235,15 @@
                 <w:sz w:val="26"/>
                 <w:szCs w:val="26"/>
               </w:rPr>
-              <w:t xml:space="preserve"> nào phù hợp với tiêu chí lọc.</w:t>
+              <w:t xml:space="preserve"> nào phù hợp với tiêu </w:t>
+            </w:r>
+            <w:r>
+              <w:rPr>
+                <w:sz w:val="26"/>
+                <w:szCs w:val="26"/>
+              </w:rPr>
+              <w:lastRenderedPageBreak/>
+              <w:t>chí lọc.</w:t>
             </w:r>
           </w:p>
         </w:tc>
@@ -9065,6 +10275,7 @@
                 <w:sz w:val="26"/>
                 <w:szCs w:val="26"/>
               </w:rPr>
+              <w:lastRenderedPageBreak/>
               <w:t>Luồng</w:t>
             </w:r>
             <w:r>
@@ -9703,7 +10914,6 @@
                 <w:szCs w:val="26"/>
                 <w:lang w:val="en-US"/>
               </w:rPr>
-              <w:lastRenderedPageBreak/>
               <w:t>Luồng sự kiện phụ</w:t>
             </w:r>
           </w:p>
@@ -9884,7 +11094,15 @@
                 <w:sz w:val="26"/>
                 <w:szCs w:val="26"/>
               </w:rPr>
-              <w:t xml:space="preserve"> nào thuộc thể loại này."</w:t>
+              <w:t xml:space="preserve"> </w:t>
+            </w:r>
+            <w:r>
+              <w:rPr>
+                <w:sz w:val="26"/>
+                <w:szCs w:val="26"/>
+              </w:rPr>
+              <w:lastRenderedPageBreak/>
+              <w:t>nào thuộc thể loại này."</w:t>
             </w:r>
           </w:p>
           <w:p>
@@ -9961,6 +11179,7 @@
                 <w:szCs w:val="26"/>
                 <w:lang w:val="en-US"/>
               </w:rPr>
+              <w:lastRenderedPageBreak/>
               <w:t>Điều kiện đầu ra</w:t>
             </w:r>
           </w:p>
@@ -10074,11 +11293,12 @@
       <w:pPr>
         <w:spacing w:after="100" w:line="360" w:lineRule="auto"/>
         <w:rPr>
+          <w:rFonts w:cs="Times New Roman"/>
           <w:lang w:val="vi"/>
         </w:rPr>
       </w:pPr>
-      <w:bookmarkStart w:id="69" w:name="_Toc174292634"/>
-      <w:bookmarkStart w:id="70" w:name="_Toc175002891"/>
+      <w:bookmarkStart w:id="80" w:name="_Toc174292634"/>
+      <w:bookmarkStart w:id="81" w:name="_Toc175002891"/>
     </w:p>
     <w:p>
       <w:pPr>
@@ -10091,8 +11311,8 @@
         <w:ind w:left="993" w:hanging="709"/>
         <w:jc w:val="both"/>
         <w:rPr>
-          <w:rFonts w:ascii="Times New Roman" w:hAnsi="Times New Roman" w:cs="Times New Roman"/>
-          <w:b/>
+          <w:rFonts w:cs="Times New Roman"/>
+          <w:b w:val="0"/>
           <w:bCs/>
           <w:i w:val="0"/>
           <w:iCs w:val="0"/>
@@ -10103,8 +11323,7 @@
       </w:pPr>
       <w:r>
         <w:rPr>
-          <w:rFonts w:ascii="Times New Roman" w:hAnsi="Times New Roman" w:cs="Times New Roman"/>
-          <w:b/>
+          <w:rFonts w:cs="Times New Roman"/>
           <w:bCs/>
           <w:i w:val="0"/>
           <w:iCs w:val="0"/>
@@ -10116,8 +11335,7 @@
       </w:r>
       <w:r>
         <w:rPr>
-          <w:rFonts w:ascii="Times New Roman" w:hAnsi="Times New Roman" w:cs="Times New Roman"/>
-          <w:b/>
+          <w:rFonts w:cs="Times New Roman"/>
           <w:bCs/>
           <w:i w:val="0"/>
           <w:iCs w:val="0"/>
@@ -10129,8 +11347,7 @@
       </w:r>
       <w:r>
         <w:rPr>
-          <w:rFonts w:ascii="Times New Roman" w:hAnsi="Times New Roman" w:cs="Times New Roman"/>
-          <w:b/>
+          <w:rFonts w:cs="Times New Roman"/>
           <w:bCs/>
           <w:i w:val="0"/>
           <w:iCs w:val="0"/>
@@ -10142,8 +11359,7 @@
       </w:r>
       <w:r>
         <w:rPr>
-          <w:rFonts w:ascii="Times New Roman" w:hAnsi="Times New Roman" w:cs="Times New Roman"/>
-          <w:b/>
+          <w:rFonts w:cs="Times New Roman"/>
           <w:bCs/>
           <w:i w:val="0"/>
           <w:iCs w:val="0"/>
@@ -10153,8 +11369,8 @@
         </w:rPr>
         <w:t>:</w:t>
       </w:r>
-      <w:bookmarkEnd w:id="69"/>
-      <w:bookmarkEnd w:id="70"/>
+      <w:bookmarkEnd w:id="80"/>
+      <w:bookmarkEnd w:id="81"/>
     </w:p>
     <w:p>
       <w:pPr>
@@ -10223,13 +11439,13 @@
           <w:lang w:val="vi"/>
         </w:rPr>
       </w:pPr>
-      <w:bookmarkStart w:id="71" w:name="_Toc174306566"/>
-      <w:bookmarkStart w:id="72" w:name="_Toc174713410"/>
-      <w:bookmarkStart w:id="73" w:name="_Toc174979373"/>
-      <w:bookmarkStart w:id="74" w:name="_Toc175002973"/>
-      <w:bookmarkStart w:id="75" w:name="_Toc175151917"/>
-      <w:bookmarkStart w:id="76" w:name="_Toc175154398"/>
-      <w:bookmarkStart w:id="77" w:name="_Toc175669682"/>
+      <w:bookmarkStart w:id="82" w:name="_Toc174306566"/>
+      <w:bookmarkStart w:id="83" w:name="_Toc174713410"/>
+      <w:bookmarkStart w:id="84" w:name="_Toc174979373"/>
+      <w:bookmarkStart w:id="85" w:name="_Toc175002973"/>
+      <w:bookmarkStart w:id="86" w:name="_Toc175151917"/>
+      <w:bookmarkStart w:id="87" w:name="_Toc175154398"/>
+      <w:bookmarkStart w:id="88" w:name="_Toc175669682"/>
       <w:r>
         <w:rPr>
           <w:lang w:val="vi"/>
@@ -10254,19 +11470,19 @@
         </w:rPr>
         <w:t xml:space="preserve">. Biểu đồ phân rã usecase Quản lý </w:t>
       </w:r>
-      <w:bookmarkEnd w:id="71"/>
-      <w:bookmarkEnd w:id="72"/>
-      <w:bookmarkEnd w:id="73"/>
-      <w:bookmarkEnd w:id="74"/>
+      <w:bookmarkEnd w:id="82"/>
+      <w:bookmarkEnd w:id="83"/>
+      <w:bookmarkEnd w:id="84"/>
+      <w:bookmarkEnd w:id="85"/>
       <w:r>
         <w:rPr>
           <w:lang w:val="vi"/>
         </w:rPr>
         <w:t>sản phẩm</w:t>
       </w:r>
-      <w:bookmarkEnd w:id="75"/>
-      <w:bookmarkEnd w:id="76"/>
-      <w:bookmarkEnd w:id="77"/>
+      <w:bookmarkEnd w:id="86"/>
+      <w:bookmarkEnd w:id="87"/>
+      <w:bookmarkEnd w:id="88"/>
     </w:p>
     <w:p>
       <w:pPr>
@@ -10355,7 +11571,6 @@
                 <w:sz w:val="26"/>
                 <w:szCs w:val="26"/>
               </w:rPr>
-              <w:lastRenderedPageBreak/>
               <w:t>Usecase</w:t>
             </w:r>
           </w:p>
@@ -10486,6 +11701,7 @@
                 <w:sz w:val="26"/>
                 <w:szCs w:val="26"/>
               </w:rPr>
+              <w:lastRenderedPageBreak/>
               <w:t>Mô</w:t>
             </w:r>
             <w:r>
@@ -10762,15 +11978,7 @@
                 <w:szCs w:val="26"/>
                 <w:lang w:val="en-US"/>
               </w:rPr>
-              <w:t>Sản phẩm</w:t>
-            </w:r>
-            <w:r>
-              <w:rPr>
-                <w:sz w:val="26"/>
-                <w:szCs w:val="26"/>
-                <w:lang w:val="en-US"/>
-              </w:rPr>
-              <w:t xml:space="preserve"> </w:t>
+              <w:t xml:space="preserve">Sản phẩm </w:t>
             </w:r>
             <w:r>
               <w:rPr>
@@ -10801,15 +12009,7 @@
                 <w:szCs w:val="26"/>
                 <w:lang w:val="en-US"/>
               </w:rPr>
-              <w:t>Sản phẩm</w:t>
-            </w:r>
-            <w:r>
-              <w:rPr>
-                <w:sz w:val="26"/>
-                <w:szCs w:val="26"/>
-                <w:lang w:val="en-US"/>
-              </w:rPr>
-              <w:t xml:space="preserve"> </w:t>
+              <w:t xml:space="preserve">Sản phẩm </w:t>
             </w:r>
             <w:r>
               <w:rPr>
@@ -11001,15 +12201,7 @@
                 <w:szCs w:val="26"/>
                 <w:lang w:val="en-US"/>
               </w:rPr>
-              <w:t>sản phẩm</w:t>
-            </w:r>
-            <w:r>
-              <w:rPr>
-                <w:sz w:val="26"/>
-                <w:szCs w:val="26"/>
-                <w:lang w:val="en-US"/>
-              </w:rPr>
-              <w:t xml:space="preserve"> </w:t>
+              <w:t xml:space="preserve">sản phẩm </w:t>
             </w:r>
             <w:r>
               <w:rPr>
@@ -11541,7 +12733,6 @@
                 <w:szCs w:val="26"/>
                 <w:lang w:val="en-US"/>
               </w:rPr>
-              <w:lastRenderedPageBreak/>
               <w:t xml:space="preserve">Hệ thống hiển thị thông tin chi tiết của </w:t>
             </w:r>
             <w:r>
@@ -11639,6 +12830,7 @@
                 <w:szCs w:val="26"/>
                 <w:lang w:val="en-US"/>
               </w:rPr>
+              <w:lastRenderedPageBreak/>
               <w:t xml:space="preserve">Hệ thống kiểm tra tính hợp lệ của thông tin và cập nhật </w:t>
             </w:r>
             <w:r>
@@ -12470,7 +13662,6 @@
                 <w:sz w:val="26"/>
                 <w:szCs w:val="26"/>
               </w:rPr>
-              <w:lastRenderedPageBreak/>
               <w:t>Hành động hệ thống</w:t>
             </w:r>
             <w:r>
@@ -12506,8 +13697,8 @@
         <w:ind w:left="993" w:hanging="709"/>
         <w:jc w:val="both"/>
         <w:rPr>
-          <w:rFonts w:ascii="Times New Roman" w:hAnsi="Times New Roman" w:cs="Times New Roman"/>
-          <w:b/>
+          <w:rFonts w:cs="Times New Roman"/>
+          <w:b w:val="0"/>
           <w:bCs/>
           <w:i w:val="0"/>
           <w:iCs w:val="0"/>
@@ -12516,12 +13707,11 @@
           <w:lang w:val="vi"/>
         </w:rPr>
       </w:pPr>
-      <w:bookmarkStart w:id="78" w:name="_Toc174292635"/>
-      <w:bookmarkStart w:id="79" w:name="_Toc175002892"/>
-      <w:r>
-        <w:rPr>
-          <w:rFonts w:ascii="Times New Roman" w:hAnsi="Times New Roman" w:cs="Times New Roman"/>
-          <w:b/>
+      <w:bookmarkStart w:id="89" w:name="_Toc174292635"/>
+      <w:bookmarkStart w:id="90" w:name="_Toc175002892"/>
+      <w:r>
+        <w:rPr>
+          <w:rFonts w:cs="Times New Roman"/>
           <w:bCs/>
           <w:i w:val="0"/>
           <w:iCs w:val="0"/>
@@ -12529,12 +13719,12 @@
           <w:szCs w:val="26"/>
           <w:lang w:val="vi"/>
         </w:rPr>
+        <w:lastRenderedPageBreak/>
         <w:t xml:space="preserve">Biểu đồ usecase phân rã Quản lý </w:t>
       </w:r>
       <w:r>
         <w:rPr>
-          <w:rFonts w:ascii="Times New Roman" w:hAnsi="Times New Roman" w:cs="Times New Roman"/>
-          <w:b/>
+          <w:rFonts w:cs="Times New Roman"/>
           <w:bCs/>
           <w:i w:val="0"/>
           <w:iCs w:val="0"/>
@@ -12545,8 +13735,7 @@
       </w:r>
       <w:r>
         <w:rPr>
-          <w:rFonts w:ascii="Times New Roman" w:hAnsi="Times New Roman" w:cs="Times New Roman"/>
-          <w:b/>
+          <w:rFonts w:cs="Times New Roman"/>
           <w:bCs/>
           <w:i w:val="0"/>
           <w:iCs w:val="0"/>
@@ -12556,8 +13745,8 @@
         </w:rPr>
         <w:t>:</w:t>
       </w:r>
-      <w:bookmarkEnd w:id="78"/>
-      <w:bookmarkEnd w:id="79"/>
+      <w:bookmarkEnd w:id="89"/>
+      <w:bookmarkEnd w:id="90"/>
     </w:p>
     <w:p>
       <w:pPr>
@@ -12622,13 +13811,13 @@
       <w:pPr>
         <w:pStyle w:val="hinhanh"/>
       </w:pPr>
-      <w:bookmarkStart w:id="80" w:name="_Toc174306567"/>
-      <w:bookmarkStart w:id="81" w:name="_Toc174713411"/>
-      <w:bookmarkStart w:id="82" w:name="_Toc174979374"/>
-      <w:bookmarkStart w:id="83" w:name="_Toc175002974"/>
-      <w:bookmarkStart w:id="84" w:name="_Toc175151918"/>
-      <w:bookmarkStart w:id="85" w:name="_Toc175154399"/>
-      <w:bookmarkStart w:id="86" w:name="_Toc175669683"/>
+      <w:bookmarkStart w:id="91" w:name="_Toc174306567"/>
+      <w:bookmarkStart w:id="92" w:name="_Toc174713411"/>
+      <w:bookmarkStart w:id="93" w:name="_Toc174979374"/>
+      <w:bookmarkStart w:id="94" w:name="_Toc175002974"/>
+      <w:bookmarkStart w:id="95" w:name="_Toc175151918"/>
+      <w:bookmarkStart w:id="96" w:name="_Toc175154399"/>
+      <w:bookmarkStart w:id="97" w:name="_Toc175669683"/>
       <w:r>
         <w:t xml:space="preserve">Hình </w:t>
       </w:r>
@@ -12641,13 +13830,13 @@
       <w:r>
         <w:t xml:space="preserve">. Biểu đồ phân rã usecase Quản lý </w:t>
       </w:r>
-      <w:bookmarkEnd w:id="80"/>
-      <w:bookmarkEnd w:id="81"/>
-      <w:bookmarkEnd w:id="82"/>
-      <w:bookmarkEnd w:id="83"/>
-      <w:bookmarkEnd w:id="84"/>
-      <w:bookmarkEnd w:id="85"/>
-      <w:bookmarkEnd w:id="86"/>
+      <w:bookmarkEnd w:id="91"/>
+      <w:bookmarkEnd w:id="92"/>
+      <w:bookmarkEnd w:id="93"/>
+      <w:bookmarkEnd w:id="94"/>
+      <w:bookmarkEnd w:id="95"/>
+      <w:bookmarkEnd w:id="96"/>
+      <w:bookmarkEnd w:id="97"/>
       <w:r>
         <w:t>khách hàng</w:t>
       </w:r>
@@ -13098,15 +14287,7 @@
                 <w:sz w:val="26"/>
                 <w:szCs w:val="26"/>
               </w:rPr>
-              <w:t xml:space="preserve">Actor phải đăng nhập vào hệ thống và có quyền </w:t>
-            </w:r>
-            <w:r>
-              <w:rPr>
-                <w:sz w:val="26"/>
-                <w:szCs w:val="26"/>
-              </w:rPr>
-              <w:lastRenderedPageBreak/>
-              <w:t xml:space="preserve">truy cập để quản lý </w:t>
+              <w:t xml:space="preserve">Actor phải đăng nhập vào hệ thống và có quyền truy cập để quản lý </w:t>
             </w:r>
             <w:r>
               <w:rPr>
@@ -13156,7 +14337,6 @@
                 <w:szCs w:val="26"/>
                 <w:lang w:val="en-US"/>
               </w:rPr>
-              <w:lastRenderedPageBreak/>
               <w:t>Điều kiện hậu nghiệm</w:t>
             </w:r>
           </w:p>
@@ -13247,6 +14427,7 @@
                 <w:szCs w:val="26"/>
                 <w:lang w:val="en-US"/>
               </w:rPr>
+              <w:lastRenderedPageBreak/>
               <w:t>Khách hàng</w:t>
             </w:r>
             <w:r>
@@ -13287,6 +14468,7 @@
                 <w:sz w:val="26"/>
                 <w:szCs w:val="26"/>
               </w:rPr>
+              <w:lastRenderedPageBreak/>
               <w:t>Luồng</w:t>
             </w:r>
             <w:r>
@@ -14049,7 +15231,6 @@
                 <w:szCs w:val="26"/>
                 <w:lang w:val="en-US"/>
               </w:rPr>
-              <w:lastRenderedPageBreak/>
               <w:t xml:space="preserve">Xóa </w:t>
             </w:r>
             <w:r>
@@ -14208,6 +15389,7 @@
                 <w:szCs w:val="26"/>
                 <w:lang w:val="en-US"/>
               </w:rPr>
+              <w:lastRenderedPageBreak/>
               <w:t xml:space="preserve">Hệ thống xóa </w:t>
             </w:r>
             <w:r>
@@ -14892,8 +16074,8 @@
         <w:ind w:left="993" w:hanging="851"/>
         <w:jc w:val="both"/>
         <w:rPr>
-          <w:rFonts w:ascii="Times New Roman" w:hAnsi="Times New Roman" w:cs="Times New Roman"/>
-          <w:b/>
+          <w:rFonts w:cs="Times New Roman"/>
+          <w:b w:val="0"/>
           <w:bCs/>
           <w:color w:val="auto"/>
           <w:sz w:val="26"/>
@@ -14901,26 +16083,24 @@
           <w:lang w:val="vi-VN"/>
         </w:rPr>
       </w:pPr>
-      <w:bookmarkStart w:id="87" w:name="_Toc174292640"/>
-      <w:bookmarkStart w:id="88" w:name="_Toc175002897"/>
-      <w:bookmarkStart w:id="89" w:name="_Toc175669478"/>
-      <w:r>
-        <w:rPr>
-          <w:rFonts w:ascii="Times New Roman" w:hAnsi="Times New Roman" w:cs="Times New Roman"/>
-          <w:b/>
+      <w:bookmarkStart w:id="98" w:name="_Toc174292640"/>
+      <w:bookmarkStart w:id="99" w:name="_Toc175002897"/>
+      <w:bookmarkStart w:id="100" w:name="_Toc175669478"/>
+      <w:bookmarkStart w:id="101" w:name="_Toc190213023"/>
+      <w:r>
+        <w:rPr>
+          <w:rFonts w:cs="Times New Roman"/>
           <w:bCs/>
           <w:color w:val="auto"/>
           <w:sz w:val="26"/>
           <w:szCs w:val="26"/>
           <w:lang w:val="vi-VN"/>
         </w:rPr>
-        <w:lastRenderedPageBreak/>
         <w:t>Xây dựng biểu đồ</w:t>
       </w:r>
       <w:r>
         <w:rPr>
-          <w:rFonts w:ascii="Times New Roman" w:hAnsi="Times New Roman" w:cs="Times New Roman"/>
-          <w:b/>
+          <w:rFonts w:cs="Times New Roman"/>
           <w:bCs/>
           <w:color w:val="auto"/>
           <w:sz w:val="26"/>
@@ -14929,9 +16109,10 @@
         </w:rPr>
         <w:t xml:space="preserve"> hoạt động</w:t>
       </w:r>
-      <w:bookmarkEnd w:id="87"/>
-      <w:bookmarkEnd w:id="88"/>
-      <w:bookmarkEnd w:id="89"/>
+      <w:bookmarkEnd w:id="98"/>
+      <w:bookmarkEnd w:id="99"/>
+      <w:bookmarkEnd w:id="100"/>
+      <w:bookmarkEnd w:id="101"/>
     </w:p>
     <w:p>
       <w:pPr>
@@ -14944,8 +16125,8 @@
         <w:ind w:left="993" w:hanging="709"/>
         <w:jc w:val="both"/>
         <w:rPr>
-          <w:rFonts w:ascii="Times New Roman" w:hAnsi="Times New Roman" w:cs="Times New Roman"/>
-          <w:b/>
+          <w:rFonts w:cs="Times New Roman"/>
+          <w:b w:val="0"/>
           <w:bCs/>
           <w:i w:val="0"/>
           <w:iCs w:val="0"/>
@@ -14954,12 +16135,11 @@
           <w:lang w:val="vi-VN"/>
         </w:rPr>
       </w:pPr>
-      <w:bookmarkStart w:id="90" w:name="_Toc174292641"/>
-      <w:bookmarkStart w:id="91" w:name="_Toc175002898"/>
-      <w:r>
-        <w:rPr>
-          <w:rFonts w:ascii="Times New Roman" w:hAnsi="Times New Roman" w:cs="Times New Roman"/>
-          <w:b/>
+      <w:bookmarkStart w:id="102" w:name="_Toc174292641"/>
+      <w:bookmarkStart w:id="103" w:name="_Toc175002898"/>
+      <w:r>
+        <w:rPr>
+          <w:rFonts w:cs="Times New Roman"/>
           <w:bCs/>
           <w:i w:val="0"/>
           <w:iCs w:val="0"/>
@@ -14969,8 +16149,8 @@
         </w:rPr>
         <w:t>Biểu đồ hoạt động chức năng đăng nhập</w:t>
       </w:r>
-      <w:bookmarkEnd w:id="90"/>
-      <w:bookmarkEnd w:id="91"/>
+      <w:bookmarkEnd w:id="102"/>
+      <w:bookmarkEnd w:id="103"/>
     </w:p>
     <w:p>
       <w:pPr>
@@ -15053,6 +16233,7 @@
           <w:szCs w:val="26"/>
           <w:lang w:val="vi-VN"/>
         </w:rPr>
+        <w:lastRenderedPageBreak/>
         <w:t>2. Mô tả chức năng:</w:t>
       </w:r>
     </w:p>
@@ -15201,14 +16382,7 @@
           <w:rFonts w:cs="Times New Roman"/>
           <w:szCs w:val="26"/>
         </w:rPr>
-        <w:t>Người dùng mở trang đăng nhập:</w:t>
-      </w:r>
-      <w:r>
-        <w:rPr>
-          <w:rFonts w:cs="Times New Roman"/>
-          <w:szCs w:val="26"/>
-        </w:rPr>
-        <w:t xml:space="preserve"> Hệ thống hiển thị form đăng nhập với các trường nhập liệu cho tài khoản và mật khẩu.</w:t>
+        <w:t>Người dùng mở trang đăng nhập: Hệ thống hiển thị form đăng nhập với các trường nhập liệu cho tài khoản và mật khẩu.</w:t>
       </w:r>
     </w:p>
     <w:p>
@@ -15231,14 +16405,7 @@
           <w:rFonts w:cs="Times New Roman"/>
           <w:szCs w:val="26"/>
         </w:rPr>
-        <w:t>Người dùng nhập tên đăng nhập và mật khẩu:</w:t>
-      </w:r>
-      <w:r>
-        <w:rPr>
-          <w:rFonts w:cs="Times New Roman"/>
-          <w:szCs w:val="26"/>
-        </w:rPr>
-        <w:t xml:space="preserve"> Người dùng điền thông tin vào các trường tài khoản và mật khẩu.</w:t>
+        <w:t>Người dùng nhập tên đăng nhập và mật khẩu: Người dùng điền thông tin vào các trường tài khoản và mật khẩu.</w:t>
       </w:r>
     </w:p>
     <w:p>
@@ -15507,7 +16674,6 @@
           <w:rFonts w:cs="Times New Roman"/>
           <w:szCs w:val="26"/>
         </w:rPr>
-        <w:lastRenderedPageBreak/>
         <w:t>Hệ thống hiển thị thông báo lỗi và yêu cầu người dùng nhập lại thông tin.</w:t>
       </w:r>
     </w:p>
@@ -15526,6 +16692,7 @@
           <w:noProof/>
           <w:szCs w:val="26"/>
         </w:rPr>
+        <w:lastRenderedPageBreak/>
         <w:drawing>
           <wp:inline distT="0" distB="0" distL="0" distR="0" wp14:anchorId="0D678F2B" wp14:editId="64558863">
             <wp:extent cx="4373217" cy="7230118"/>
@@ -15580,13 +16747,13 @@
       <w:pPr>
         <w:pStyle w:val="hinhanh"/>
       </w:pPr>
-      <w:bookmarkStart w:id="92" w:name="_Toc174306572"/>
-      <w:bookmarkStart w:id="93" w:name="_Toc174713416"/>
-      <w:bookmarkStart w:id="94" w:name="_Toc174979379"/>
-      <w:bookmarkStart w:id="95" w:name="_Toc175002979"/>
-      <w:bookmarkStart w:id="96" w:name="_Toc175151923"/>
-      <w:bookmarkStart w:id="97" w:name="_Toc175154404"/>
-      <w:bookmarkStart w:id="98" w:name="_Toc175669688"/>
+      <w:bookmarkStart w:id="104" w:name="_Toc174306572"/>
+      <w:bookmarkStart w:id="105" w:name="_Toc174713416"/>
+      <w:bookmarkStart w:id="106" w:name="_Toc174979379"/>
+      <w:bookmarkStart w:id="107" w:name="_Toc175002979"/>
+      <w:bookmarkStart w:id="108" w:name="_Toc175151923"/>
+      <w:bookmarkStart w:id="109" w:name="_Toc175154404"/>
+      <w:bookmarkStart w:id="110" w:name="_Toc175669688"/>
       <w:r>
         <w:t xml:space="preserve">Hình </w:t>
       </w:r>
@@ -15599,13 +16766,13 @@
       <w:r>
         <w:t xml:space="preserve"> chức năng đăng nhập</w:t>
       </w:r>
-      <w:bookmarkEnd w:id="92"/>
-      <w:bookmarkEnd w:id="93"/>
-      <w:bookmarkEnd w:id="94"/>
-      <w:bookmarkEnd w:id="95"/>
-      <w:bookmarkEnd w:id="96"/>
-      <w:bookmarkEnd w:id="97"/>
-      <w:bookmarkEnd w:id="98"/>
+      <w:bookmarkEnd w:id="104"/>
+      <w:bookmarkEnd w:id="105"/>
+      <w:bookmarkEnd w:id="106"/>
+      <w:bookmarkEnd w:id="107"/>
+      <w:bookmarkEnd w:id="108"/>
+      <w:bookmarkEnd w:id="109"/>
+      <w:bookmarkEnd w:id="110"/>
     </w:p>
     <w:p>
       <w:pPr>
@@ -15618,8 +16785,8 @@
         <w:ind w:hanging="436"/>
         <w:jc w:val="both"/>
         <w:rPr>
-          <w:rFonts w:ascii="Times New Roman" w:hAnsi="Times New Roman" w:cs="Times New Roman"/>
-          <w:b/>
+          <w:rFonts w:cs="Times New Roman"/>
+          <w:b w:val="0"/>
           <w:bCs/>
           <w:i w:val="0"/>
           <w:iCs w:val="0"/>
@@ -15627,12 +16794,11 @@
           <w:szCs w:val="26"/>
         </w:rPr>
       </w:pPr>
-      <w:bookmarkStart w:id="99" w:name="_Toc174292642"/>
-      <w:bookmarkStart w:id="100" w:name="_Toc175002899"/>
-      <w:r>
-        <w:rPr>
-          <w:rFonts w:ascii="Times New Roman" w:hAnsi="Times New Roman" w:cs="Times New Roman"/>
-          <w:b/>
+      <w:bookmarkStart w:id="111" w:name="_Toc174292642"/>
+      <w:bookmarkStart w:id="112" w:name="_Toc175002899"/>
+      <w:r>
+        <w:rPr>
+          <w:rFonts w:cs="Times New Roman"/>
           <w:bCs/>
           <w:i w:val="0"/>
           <w:iCs w:val="0"/>
@@ -15644,8 +16810,7 @@
       </w:r>
       <w:r>
         <w:rPr>
-          <w:rFonts w:ascii="Times New Roman" w:hAnsi="Times New Roman" w:cs="Times New Roman"/>
-          <w:b/>
+          <w:rFonts w:cs="Times New Roman"/>
           <w:bCs/>
           <w:i w:val="0"/>
           <w:iCs w:val="0"/>
@@ -15654,8 +16819,8 @@
         </w:rPr>
         <w:t>ký</w:t>
       </w:r>
-      <w:bookmarkEnd w:id="99"/>
-      <w:bookmarkEnd w:id="100"/>
+      <w:bookmarkEnd w:id="111"/>
+      <w:bookmarkEnd w:id="112"/>
     </w:p>
     <w:p>
       <w:pPr>
@@ -15702,7 +16867,6 @@
           <w:bCs/>
           <w:szCs w:val="26"/>
         </w:rPr>
-        <w:lastRenderedPageBreak/>
         <w:t xml:space="preserve">1. Tên biểu đồ hoạt động: </w:t>
       </w:r>
       <w:r>
@@ -15750,6 +16914,7 @@
           <w:rFonts w:cs="Times New Roman"/>
           <w:szCs w:val="26"/>
         </w:rPr>
+        <w:lastRenderedPageBreak/>
         <w:t xml:space="preserve">Chức năng đăng ký cho phép tác nhân truy cập vào hệ thống </w:t>
       </w:r>
       <w:r>
@@ -15877,14 +17042,7 @@
           <w:rFonts w:cs="Times New Roman"/>
           <w:szCs w:val="26"/>
         </w:rPr>
-        <w:t>Người dùng mở trang đăng ký:</w:t>
-      </w:r>
-      <w:r>
-        <w:rPr>
-          <w:rFonts w:cs="Times New Roman"/>
-          <w:szCs w:val="26"/>
-        </w:rPr>
-        <w:t xml:space="preserve"> Hệ thống hiển thị form đăng ký.</w:t>
+        <w:t>Người dùng mở trang đăng ký: Hệ thống hiển thị form đăng ký.</w:t>
       </w:r>
     </w:p>
     <w:p>
@@ -15907,14 +17065,7 @@
           <w:rFonts w:cs="Times New Roman"/>
           <w:szCs w:val="26"/>
         </w:rPr>
-        <w:t>Người dùng nhập điền vào form đăng ký:</w:t>
-      </w:r>
-      <w:r>
-        <w:rPr>
-          <w:rFonts w:cs="Times New Roman"/>
-          <w:szCs w:val="26"/>
-        </w:rPr>
-        <w:t xml:space="preserve"> Người dùng điền thông tin vào các trường: Tên tài khoản, họ đệm, tên, email, mật khẩu, xác nhận mật khẩu.</w:t>
+        <w:t>Người dùng nhập điền vào form đăng ký: Người dùng điền thông tin vào các trường: Tên tài khoản, họ đệm, tên, email, mật khẩu, xác nhận mật khẩu.</w:t>
       </w:r>
     </w:p>
     <w:p>
@@ -15937,14 +17088,7 @@
           <w:rFonts w:cs="Times New Roman"/>
           <w:szCs w:val="26"/>
         </w:rPr>
-        <w:t>Người dùng nhấn nút "Đăng ký":</w:t>
-      </w:r>
-      <w:r>
-        <w:rPr>
-          <w:rFonts w:cs="Times New Roman"/>
-          <w:szCs w:val="26"/>
-        </w:rPr>
-        <w:t xml:space="preserve"> Hệ thống nhận thông tin đăng ký từ người dùng.</w:t>
+        <w:t>Người dùng nhấn nút "Đăng ký": Hệ thống nhận thông tin đăng ký từ người dùng.</w:t>
       </w:r>
     </w:p>
     <w:p>
@@ -16181,6 +17325,9 @@
       <w:pPr>
         <w:spacing w:line="360" w:lineRule="auto"/>
         <w:jc w:val="both"/>
+        <w:rPr>
+          <w:rFonts w:cs="Times New Roman"/>
+        </w:rPr>
       </w:pPr>
     </w:p>
     <w:p>
@@ -16247,23 +17394,23 @@
       <w:pPr>
         <w:pStyle w:val="hinhanh"/>
       </w:pPr>
-      <w:bookmarkStart w:id="101" w:name="_Toc174306573"/>
-      <w:bookmarkStart w:id="102" w:name="_Toc174713417"/>
-      <w:bookmarkStart w:id="103" w:name="_Toc174979380"/>
-      <w:bookmarkStart w:id="104" w:name="_Toc175002980"/>
-      <w:bookmarkStart w:id="105" w:name="_Toc175151924"/>
-      <w:bookmarkStart w:id="106" w:name="_Toc175154405"/>
-      <w:bookmarkStart w:id="107" w:name="_Toc175669689"/>
+      <w:bookmarkStart w:id="113" w:name="_Toc174306573"/>
+      <w:bookmarkStart w:id="114" w:name="_Toc174713417"/>
+      <w:bookmarkStart w:id="115" w:name="_Toc174979380"/>
+      <w:bookmarkStart w:id="116" w:name="_Toc175002980"/>
+      <w:bookmarkStart w:id="117" w:name="_Toc175151924"/>
+      <w:bookmarkStart w:id="118" w:name="_Toc175154405"/>
+      <w:bookmarkStart w:id="119" w:name="_Toc175669689"/>
       <w:r>
         <w:t>Hình 2.12. Biểu đồ hoạt động chức năng đăng ký</w:t>
       </w:r>
-      <w:bookmarkEnd w:id="101"/>
-      <w:bookmarkEnd w:id="102"/>
-      <w:bookmarkEnd w:id="103"/>
-      <w:bookmarkEnd w:id="104"/>
-      <w:bookmarkEnd w:id="105"/>
-      <w:bookmarkEnd w:id="106"/>
-      <w:bookmarkEnd w:id="107"/>
+      <w:bookmarkEnd w:id="113"/>
+      <w:bookmarkEnd w:id="114"/>
+      <w:bookmarkEnd w:id="115"/>
+      <w:bookmarkEnd w:id="116"/>
+      <w:bookmarkEnd w:id="117"/>
+      <w:bookmarkEnd w:id="118"/>
+      <w:bookmarkEnd w:id="119"/>
     </w:p>
     <w:p>
       <w:pPr>
@@ -16276,8 +17423,8 @@
         <w:ind w:hanging="436"/>
         <w:jc w:val="both"/>
         <w:rPr>
-          <w:rFonts w:ascii="Times New Roman" w:hAnsi="Times New Roman" w:cs="Times New Roman"/>
-          <w:b/>
+          <w:rFonts w:cs="Times New Roman"/>
+          <w:b w:val="0"/>
           <w:bCs/>
           <w:i w:val="0"/>
           <w:iCs w:val="0"/>
@@ -16285,12 +17432,11 @@
           <w:szCs w:val="26"/>
         </w:rPr>
       </w:pPr>
-      <w:bookmarkStart w:id="108" w:name="_Toc174292643"/>
-      <w:bookmarkStart w:id="109" w:name="_Toc175002900"/>
-      <w:r>
-        <w:rPr>
-          <w:rFonts w:ascii="Times New Roman" w:hAnsi="Times New Roman" w:cs="Times New Roman"/>
-          <w:b/>
+      <w:bookmarkStart w:id="120" w:name="_Toc174292643"/>
+      <w:bookmarkStart w:id="121" w:name="_Toc175002900"/>
+      <w:r>
+        <w:rPr>
+          <w:rFonts w:cs="Times New Roman"/>
           <w:bCs/>
           <w:i w:val="0"/>
           <w:iCs w:val="0"/>
@@ -16299,8 +17445,8 @@
         </w:rPr>
         <w:t>Biểu đồ hoạt động chức năng tìm kiếm</w:t>
       </w:r>
-      <w:bookmarkEnd w:id="108"/>
-      <w:bookmarkEnd w:id="109"/>
+      <w:bookmarkEnd w:id="120"/>
+      <w:bookmarkEnd w:id="121"/>
     </w:p>
     <w:p>
       <w:pPr>
@@ -16937,6 +18083,9 @@
       <w:pPr>
         <w:spacing w:line="360" w:lineRule="auto"/>
         <w:jc w:val="both"/>
+        <w:rPr>
+          <w:rFonts w:cs="Times New Roman"/>
+        </w:rPr>
       </w:pPr>
     </w:p>
     <w:p>
@@ -17003,13 +18152,13 @@
       <w:pPr>
         <w:pStyle w:val="hinhanh"/>
       </w:pPr>
-      <w:bookmarkStart w:id="110" w:name="_Toc174306574"/>
-      <w:bookmarkStart w:id="111" w:name="_Toc174713418"/>
-      <w:bookmarkStart w:id="112" w:name="_Toc174979381"/>
-      <w:bookmarkStart w:id="113" w:name="_Toc175002981"/>
-      <w:bookmarkStart w:id="114" w:name="_Toc175151925"/>
-      <w:bookmarkStart w:id="115" w:name="_Toc175154406"/>
-      <w:bookmarkStart w:id="116" w:name="_Toc175669690"/>
+      <w:bookmarkStart w:id="122" w:name="_Toc174306574"/>
+      <w:bookmarkStart w:id="123" w:name="_Toc174713418"/>
+      <w:bookmarkStart w:id="124" w:name="_Toc174979381"/>
+      <w:bookmarkStart w:id="125" w:name="_Toc175002981"/>
+      <w:bookmarkStart w:id="126" w:name="_Toc175151925"/>
+      <w:bookmarkStart w:id="127" w:name="_Toc175154406"/>
+      <w:bookmarkStart w:id="128" w:name="_Toc175669690"/>
       <w:r>
         <w:t xml:space="preserve">Hình </w:t>
       </w:r>
@@ -17022,13 +18171,13 @@
       <w:r>
         <w:t>. Biểu đồ hoạt động chức năng tìm kiếm</w:t>
       </w:r>
-      <w:bookmarkEnd w:id="110"/>
-      <w:bookmarkEnd w:id="111"/>
-      <w:bookmarkEnd w:id="112"/>
-      <w:bookmarkEnd w:id="113"/>
-      <w:bookmarkEnd w:id="114"/>
-      <w:bookmarkEnd w:id="115"/>
-      <w:bookmarkEnd w:id="116"/>
+      <w:bookmarkEnd w:id="122"/>
+      <w:bookmarkEnd w:id="123"/>
+      <w:bookmarkEnd w:id="124"/>
+      <w:bookmarkEnd w:id="125"/>
+      <w:bookmarkEnd w:id="126"/>
+      <w:bookmarkEnd w:id="127"/>
+      <w:bookmarkEnd w:id="128"/>
     </w:p>
     <w:p>
       <w:pPr>
@@ -17041,8 +18190,8 @@
         <w:ind w:hanging="436"/>
         <w:jc w:val="both"/>
         <w:rPr>
-          <w:rFonts w:ascii="Times New Roman" w:hAnsi="Times New Roman" w:cs="Times New Roman"/>
-          <w:b/>
+          <w:rFonts w:cs="Times New Roman"/>
+          <w:b w:val="0"/>
           <w:bCs/>
           <w:i w:val="0"/>
           <w:iCs w:val="0"/>
@@ -17050,12 +18199,11 @@
           <w:szCs w:val="26"/>
         </w:rPr>
       </w:pPr>
-      <w:bookmarkStart w:id="117" w:name="_Toc174292644"/>
-      <w:bookmarkStart w:id="118" w:name="_Toc175002901"/>
-      <w:r>
-        <w:rPr>
-          <w:rFonts w:ascii="Times New Roman" w:hAnsi="Times New Roman" w:cs="Times New Roman"/>
-          <w:b/>
+      <w:bookmarkStart w:id="129" w:name="_Toc174292644"/>
+      <w:bookmarkStart w:id="130" w:name="_Toc175002901"/>
+      <w:r>
+        <w:rPr>
+          <w:rFonts w:cs="Times New Roman"/>
           <w:bCs/>
           <w:i w:val="0"/>
           <w:iCs w:val="0"/>
@@ -17066,8 +18214,7 @@
       </w:r>
       <w:r>
         <w:rPr>
-          <w:rFonts w:ascii="Times New Roman" w:hAnsi="Times New Roman" w:cs="Times New Roman"/>
-          <w:b/>
+          <w:rFonts w:cs="Times New Roman"/>
           <w:bCs/>
           <w:i w:val="0"/>
           <w:iCs w:val="0"/>
@@ -17076,8 +18223,8 @@
         </w:rPr>
         <w:t>sản phẩm</w:t>
       </w:r>
-      <w:bookmarkEnd w:id="117"/>
-      <w:bookmarkEnd w:id="118"/>
+      <w:bookmarkEnd w:id="129"/>
+      <w:bookmarkEnd w:id="130"/>
     </w:p>
     <w:p>
       <w:pPr>
@@ -17959,6 +19106,9 @@
         <w:spacing w:line="360" w:lineRule="auto"/>
         <w:ind w:left="1560" w:hanging="567"/>
         <w:jc w:val="both"/>
+        <w:rPr>
+          <w:rFonts w:cs="Times New Roman"/>
+        </w:rPr>
       </w:pPr>
       <w:r>
         <w:rPr>
@@ -18045,13 +19195,13 @@
       <w:pPr>
         <w:pStyle w:val="hinhanh"/>
       </w:pPr>
-      <w:bookmarkStart w:id="119" w:name="_Toc174306575"/>
-      <w:bookmarkStart w:id="120" w:name="_Toc174713419"/>
-      <w:bookmarkStart w:id="121" w:name="_Toc174979382"/>
-      <w:bookmarkStart w:id="122" w:name="_Toc175002982"/>
-      <w:bookmarkStart w:id="123" w:name="_Toc175151926"/>
-      <w:bookmarkStart w:id="124" w:name="_Toc175154407"/>
-      <w:bookmarkStart w:id="125" w:name="_Toc175669691"/>
+      <w:bookmarkStart w:id="131" w:name="_Toc174306575"/>
+      <w:bookmarkStart w:id="132" w:name="_Toc174713419"/>
+      <w:bookmarkStart w:id="133" w:name="_Toc174979382"/>
+      <w:bookmarkStart w:id="134" w:name="_Toc175002982"/>
+      <w:bookmarkStart w:id="135" w:name="_Toc175151926"/>
+      <w:bookmarkStart w:id="136" w:name="_Toc175154407"/>
+      <w:bookmarkStart w:id="137" w:name="_Toc175669691"/>
       <w:r>
         <w:lastRenderedPageBreak/>
         <w:t xml:space="preserve">Hình </w:t>
@@ -18071,13 +19221,13 @@
       <w:r>
         <w:t>sản phẩm</w:t>
       </w:r>
-      <w:bookmarkEnd w:id="119"/>
-      <w:bookmarkEnd w:id="120"/>
-      <w:bookmarkEnd w:id="121"/>
-      <w:bookmarkEnd w:id="122"/>
-      <w:bookmarkEnd w:id="123"/>
-      <w:bookmarkEnd w:id="124"/>
-      <w:bookmarkEnd w:id="125"/>
+      <w:bookmarkEnd w:id="131"/>
+      <w:bookmarkEnd w:id="132"/>
+      <w:bookmarkEnd w:id="133"/>
+      <w:bookmarkEnd w:id="134"/>
+      <w:bookmarkEnd w:id="135"/>
+      <w:bookmarkEnd w:id="136"/>
+      <w:bookmarkEnd w:id="137"/>
     </w:p>
     <w:p>
       <w:pPr>
@@ -18090,8 +19240,8 @@
         <w:ind w:hanging="436"/>
         <w:jc w:val="both"/>
         <w:rPr>
-          <w:rFonts w:ascii="Times New Roman" w:hAnsi="Times New Roman" w:cs="Times New Roman"/>
-          <w:b/>
+          <w:rFonts w:cs="Times New Roman"/>
+          <w:b w:val="0"/>
           <w:bCs/>
           <w:i w:val="0"/>
           <w:iCs w:val="0"/>
@@ -18099,12 +19249,11 @@
           <w:szCs w:val="26"/>
         </w:rPr>
       </w:pPr>
-      <w:bookmarkStart w:id="126" w:name="_Toc174292645"/>
-      <w:bookmarkStart w:id="127" w:name="_Toc175002902"/>
-      <w:r>
-        <w:rPr>
-          <w:rFonts w:ascii="Times New Roman" w:hAnsi="Times New Roman" w:cs="Times New Roman"/>
-          <w:b/>
+      <w:bookmarkStart w:id="138" w:name="_Toc174292645"/>
+      <w:bookmarkStart w:id="139" w:name="_Toc175002902"/>
+      <w:r>
+        <w:rPr>
+          <w:rFonts w:cs="Times New Roman"/>
           <w:bCs/>
           <w:i w:val="0"/>
           <w:iCs w:val="0"/>
@@ -18115,8 +19264,7 @@
       </w:r>
       <w:r>
         <w:rPr>
-          <w:rFonts w:ascii="Times New Roman" w:hAnsi="Times New Roman" w:cs="Times New Roman"/>
-          <w:b/>
+          <w:rFonts w:cs="Times New Roman"/>
           <w:bCs/>
           <w:i w:val="0"/>
           <w:iCs w:val="0"/>
@@ -18125,8 +19273,8 @@
         </w:rPr>
         <w:t>sản phẩm</w:t>
       </w:r>
-      <w:bookmarkEnd w:id="126"/>
-      <w:bookmarkEnd w:id="127"/>
+      <w:bookmarkEnd w:id="138"/>
+      <w:bookmarkEnd w:id="139"/>
     </w:p>
     <w:p>
       <w:pPr>
@@ -18595,21 +19743,7 @@
           <w:rFonts w:cs="Times New Roman"/>
           <w:szCs w:val="26"/>
         </w:rPr>
-        <w:t xml:space="preserve"> các thông tin cần thiết cho </w:t>
-      </w:r>
-      <w:r>
-        <w:rPr>
-          <w:rFonts w:cs="Times New Roman"/>
-          <w:szCs w:val="26"/>
-        </w:rPr>
-        <w:t>sản phẩm</w:t>
-      </w:r>
-      <w:r>
-        <w:rPr>
-          <w:rFonts w:cs="Times New Roman"/>
-          <w:szCs w:val="26"/>
-        </w:rPr>
-        <w:t xml:space="preserve"> bao gồm:</w:t>
+        <w:t xml:space="preserve"> các thông tin cần thiết cho sản phẩm bao gồm:</w:t>
       </w:r>
     </w:p>
     <w:p>
@@ -18829,14 +19963,7 @@
           <w:rFonts w:cs="Times New Roman"/>
           <w:szCs w:val="26"/>
         </w:rPr>
-        <w:t>Nội dung</w:t>
-      </w:r>
-      <w:r>
-        <w:rPr>
-          <w:rFonts w:cs="Times New Roman"/>
-          <w:szCs w:val="26"/>
-        </w:rPr>
-        <w:t xml:space="preserve"> không được để trống.</w:t>
+        <w:t>Nội dung không được để trống.</w:t>
       </w:r>
     </w:p>
     <w:p>
@@ -18881,14 +20008,7 @@
           <w:rFonts w:cs="Times New Roman"/>
           <w:szCs w:val="26"/>
         </w:rPr>
-        <w:t xml:space="preserve">Loại sản phẩm </w:t>
-      </w:r>
-      <w:r>
-        <w:rPr>
-          <w:rFonts w:cs="Times New Roman"/>
-          <w:szCs w:val="26"/>
-        </w:rPr>
-        <w:t>phải tồn tại trong hệ thống.</w:t>
+        <w:t>Loại sản phẩm phải tồn tại trong hệ thống.</w:t>
       </w:r>
     </w:p>
     <w:p>
@@ -19058,6 +20178,9 @@
         <w:spacing w:line="360" w:lineRule="auto"/>
         <w:ind w:firstLine="273"/>
         <w:jc w:val="both"/>
+        <w:rPr>
+          <w:rFonts w:cs="Times New Roman"/>
+        </w:rPr>
       </w:pPr>
       <w:r>
         <w:rPr>
@@ -19145,13 +20268,13 @@
       <w:pPr>
         <w:pStyle w:val="hinhanh"/>
       </w:pPr>
-      <w:bookmarkStart w:id="128" w:name="_Toc174306576"/>
-      <w:bookmarkStart w:id="129" w:name="_Toc174713420"/>
-      <w:bookmarkStart w:id="130" w:name="_Toc174979383"/>
-      <w:bookmarkStart w:id="131" w:name="_Toc175002983"/>
-      <w:bookmarkStart w:id="132" w:name="_Toc175151927"/>
-      <w:bookmarkStart w:id="133" w:name="_Toc175154408"/>
-      <w:bookmarkStart w:id="134" w:name="_Toc175669692"/>
+      <w:bookmarkStart w:id="140" w:name="_Toc174306576"/>
+      <w:bookmarkStart w:id="141" w:name="_Toc174713420"/>
+      <w:bookmarkStart w:id="142" w:name="_Toc174979383"/>
+      <w:bookmarkStart w:id="143" w:name="_Toc175002983"/>
+      <w:bookmarkStart w:id="144" w:name="_Toc175151927"/>
+      <w:bookmarkStart w:id="145" w:name="_Toc175154408"/>
+      <w:bookmarkStart w:id="146" w:name="_Toc175669692"/>
       <w:r>
         <w:t xml:space="preserve">Hình </w:t>
       </w:r>
@@ -19170,13 +20293,13 @@
       <w:r>
         <w:t>sản phẩm</w:t>
       </w:r>
-      <w:bookmarkEnd w:id="128"/>
-      <w:bookmarkEnd w:id="129"/>
-      <w:bookmarkEnd w:id="130"/>
-      <w:bookmarkEnd w:id="131"/>
-      <w:bookmarkEnd w:id="132"/>
-      <w:bookmarkEnd w:id="133"/>
-      <w:bookmarkEnd w:id="134"/>
+      <w:bookmarkEnd w:id="140"/>
+      <w:bookmarkEnd w:id="141"/>
+      <w:bookmarkEnd w:id="142"/>
+      <w:bookmarkEnd w:id="143"/>
+      <w:bookmarkEnd w:id="144"/>
+      <w:bookmarkEnd w:id="145"/>
+      <w:bookmarkEnd w:id="146"/>
     </w:p>
     <w:p>
       <w:pPr>
@@ -19189,8 +20312,8 @@
         <w:ind w:hanging="436"/>
         <w:jc w:val="both"/>
         <w:rPr>
-          <w:rFonts w:ascii="Times New Roman" w:hAnsi="Times New Roman" w:cs="Times New Roman"/>
-          <w:b/>
+          <w:rFonts w:cs="Times New Roman"/>
+          <w:b w:val="0"/>
           <w:bCs/>
           <w:i w:val="0"/>
           <w:iCs w:val="0"/>
@@ -19198,12 +20321,11 @@
           <w:szCs w:val="26"/>
         </w:rPr>
       </w:pPr>
-      <w:bookmarkStart w:id="135" w:name="_Toc174292646"/>
-      <w:bookmarkStart w:id="136" w:name="_Toc175002903"/>
-      <w:r>
-        <w:rPr>
-          <w:rFonts w:ascii="Times New Roman" w:hAnsi="Times New Roman" w:cs="Times New Roman"/>
-          <w:b/>
+      <w:bookmarkStart w:id="147" w:name="_Toc174292646"/>
+      <w:bookmarkStart w:id="148" w:name="_Toc175002903"/>
+      <w:r>
+        <w:rPr>
+          <w:rFonts w:cs="Times New Roman"/>
           <w:bCs/>
           <w:i w:val="0"/>
           <w:iCs w:val="0"/>
@@ -19214,8 +20336,7 @@
       </w:r>
       <w:r>
         <w:rPr>
-          <w:rFonts w:ascii="Times New Roman" w:hAnsi="Times New Roman" w:cs="Times New Roman"/>
-          <w:b/>
+          <w:rFonts w:cs="Times New Roman"/>
           <w:bCs/>
           <w:i w:val="0"/>
           <w:iCs w:val="0"/>
@@ -19224,8 +20345,8 @@
         </w:rPr>
         <w:t>sản phẩm</w:t>
       </w:r>
-      <w:bookmarkEnd w:id="135"/>
-      <w:bookmarkEnd w:id="136"/>
+      <w:bookmarkEnd w:id="147"/>
+      <w:bookmarkEnd w:id="148"/>
     </w:p>
     <w:p>
       <w:pPr>
@@ -19806,6 +20927,9 @@
         <w:spacing w:line="360" w:lineRule="auto"/>
         <w:ind w:left="993" w:firstLine="0"/>
         <w:jc w:val="both"/>
+        <w:rPr>
+          <w:rFonts w:cs="Times New Roman"/>
+        </w:rPr>
       </w:pPr>
       <w:r>
         <w:rPr>
@@ -19906,13 +21030,13 @@
       <w:pPr>
         <w:pStyle w:val="hinhanh"/>
       </w:pPr>
-      <w:bookmarkStart w:id="137" w:name="_Toc174306577"/>
-      <w:bookmarkStart w:id="138" w:name="_Toc174713421"/>
-      <w:bookmarkStart w:id="139" w:name="_Toc174979384"/>
-      <w:bookmarkStart w:id="140" w:name="_Toc175002984"/>
-      <w:bookmarkStart w:id="141" w:name="_Toc175151928"/>
-      <w:bookmarkStart w:id="142" w:name="_Toc175154409"/>
-      <w:bookmarkStart w:id="143" w:name="_Toc175669693"/>
+      <w:bookmarkStart w:id="149" w:name="_Toc174306577"/>
+      <w:bookmarkStart w:id="150" w:name="_Toc174713421"/>
+      <w:bookmarkStart w:id="151" w:name="_Toc174979384"/>
+      <w:bookmarkStart w:id="152" w:name="_Toc175002984"/>
+      <w:bookmarkStart w:id="153" w:name="_Toc175151928"/>
+      <w:bookmarkStart w:id="154" w:name="_Toc175154409"/>
+      <w:bookmarkStart w:id="155" w:name="_Toc175669693"/>
       <w:r>
         <w:t xml:space="preserve">Hình </w:t>
       </w:r>
@@ -19934,13 +21058,13 @@
       <w:r>
         <w:t>sản phẩm</w:t>
       </w:r>
-      <w:bookmarkEnd w:id="137"/>
-      <w:bookmarkEnd w:id="138"/>
-      <w:bookmarkEnd w:id="139"/>
-      <w:bookmarkEnd w:id="140"/>
-      <w:bookmarkEnd w:id="141"/>
-      <w:bookmarkEnd w:id="142"/>
-      <w:bookmarkEnd w:id="143"/>
+      <w:bookmarkEnd w:id="149"/>
+      <w:bookmarkEnd w:id="150"/>
+      <w:bookmarkEnd w:id="151"/>
+      <w:bookmarkEnd w:id="152"/>
+      <w:bookmarkEnd w:id="153"/>
+      <w:bookmarkEnd w:id="154"/>
+      <w:bookmarkEnd w:id="155"/>
     </w:p>
     <w:p>
       <w:pPr>
@@ -19953,8 +21077,8 @@
         <w:ind w:hanging="436"/>
         <w:jc w:val="both"/>
         <w:rPr>
-          <w:rFonts w:ascii="Times New Roman" w:hAnsi="Times New Roman" w:cs="Times New Roman"/>
-          <w:b/>
+          <w:rFonts w:cs="Times New Roman"/>
+          <w:b w:val="0"/>
           <w:bCs/>
           <w:i w:val="0"/>
           <w:iCs w:val="0"/>
@@ -19962,12 +21086,11 @@
           <w:szCs w:val="26"/>
         </w:rPr>
       </w:pPr>
-      <w:bookmarkStart w:id="144" w:name="_Toc174292647"/>
-      <w:bookmarkStart w:id="145" w:name="_Toc175002904"/>
-      <w:r>
-        <w:rPr>
-          <w:rFonts w:ascii="Times New Roman" w:hAnsi="Times New Roman" w:cs="Times New Roman"/>
-          <w:b/>
+      <w:bookmarkStart w:id="156" w:name="_Toc174292647"/>
+      <w:bookmarkStart w:id="157" w:name="_Toc175002904"/>
+      <w:r>
+        <w:rPr>
+          <w:rFonts w:cs="Times New Roman"/>
           <w:bCs/>
           <w:i w:val="0"/>
           <w:iCs w:val="0"/>
@@ -19978,8 +21101,7 @@
       </w:r>
       <w:r>
         <w:rPr>
-          <w:rFonts w:ascii="Times New Roman" w:hAnsi="Times New Roman" w:cs="Times New Roman"/>
-          <w:b/>
+          <w:rFonts w:cs="Times New Roman"/>
           <w:bCs/>
           <w:i w:val="0"/>
           <w:iCs w:val="0"/>
@@ -19988,8 +21110,8 @@
         </w:rPr>
         <w:t>khách hàng</w:t>
       </w:r>
-      <w:bookmarkEnd w:id="144"/>
-      <w:bookmarkEnd w:id="145"/>
+      <w:bookmarkEnd w:id="156"/>
+      <w:bookmarkEnd w:id="157"/>
     </w:p>
     <w:p>
       <w:pPr>
@@ -20798,6 +21920,9 @@
       <w:pPr>
         <w:spacing w:line="360" w:lineRule="auto"/>
         <w:jc w:val="both"/>
+        <w:rPr>
+          <w:rFonts w:cs="Times New Roman"/>
+        </w:rPr>
       </w:pPr>
     </w:p>
     <w:p>
@@ -20864,13 +21989,13 @@
       <w:pPr>
         <w:pStyle w:val="hinhanh"/>
       </w:pPr>
-      <w:bookmarkStart w:id="146" w:name="_Toc174306578"/>
-      <w:bookmarkStart w:id="147" w:name="_Toc174713422"/>
-      <w:bookmarkStart w:id="148" w:name="_Toc174979385"/>
-      <w:bookmarkStart w:id="149" w:name="_Toc175002985"/>
-      <w:bookmarkStart w:id="150" w:name="_Toc175151929"/>
-      <w:bookmarkStart w:id="151" w:name="_Toc175154410"/>
-      <w:bookmarkStart w:id="152" w:name="_Toc175669694"/>
+      <w:bookmarkStart w:id="158" w:name="_Toc174306578"/>
+      <w:bookmarkStart w:id="159" w:name="_Toc174713422"/>
+      <w:bookmarkStart w:id="160" w:name="_Toc174979385"/>
+      <w:bookmarkStart w:id="161" w:name="_Toc175002985"/>
+      <w:bookmarkStart w:id="162" w:name="_Toc175151929"/>
+      <w:bookmarkStart w:id="163" w:name="_Toc175154410"/>
+      <w:bookmarkStart w:id="164" w:name="_Toc175669694"/>
       <w:r>
         <w:t xml:space="preserve">Hình </w:t>
       </w:r>
@@ -20886,13 +22011,13 @@
       <w:r>
         <w:t>khách hàng</w:t>
       </w:r>
-      <w:bookmarkEnd w:id="146"/>
-      <w:bookmarkEnd w:id="147"/>
-      <w:bookmarkEnd w:id="148"/>
-      <w:bookmarkEnd w:id="149"/>
-      <w:bookmarkEnd w:id="150"/>
-      <w:bookmarkEnd w:id="151"/>
-      <w:bookmarkEnd w:id="152"/>
+      <w:bookmarkEnd w:id="158"/>
+      <w:bookmarkEnd w:id="159"/>
+      <w:bookmarkEnd w:id="160"/>
+      <w:bookmarkEnd w:id="161"/>
+      <w:bookmarkEnd w:id="162"/>
+      <w:bookmarkEnd w:id="163"/>
+      <w:bookmarkEnd w:id="164"/>
     </w:p>
     <w:p>
       <w:pPr>
@@ -20905,8 +22030,8 @@
         <w:ind w:hanging="436"/>
         <w:jc w:val="both"/>
         <w:rPr>
-          <w:rFonts w:ascii="Times New Roman" w:hAnsi="Times New Roman" w:cs="Times New Roman"/>
-          <w:b/>
+          <w:rFonts w:cs="Times New Roman"/>
+          <w:b w:val="0"/>
           <w:bCs/>
           <w:i w:val="0"/>
           <w:iCs w:val="0"/>
@@ -20914,12 +22039,11 @@
           <w:szCs w:val="26"/>
         </w:rPr>
       </w:pPr>
-      <w:bookmarkStart w:id="153" w:name="_Toc174292648"/>
-      <w:bookmarkStart w:id="154" w:name="_Toc175002905"/>
-      <w:r>
-        <w:rPr>
-          <w:rFonts w:ascii="Times New Roman" w:hAnsi="Times New Roman" w:cs="Times New Roman"/>
-          <w:b/>
+      <w:bookmarkStart w:id="165" w:name="_Toc174292648"/>
+      <w:bookmarkStart w:id="166" w:name="_Toc175002905"/>
+      <w:r>
+        <w:rPr>
+          <w:rFonts w:cs="Times New Roman"/>
           <w:bCs/>
           <w:i w:val="0"/>
           <w:iCs w:val="0"/>
@@ -20931,8 +22055,7 @@
       </w:r>
       <w:r>
         <w:rPr>
-          <w:rFonts w:ascii="Times New Roman" w:hAnsi="Times New Roman" w:cs="Times New Roman"/>
-          <w:b/>
+          <w:rFonts w:cs="Times New Roman"/>
           <w:bCs/>
           <w:i w:val="0"/>
           <w:iCs w:val="0"/>
@@ -20941,8 +22064,8 @@
         </w:rPr>
         <w:t>khách hàng</w:t>
       </w:r>
-      <w:bookmarkEnd w:id="153"/>
-      <w:bookmarkEnd w:id="154"/>
+      <w:bookmarkEnd w:id="165"/>
+      <w:bookmarkEnd w:id="166"/>
     </w:p>
     <w:p>
       <w:pPr>
@@ -21577,6 +22700,9 @@
       <w:pPr>
         <w:spacing w:line="360" w:lineRule="auto"/>
         <w:jc w:val="both"/>
+        <w:rPr>
+          <w:rFonts w:cs="Times New Roman"/>
+        </w:rPr>
       </w:pPr>
     </w:p>
     <w:p>
@@ -21643,13 +22769,13 @@
       <w:pPr>
         <w:pStyle w:val="hinhanh"/>
       </w:pPr>
-      <w:bookmarkStart w:id="155" w:name="_Toc174306579"/>
-      <w:bookmarkStart w:id="156" w:name="_Toc174713423"/>
-      <w:bookmarkStart w:id="157" w:name="_Toc174979386"/>
-      <w:bookmarkStart w:id="158" w:name="_Toc175002986"/>
-      <w:bookmarkStart w:id="159" w:name="_Toc175151930"/>
-      <w:bookmarkStart w:id="160" w:name="_Toc175154411"/>
-      <w:bookmarkStart w:id="161" w:name="_Toc175669695"/>
+      <w:bookmarkStart w:id="167" w:name="_Toc174306579"/>
+      <w:bookmarkStart w:id="168" w:name="_Toc174713423"/>
+      <w:bookmarkStart w:id="169" w:name="_Toc174979386"/>
+      <w:bookmarkStart w:id="170" w:name="_Toc175002986"/>
+      <w:bookmarkStart w:id="171" w:name="_Toc175151930"/>
+      <w:bookmarkStart w:id="172" w:name="_Toc175154411"/>
+      <w:bookmarkStart w:id="173" w:name="_Toc175669695"/>
       <w:r>
         <w:t xml:space="preserve">Hình </w:t>
       </w:r>
@@ -21665,13 +22791,13 @@
       <w:r>
         <w:t>khách hàng</w:t>
       </w:r>
-      <w:bookmarkEnd w:id="155"/>
-      <w:bookmarkEnd w:id="156"/>
-      <w:bookmarkEnd w:id="157"/>
-      <w:bookmarkEnd w:id="158"/>
-      <w:bookmarkEnd w:id="159"/>
-      <w:bookmarkEnd w:id="160"/>
-      <w:bookmarkEnd w:id="161"/>
+      <w:bookmarkEnd w:id="167"/>
+      <w:bookmarkEnd w:id="168"/>
+      <w:bookmarkEnd w:id="169"/>
+      <w:bookmarkEnd w:id="170"/>
+      <w:bookmarkEnd w:id="171"/>
+      <w:bookmarkEnd w:id="172"/>
+      <w:bookmarkEnd w:id="173"/>
     </w:p>
     <w:p>
       <w:pPr>
@@ -21684,8 +22810,8 @@
         <w:ind w:hanging="436"/>
         <w:jc w:val="both"/>
         <w:rPr>
-          <w:rFonts w:ascii="Times New Roman" w:hAnsi="Times New Roman" w:cs="Times New Roman"/>
-          <w:b/>
+          <w:rFonts w:cs="Times New Roman"/>
+          <w:b w:val="0"/>
           <w:bCs/>
           <w:i w:val="0"/>
           <w:iCs w:val="0"/>
@@ -21693,12 +22819,11 @@
           <w:szCs w:val="26"/>
         </w:rPr>
       </w:pPr>
-      <w:bookmarkStart w:id="162" w:name="_Toc174292649"/>
-      <w:bookmarkStart w:id="163" w:name="_Toc175002906"/>
-      <w:r>
-        <w:rPr>
-          <w:rFonts w:ascii="Times New Roman" w:hAnsi="Times New Roman" w:cs="Times New Roman"/>
-          <w:b/>
+      <w:bookmarkStart w:id="174" w:name="_Toc174292649"/>
+      <w:bookmarkStart w:id="175" w:name="_Toc175002906"/>
+      <w:r>
+        <w:rPr>
+          <w:rFonts w:cs="Times New Roman"/>
           <w:bCs/>
           <w:i w:val="0"/>
           <w:iCs w:val="0"/>
@@ -21710,8 +22835,7 @@
       </w:r>
       <w:r>
         <w:rPr>
-          <w:rFonts w:ascii="Times New Roman" w:hAnsi="Times New Roman" w:cs="Times New Roman"/>
-          <w:b/>
+          <w:rFonts w:cs="Times New Roman"/>
           <w:bCs/>
           <w:i w:val="0"/>
           <w:iCs w:val="0"/>
@@ -21720,8 +22844,8 @@
         </w:rPr>
         <w:t>khách hàng</w:t>
       </w:r>
-      <w:bookmarkEnd w:id="162"/>
-      <w:bookmarkEnd w:id="163"/>
+      <w:bookmarkEnd w:id="174"/>
+      <w:bookmarkEnd w:id="175"/>
     </w:p>
     <w:p>
       <w:pPr>
@@ -22527,6 +23651,9 @@
       <w:pPr>
         <w:spacing w:line="360" w:lineRule="auto"/>
         <w:jc w:val="both"/>
+        <w:rPr>
+          <w:rFonts w:cs="Times New Roman"/>
+        </w:rPr>
       </w:pPr>
     </w:p>
     <w:p>
@@ -22592,13 +23719,13 @@
       <w:pPr>
         <w:pStyle w:val="hinhanh"/>
       </w:pPr>
-      <w:bookmarkStart w:id="164" w:name="_Toc174306580"/>
-      <w:bookmarkStart w:id="165" w:name="_Toc174713424"/>
-      <w:bookmarkStart w:id="166" w:name="_Toc174979387"/>
-      <w:bookmarkStart w:id="167" w:name="_Toc175002987"/>
-      <w:bookmarkStart w:id="168" w:name="_Toc175151931"/>
-      <w:bookmarkStart w:id="169" w:name="_Toc175154412"/>
-      <w:bookmarkStart w:id="170" w:name="_Toc175669696"/>
+      <w:bookmarkStart w:id="176" w:name="_Toc174306580"/>
+      <w:bookmarkStart w:id="177" w:name="_Toc174713424"/>
+      <w:bookmarkStart w:id="178" w:name="_Toc174979387"/>
+      <w:bookmarkStart w:id="179" w:name="_Toc175002987"/>
+      <w:bookmarkStart w:id="180" w:name="_Toc175151931"/>
+      <w:bookmarkStart w:id="181" w:name="_Toc175154412"/>
+      <w:bookmarkStart w:id="182" w:name="_Toc175669696"/>
       <w:r>
         <w:t xml:space="preserve">Hình </w:t>
       </w:r>
@@ -22614,13 +23741,13 @@
       <w:r>
         <w:t>khách hàng</w:t>
       </w:r>
-      <w:bookmarkEnd w:id="164"/>
-      <w:bookmarkEnd w:id="165"/>
-      <w:bookmarkEnd w:id="166"/>
-      <w:bookmarkEnd w:id="167"/>
-      <w:bookmarkEnd w:id="168"/>
-      <w:bookmarkEnd w:id="169"/>
-      <w:bookmarkEnd w:id="170"/>
+      <w:bookmarkEnd w:id="176"/>
+      <w:bookmarkEnd w:id="177"/>
+      <w:bookmarkEnd w:id="178"/>
+      <w:bookmarkEnd w:id="179"/>
+      <w:bookmarkEnd w:id="180"/>
+      <w:bookmarkEnd w:id="181"/>
+      <w:bookmarkEnd w:id="182"/>
     </w:p>
     <w:p>
       <w:pPr>
@@ -22633,21 +23760,21 @@
         <w:ind w:left="993" w:hanging="851"/>
         <w:jc w:val="both"/>
         <w:rPr>
-          <w:rFonts w:ascii="Times New Roman" w:hAnsi="Times New Roman" w:cs="Times New Roman"/>
-          <w:b/>
+          <w:rFonts w:cs="Times New Roman"/>
+          <w:b w:val="0"/>
           <w:bCs/>
           <w:color w:val="auto"/>
           <w:sz w:val="26"/>
           <w:szCs w:val="26"/>
         </w:rPr>
       </w:pPr>
-      <w:bookmarkStart w:id="171" w:name="_Toc174292661"/>
-      <w:bookmarkStart w:id="172" w:name="_Toc175002917"/>
-      <w:bookmarkStart w:id="173" w:name="_Toc175669479"/>
-      <w:r>
-        <w:rPr>
-          <w:rFonts w:ascii="Times New Roman" w:hAnsi="Times New Roman" w:cs="Times New Roman"/>
-          <w:b/>
+      <w:bookmarkStart w:id="183" w:name="_Toc174292661"/>
+      <w:bookmarkStart w:id="184" w:name="_Toc175002917"/>
+      <w:bookmarkStart w:id="185" w:name="_Toc175669479"/>
+      <w:bookmarkStart w:id="186" w:name="_Toc190213024"/>
+      <w:r>
+        <w:rPr>
+          <w:rFonts w:cs="Times New Roman"/>
           <w:bCs/>
           <w:color w:val="auto"/>
           <w:sz w:val="26"/>
@@ -22656,9 +23783,10 @@
         <w:lastRenderedPageBreak/>
         <w:t>Xây dựng biểu đồ tuần tự</w:t>
       </w:r>
-      <w:bookmarkEnd w:id="171"/>
-      <w:bookmarkEnd w:id="172"/>
-      <w:bookmarkEnd w:id="173"/>
+      <w:bookmarkEnd w:id="183"/>
+      <w:bookmarkEnd w:id="184"/>
+      <w:bookmarkEnd w:id="185"/>
+      <w:bookmarkEnd w:id="186"/>
     </w:p>
     <w:p>
       <w:pPr>
@@ -22671,8 +23799,8 @@
         <w:ind w:hanging="436"/>
         <w:jc w:val="both"/>
         <w:rPr>
-          <w:rFonts w:ascii="Times New Roman" w:hAnsi="Times New Roman" w:cs="Times New Roman"/>
-          <w:b/>
+          <w:rFonts w:cs="Times New Roman"/>
+          <w:b w:val="0"/>
           <w:bCs/>
           <w:i w:val="0"/>
           <w:iCs w:val="0"/>
@@ -22680,12 +23808,11 @@
           <w:szCs w:val="26"/>
         </w:rPr>
       </w:pPr>
-      <w:bookmarkStart w:id="174" w:name="_Toc174292662"/>
-      <w:bookmarkStart w:id="175" w:name="_Toc175002918"/>
-      <w:r>
-        <w:rPr>
-          <w:rFonts w:ascii="Times New Roman" w:hAnsi="Times New Roman" w:cs="Times New Roman"/>
-          <w:b/>
+      <w:bookmarkStart w:id="187" w:name="_Toc174292662"/>
+      <w:bookmarkStart w:id="188" w:name="_Toc175002918"/>
+      <w:r>
+        <w:rPr>
+          <w:rFonts w:cs="Times New Roman"/>
           <w:bCs/>
           <w:i w:val="0"/>
           <w:iCs w:val="0"/>
@@ -22694,17 +23821,21 @@
         </w:rPr>
         <w:t>Biểu đồ tuần tự chức năng đăng nhập</w:t>
       </w:r>
-      <w:bookmarkEnd w:id="174"/>
-      <w:bookmarkEnd w:id="175"/>
+      <w:bookmarkEnd w:id="187"/>
+      <w:bookmarkEnd w:id="188"/>
     </w:p>
     <w:p>
       <w:pPr>
         <w:pStyle w:val="NoSpacing"/>
         <w:spacing w:line="360" w:lineRule="auto"/>
         <w:jc w:val="center"/>
-      </w:pPr>
-      <w:r>
-        <w:rPr>
+        <w:rPr>
+          <w:rFonts w:cs="Times New Roman"/>
+        </w:rPr>
+      </w:pPr>
+      <w:r>
+        <w:rPr>
+          <w:rFonts w:cs="Times New Roman"/>
           <w:noProof/>
         </w:rPr>
         <w:drawing>
@@ -22753,13 +23884,13 @@
       <w:pPr>
         <w:pStyle w:val="hinhanh"/>
       </w:pPr>
-      <w:bookmarkStart w:id="176" w:name="_Toc174306592"/>
-      <w:bookmarkStart w:id="177" w:name="_Toc174713435"/>
-      <w:bookmarkStart w:id="178" w:name="_Toc174979398"/>
-      <w:bookmarkStart w:id="179" w:name="_Toc175002998"/>
-      <w:bookmarkStart w:id="180" w:name="_Toc175151942"/>
-      <w:bookmarkStart w:id="181" w:name="_Toc175154423"/>
-      <w:bookmarkStart w:id="182" w:name="_Toc175669707"/>
+      <w:bookmarkStart w:id="189" w:name="_Toc174306592"/>
+      <w:bookmarkStart w:id="190" w:name="_Toc174713435"/>
+      <w:bookmarkStart w:id="191" w:name="_Toc174979398"/>
+      <w:bookmarkStart w:id="192" w:name="_Toc175002998"/>
+      <w:bookmarkStart w:id="193" w:name="_Toc175151942"/>
+      <w:bookmarkStart w:id="194" w:name="_Toc175154423"/>
+      <w:bookmarkStart w:id="195" w:name="_Toc175669707"/>
       <w:r>
         <w:t xml:space="preserve">Hình </w:t>
       </w:r>
@@ -22775,13 +23906,13 @@
       <w:r>
         <w:t>. Biểu đồ tuần tự chức năng đăng nhập</w:t>
       </w:r>
-      <w:bookmarkEnd w:id="176"/>
-      <w:bookmarkEnd w:id="177"/>
-      <w:bookmarkEnd w:id="178"/>
-      <w:bookmarkEnd w:id="179"/>
-      <w:bookmarkEnd w:id="180"/>
-      <w:bookmarkEnd w:id="181"/>
-      <w:bookmarkEnd w:id="182"/>
+      <w:bookmarkEnd w:id="189"/>
+      <w:bookmarkEnd w:id="190"/>
+      <w:bookmarkEnd w:id="191"/>
+      <w:bookmarkEnd w:id="192"/>
+      <w:bookmarkEnd w:id="193"/>
+      <w:bookmarkEnd w:id="194"/>
+      <w:bookmarkEnd w:id="195"/>
     </w:p>
     <w:p>
       <w:pPr>
@@ -22794,8 +23925,8 @@
         <w:ind w:left="851" w:hanging="567"/>
         <w:jc w:val="both"/>
         <w:rPr>
-          <w:rFonts w:ascii="Times New Roman" w:hAnsi="Times New Roman" w:cs="Times New Roman"/>
-          <w:b/>
+          <w:rFonts w:cs="Times New Roman"/>
+          <w:b w:val="0"/>
           <w:bCs/>
           <w:i w:val="0"/>
           <w:iCs w:val="0"/>
@@ -22803,12 +23934,11 @@
           <w:szCs w:val="26"/>
         </w:rPr>
       </w:pPr>
-      <w:bookmarkStart w:id="183" w:name="_Toc174292663"/>
-      <w:bookmarkStart w:id="184" w:name="_Toc175002919"/>
-      <w:r>
-        <w:rPr>
-          <w:rFonts w:ascii="Times New Roman" w:hAnsi="Times New Roman" w:cs="Times New Roman"/>
-          <w:b/>
+      <w:bookmarkStart w:id="196" w:name="_Toc174292663"/>
+      <w:bookmarkStart w:id="197" w:name="_Toc175002919"/>
+      <w:r>
+        <w:rPr>
+          <w:rFonts w:cs="Times New Roman"/>
           <w:bCs/>
           <w:i w:val="0"/>
           <w:iCs w:val="0"/>
@@ -22819,8 +23949,7 @@
       </w:r>
       <w:r>
         <w:rPr>
-          <w:rFonts w:ascii="Times New Roman" w:hAnsi="Times New Roman" w:cs="Times New Roman"/>
-          <w:b/>
+          <w:rFonts w:cs="Times New Roman"/>
           <w:bCs/>
           <w:i w:val="0"/>
           <w:iCs w:val="0"/>
@@ -22829,8 +23958,8 @@
         </w:rPr>
         <w:t>sản phẩm</w:t>
       </w:r>
-      <w:bookmarkEnd w:id="183"/>
-      <w:bookmarkEnd w:id="184"/>
+      <w:bookmarkEnd w:id="196"/>
+      <w:bookmarkEnd w:id="197"/>
     </w:p>
     <w:p>
       <w:pPr>
@@ -22893,13 +24022,13 @@
       <w:pPr>
         <w:pStyle w:val="hinhanh"/>
       </w:pPr>
-      <w:bookmarkStart w:id="185" w:name="_Toc174306593"/>
-      <w:bookmarkStart w:id="186" w:name="_Toc174713436"/>
-      <w:bookmarkStart w:id="187" w:name="_Toc174979399"/>
-      <w:bookmarkStart w:id="188" w:name="_Toc175002999"/>
-      <w:bookmarkStart w:id="189" w:name="_Toc175151943"/>
-      <w:bookmarkStart w:id="190" w:name="_Toc175154424"/>
-      <w:bookmarkStart w:id="191" w:name="_Toc175669708"/>
+      <w:bookmarkStart w:id="198" w:name="_Toc174306593"/>
+      <w:bookmarkStart w:id="199" w:name="_Toc174713436"/>
+      <w:bookmarkStart w:id="200" w:name="_Toc174979399"/>
+      <w:bookmarkStart w:id="201" w:name="_Toc175002999"/>
+      <w:bookmarkStart w:id="202" w:name="_Toc175151943"/>
+      <w:bookmarkStart w:id="203" w:name="_Toc175154424"/>
+      <w:bookmarkStart w:id="204" w:name="_Toc175669708"/>
       <w:r>
         <w:t xml:space="preserve">Hình </w:t>
       </w:r>
@@ -22918,13 +24047,13 @@
       <w:r>
         <w:t>sản phẩm</w:t>
       </w:r>
-      <w:bookmarkEnd w:id="185"/>
-      <w:bookmarkEnd w:id="186"/>
-      <w:bookmarkEnd w:id="187"/>
-      <w:bookmarkEnd w:id="188"/>
-      <w:bookmarkEnd w:id="189"/>
-      <w:bookmarkEnd w:id="190"/>
-      <w:bookmarkEnd w:id="191"/>
+      <w:bookmarkEnd w:id="198"/>
+      <w:bookmarkEnd w:id="199"/>
+      <w:bookmarkEnd w:id="200"/>
+      <w:bookmarkEnd w:id="201"/>
+      <w:bookmarkEnd w:id="202"/>
+      <w:bookmarkEnd w:id="203"/>
+      <w:bookmarkEnd w:id="204"/>
     </w:p>
     <w:p>
       <w:pPr>
@@ -22937,8 +24066,8 @@
         <w:ind w:left="851" w:hanging="567"/>
         <w:jc w:val="both"/>
         <w:rPr>
-          <w:rFonts w:ascii="Times New Roman" w:hAnsi="Times New Roman" w:cs="Times New Roman"/>
-          <w:b/>
+          <w:rFonts w:cs="Times New Roman"/>
+          <w:b w:val="0"/>
           <w:bCs/>
           <w:i w:val="0"/>
           <w:iCs w:val="0"/>
@@ -22946,12 +24075,11 @@
           <w:szCs w:val="26"/>
         </w:rPr>
       </w:pPr>
-      <w:bookmarkStart w:id="192" w:name="_Toc174292664"/>
-      <w:bookmarkStart w:id="193" w:name="_Toc175002920"/>
-      <w:r>
-        <w:rPr>
-          <w:rFonts w:ascii="Times New Roman" w:hAnsi="Times New Roman" w:cs="Times New Roman"/>
-          <w:b/>
+      <w:bookmarkStart w:id="205" w:name="_Toc174292664"/>
+      <w:bookmarkStart w:id="206" w:name="_Toc175002920"/>
+      <w:r>
+        <w:rPr>
+          <w:rFonts w:cs="Times New Roman"/>
           <w:bCs/>
           <w:i w:val="0"/>
           <w:iCs w:val="0"/>
@@ -22963,8 +24091,7 @@
       </w:r>
       <w:r>
         <w:rPr>
-          <w:rFonts w:ascii="Times New Roman" w:hAnsi="Times New Roman" w:cs="Times New Roman"/>
-          <w:b/>
+          <w:rFonts w:cs="Times New Roman"/>
           <w:bCs/>
           <w:i w:val="0"/>
           <w:iCs w:val="0"/>
@@ -22973,8 +24100,8 @@
         </w:rPr>
         <w:t>sản phẩm</w:t>
       </w:r>
-      <w:bookmarkEnd w:id="192"/>
-      <w:bookmarkEnd w:id="193"/>
+      <w:bookmarkEnd w:id="205"/>
+      <w:bookmarkEnd w:id="206"/>
     </w:p>
     <w:p>
       <w:pPr>
@@ -23037,13 +24164,13 @@
       <w:pPr>
         <w:pStyle w:val="hinhanh"/>
       </w:pPr>
-      <w:bookmarkStart w:id="194" w:name="_Toc174306594"/>
-      <w:bookmarkStart w:id="195" w:name="_Toc174713437"/>
-      <w:bookmarkStart w:id="196" w:name="_Toc174979400"/>
-      <w:bookmarkStart w:id="197" w:name="_Toc175003000"/>
-      <w:bookmarkStart w:id="198" w:name="_Toc175151944"/>
-      <w:bookmarkStart w:id="199" w:name="_Toc175154425"/>
-      <w:bookmarkStart w:id="200" w:name="_Toc175669709"/>
+      <w:bookmarkStart w:id="207" w:name="_Toc174306594"/>
+      <w:bookmarkStart w:id="208" w:name="_Toc174713437"/>
+      <w:bookmarkStart w:id="209" w:name="_Toc174979400"/>
+      <w:bookmarkStart w:id="210" w:name="_Toc175003000"/>
+      <w:bookmarkStart w:id="211" w:name="_Toc175151944"/>
+      <w:bookmarkStart w:id="212" w:name="_Toc175154425"/>
+      <w:bookmarkStart w:id="213" w:name="_Toc175669709"/>
       <w:r>
         <w:t>Hình 2</w:t>
       </w:r>
@@ -23062,13 +24189,13 @@
       <w:r>
         <w:t>sản phẩm</w:t>
       </w:r>
-      <w:bookmarkEnd w:id="194"/>
-      <w:bookmarkEnd w:id="195"/>
-      <w:bookmarkEnd w:id="196"/>
-      <w:bookmarkEnd w:id="197"/>
-      <w:bookmarkEnd w:id="198"/>
-      <w:bookmarkEnd w:id="199"/>
-      <w:bookmarkEnd w:id="200"/>
+      <w:bookmarkEnd w:id="207"/>
+      <w:bookmarkEnd w:id="208"/>
+      <w:bookmarkEnd w:id="209"/>
+      <w:bookmarkEnd w:id="210"/>
+      <w:bookmarkEnd w:id="211"/>
+      <w:bookmarkEnd w:id="212"/>
+      <w:bookmarkEnd w:id="213"/>
     </w:p>
     <w:p>
       <w:pPr>
@@ -23081,8 +24208,8 @@
         <w:ind w:left="851" w:hanging="567"/>
         <w:jc w:val="both"/>
         <w:rPr>
-          <w:rFonts w:ascii="Times New Roman" w:hAnsi="Times New Roman" w:cs="Times New Roman"/>
-          <w:b/>
+          <w:rFonts w:cs="Times New Roman"/>
+          <w:b w:val="0"/>
           <w:bCs/>
           <w:i w:val="0"/>
           <w:iCs w:val="0"/>
@@ -23090,12 +24217,11 @@
           <w:szCs w:val="26"/>
         </w:rPr>
       </w:pPr>
-      <w:bookmarkStart w:id="201" w:name="_Toc174292665"/>
-      <w:bookmarkStart w:id="202" w:name="_Toc175002921"/>
-      <w:r>
-        <w:rPr>
-          <w:rFonts w:ascii="Times New Roman" w:hAnsi="Times New Roman" w:cs="Times New Roman"/>
-          <w:b/>
+      <w:bookmarkStart w:id="214" w:name="_Toc174292665"/>
+      <w:bookmarkStart w:id="215" w:name="_Toc175002921"/>
+      <w:r>
+        <w:rPr>
+          <w:rFonts w:cs="Times New Roman"/>
           <w:bCs/>
           <w:i w:val="0"/>
           <w:iCs w:val="0"/>
@@ -23106,8 +24232,7 @@
       </w:r>
       <w:r>
         <w:rPr>
-          <w:rFonts w:ascii="Times New Roman" w:hAnsi="Times New Roman" w:cs="Times New Roman"/>
-          <w:b/>
+          <w:rFonts w:cs="Times New Roman"/>
           <w:bCs/>
           <w:i w:val="0"/>
           <w:iCs w:val="0"/>
@@ -23116,8 +24241,8 @@
         </w:rPr>
         <w:t>sản phẩm</w:t>
       </w:r>
-      <w:bookmarkEnd w:id="201"/>
-      <w:bookmarkEnd w:id="202"/>
+      <w:bookmarkEnd w:id="214"/>
+      <w:bookmarkEnd w:id="215"/>
     </w:p>
     <w:p>
       <w:pPr>
@@ -23180,13 +24305,13 @@
       <w:pPr>
         <w:pStyle w:val="hinhanh"/>
       </w:pPr>
-      <w:bookmarkStart w:id="203" w:name="_Toc174306595"/>
-      <w:bookmarkStart w:id="204" w:name="_Toc174713438"/>
-      <w:bookmarkStart w:id="205" w:name="_Toc174979401"/>
-      <w:bookmarkStart w:id="206" w:name="_Toc175003001"/>
-      <w:bookmarkStart w:id="207" w:name="_Toc175151945"/>
-      <w:bookmarkStart w:id="208" w:name="_Toc175154426"/>
-      <w:bookmarkStart w:id="209" w:name="_Toc175669710"/>
+      <w:bookmarkStart w:id="216" w:name="_Toc174306595"/>
+      <w:bookmarkStart w:id="217" w:name="_Toc174713438"/>
+      <w:bookmarkStart w:id="218" w:name="_Toc174979401"/>
+      <w:bookmarkStart w:id="219" w:name="_Toc175003001"/>
+      <w:bookmarkStart w:id="220" w:name="_Toc175151945"/>
+      <w:bookmarkStart w:id="221" w:name="_Toc175154426"/>
+      <w:bookmarkStart w:id="222" w:name="_Toc175669710"/>
       <w:r>
         <w:t xml:space="preserve">Hình </w:t>
       </w:r>
@@ -23205,13 +24330,13 @@
       <w:r>
         <w:t>sản phẩm</w:t>
       </w:r>
-      <w:bookmarkEnd w:id="203"/>
-      <w:bookmarkEnd w:id="204"/>
-      <w:bookmarkEnd w:id="205"/>
-      <w:bookmarkEnd w:id="206"/>
-      <w:bookmarkEnd w:id="207"/>
-      <w:bookmarkEnd w:id="208"/>
-      <w:bookmarkEnd w:id="209"/>
+      <w:bookmarkEnd w:id="216"/>
+      <w:bookmarkEnd w:id="217"/>
+      <w:bookmarkEnd w:id="218"/>
+      <w:bookmarkEnd w:id="219"/>
+      <w:bookmarkEnd w:id="220"/>
+      <w:bookmarkEnd w:id="221"/>
+      <w:bookmarkEnd w:id="222"/>
     </w:p>
     <w:p>
       <w:pPr>
@@ -23224,8 +24349,8 @@
         <w:ind w:left="851" w:hanging="567"/>
         <w:jc w:val="both"/>
         <w:rPr>
-          <w:rFonts w:ascii="Times New Roman" w:hAnsi="Times New Roman" w:cs="Times New Roman"/>
-          <w:b/>
+          <w:rFonts w:cs="Times New Roman"/>
+          <w:b w:val="0"/>
           <w:bCs/>
           <w:i w:val="0"/>
           <w:iCs w:val="0"/>
@@ -23233,12 +24358,11 @@
           <w:szCs w:val="26"/>
         </w:rPr>
       </w:pPr>
-      <w:bookmarkStart w:id="210" w:name="_Toc174292666"/>
-      <w:bookmarkStart w:id="211" w:name="_Toc175002922"/>
-      <w:r>
-        <w:rPr>
-          <w:rFonts w:ascii="Times New Roman" w:hAnsi="Times New Roman" w:cs="Times New Roman"/>
-          <w:b/>
+      <w:bookmarkStart w:id="223" w:name="_Toc174292666"/>
+      <w:bookmarkStart w:id="224" w:name="_Toc175002922"/>
+      <w:r>
+        <w:rPr>
+          <w:rFonts w:cs="Times New Roman"/>
           <w:bCs/>
           <w:i w:val="0"/>
           <w:iCs w:val="0"/>
@@ -23250,8 +24374,7 @@
       </w:r>
       <w:r>
         <w:rPr>
-          <w:rFonts w:ascii="Times New Roman" w:hAnsi="Times New Roman" w:cs="Times New Roman"/>
-          <w:b/>
+          <w:rFonts w:cs="Times New Roman"/>
           <w:bCs/>
           <w:i w:val="0"/>
           <w:iCs w:val="0"/>
@@ -23260,8 +24383,8 @@
         </w:rPr>
         <w:t>khách hàng</w:t>
       </w:r>
-      <w:bookmarkEnd w:id="210"/>
-      <w:bookmarkEnd w:id="211"/>
+      <w:bookmarkEnd w:id="223"/>
+      <w:bookmarkEnd w:id="224"/>
     </w:p>
     <w:p>
       <w:pPr>
@@ -23324,13 +24447,13 @@
       <w:pPr>
         <w:pStyle w:val="hinhanh"/>
       </w:pPr>
-      <w:bookmarkStart w:id="212" w:name="_Toc174306596"/>
-      <w:bookmarkStart w:id="213" w:name="_Toc174713439"/>
-      <w:bookmarkStart w:id="214" w:name="_Toc174979402"/>
-      <w:bookmarkStart w:id="215" w:name="_Toc175003002"/>
-      <w:bookmarkStart w:id="216" w:name="_Toc175151946"/>
-      <w:bookmarkStart w:id="217" w:name="_Toc175154427"/>
-      <w:bookmarkStart w:id="218" w:name="_Toc175669711"/>
+      <w:bookmarkStart w:id="225" w:name="_Toc174306596"/>
+      <w:bookmarkStart w:id="226" w:name="_Toc174713439"/>
+      <w:bookmarkStart w:id="227" w:name="_Toc174979402"/>
+      <w:bookmarkStart w:id="228" w:name="_Toc175003002"/>
+      <w:bookmarkStart w:id="229" w:name="_Toc175151946"/>
+      <w:bookmarkStart w:id="230" w:name="_Toc175154427"/>
+      <w:bookmarkStart w:id="231" w:name="_Toc175669711"/>
       <w:r>
         <w:t xml:space="preserve">Hình </w:t>
       </w:r>
@@ -23349,13 +24472,13 @@
       <w:r>
         <w:t>khách hàng</w:t>
       </w:r>
-      <w:bookmarkEnd w:id="212"/>
-      <w:bookmarkEnd w:id="213"/>
-      <w:bookmarkEnd w:id="214"/>
-      <w:bookmarkEnd w:id="215"/>
-      <w:bookmarkEnd w:id="216"/>
-      <w:bookmarkEnd w:id="217"/>
-      <w:bookmarkEnd w:id="218"/>
+      <w:bookmarkEnd w:id="225"/>
+      <w:bookmarkEnd w:id="226"/>
+      <w:bookmarkEnd w:id="227"/>
+      <w:bookmarkEnd w:id="228"/>
+      <w:bookmarkEnd w:id="229"/>
+      <w:bookmarkEnd w:id="230"/>
+      <w:bookmarkEnd w:id="231"/>
     </w:p>
     <w:p>
       <w:pPr>
@@ -23368,8 +24491,8 @@
         <w:ind w:left="851" w:hanging="567"/>
         <w:jc w:val="both"/>
         <w:rPr>
-          <w:rFonts w:ascii="Times New Roman" w:hAnsi="Times New Roman" w:cs="Times New Roman"/>
-          <w:b/>
+          <w:rFonts w:cs="Times New Roman"/>
+          <w:b w:val="0"/>
           <w:bCs/>
           <w:i w:val="0"/>
           <w:iCs w:val="0"/>
@@ -23377,12 +24500,11 @@
           <w:szCs w:val="26"/>
         </w:rPr>
       </w:pPr>
-      <w:bookmarkStart w:id="219" w:name="_Toc174292667"/>
-      <w:bookmarkStart w:id="220" w:name="_Toc175002923"/>
-      <w:r>
-        <w:rPr>
-          <w:rFonts w:ascii="Times New Roman" w:hAnsi="Times New Roman" w:cs="Times New Roman"/>
-          <w:b/>
+      <w:bookmarkStart w:id="232" w:name="_Toc174292667"/>
+      <w:bookmarkStart w:id="233" w:name="_Toc175002923"/>
+      <w:r>
+        <w:rPr>
+          <w:rFonts w:cs="Times New Roman"/>
           <w:bCs/>
           <w:i w:val="0"/>
           <w:iCs w:val="0"/>
@@ -23394,8 +24516,7 @@
       </w:r>
       <w:r>
         <w:rPr>
-          <w:rFonts w:ascii="Times New Roman" w:hAnsi="Times New Roman" w:cs="Times New Roman"/>
-          <w:b/>
+          <w:rFonts w:cs="Times New Roman"/>
           <w:bCs/>
           <w:i w:val="0"/>
           <w:iCs w:val="0"/>
@@ -23404,8 +24525,8 @@
         </w:rPr>
         <w:t>khách hàng</w:t>
       </w:r>
-      <w:bookmarkEnd w:id="219"/>
-      <w:bookmarkEnd w:id="220"/>
+      <w:bookmarkEnd w:id="232"/>
+      <w:bookmarkEnd w:id="233"/>
     </w:p>
     <w:p>
       <w:pPr>
@@ -23468,13 +24589,13 @@
       <w:pPr>
         <w:pStyle w:val="hinhanh"/>
       </w:pPr>
-      <w:bookmarkStart w:id="221" w:name="_Toc174306597"/>
-      <w:bookmarkStart w:id="222" w:name="_Toc174713440"/>
-      <w:bookmarkStart w:id="223" w:name="_Toc174979403"/>
-      <w:bookmarkStart w:id="224" w:name="_Toc175003003"/>
-      <w:bookmarkStart w:id="225" w:name="_Toc175151947"/>
-      <w:bookmarkStart w:id="226" w:name="_Toc175154428"/>
-      <w:bookmarkStart w:id="227" w:name="_Toc175669712"/>
+      <w:bookmarkStart w:id="234" w:name="_Toc174306597"/>
+      <w:bookmarkStart w:id="235" w:name="_Toc174713440"/>
+      <w:bookmarkStart w:id="236" w:name="_Toc174979403"/>
+      <w:bookmarkStart w:id="237" w:name="_Toc175003003"/>
+      <w:bookmarkStart w:id="238" w:name="_Toc175151947"/>
+      <w:bookmarkStart w:id="239" w:name="_Toc175154428"/>
+      <w:bookmarkStart w:id="240" w:name="_Toc175669712"/>
       <w:r>
         <w:t xml:space="preserve">Hình </w:t>
       </w:r>
@@ -23493,13 +24614,13 @@
       <w:r>
         <w:t>khách hàng</w:t>
       </w:r>
-      <w:bookmarkEnd w:id="221"/>
-      <w:bookmarkEnd w:id="222"/>
-      <w:bookmarkEnd w:id="223"/>
-      <w:bookmarkEnd w:id="224"/>
-      <w:bookmarkEnd w:id="225"/>
-      <w:bookmarkEnd w:id="226"/>
-      <w:bookmarkEnd w:id="227"/>
+      <w:bookmarkEnd w:id="234"/>
+      <w:bookmarkEnd w:id="235"/>
+      <w:bookmarkEnd w:id="236"/>
+      <w:bookmarkEnd w:id="237"/>
+      <w:bookmarkEnd w:id="238"/>
+      <w:bookmarkEnd w:id="239"/>
+      <w:bookmarkEnd w:id="240"/>
     </w:p>
     <w:p>
       <w:pPr>
@@ -23512,8 +24633,8 @@
         <w:ind w:left="851" w:hanging="567"/>
         <w:jc w:val="both"/>
         <w:rPr>
-          <w:rFonts w:ascii="Times New Roman" w:hAnsi="Times New Roman" w:cs="Times New Roman"/>
-          <w:b/>
+          <w:rFonts w:cs="Times New Roman"/>
+          <w:b w:val="0"/>
           <w:bCs/>
           <w:i w:val="0"/>
           <w:iCs w:val="0"/>
@@ -23521,12 +24642,11 @@
           <w:szCs w:val="26"/>
         </w:rPr>
       </w:pPr>
-      <w:bookmarkStart w:id="228" w:name="_Toc174292668"/>
-      <w:bookmarkStart w:id="229" w:name="_Toc175002924"/>
-      <w:r>
-        <w:rPr>
-          <w:rFonts w:ascii="Times New Roman" w:hAnsi="Times New Roman" w:cs="Times New Roman"/>
-          <w:b/>
+      <w:bookmarkStart w:id="241" w:name="_Toc174292668"/>
+      <w:bookmarkStart w:id="242" w:name="_Toc175002924"/>
+      <w:r>
+        <w:rPr>
+          <w:rFonts w:cs="Times New Roman"/>
           <w:bCs/>
           <w:i w:val="0"/>
           <w:iCs w:val="0"/>
@@ -23537,8 +24657,7 @@
       </w:r>
       <w:r>
         <w:rPr>
-          <w:rFonts w:ascii="Times New Roman" w:hAnsi="Times New Roman" w:cs="Times New Roman"/>
-          <w:b/>
+          <w:rFonts w:cs="Times New Roman"/>
           <w:bCs/>
           <w:i w:val="0"/>
           <w:iCs w:val="0"/>
@@ -23547,17 +24666,21 @@
         </w:rPr>
         <w:t>khách hàng</w:t>
       </w:r>
-      <w:bookmarkEnd w:id="228"/>
-      <w:bookmarkEnd w:id="229"/>
+      <w:bookmarkEnd w:id="241"/>
+      <w:bookmarkEnd w:id="242"/>
     </w:p>
     <w:p>
       <w:pPr>
         <w:pStyle w:val="NoSpacing"/>
         <w:spacing w:line="360" w:lineRule="auto"/>
         <w:jc w:val="center"/>
-      </w:pPr>
-      <w:r>
-        <w:rPr>
+        <w:rPr>
+          <w:rFonts w:cs="Times New Roman"/>
+        </w:rPr>
+      </w:pPr>
+      <w:r>
+        <w:rPr>
+          <w:rFonts w:cs="Times New Roman"/>
           <w:noProof/>
         </w:rPr>
         <w:drawing>
@@ -23606,13 +24729,13 @@
       <w:pPr>
         <w:pStyle w:val="hinhanh"/>
       </w:pPr>
-      <w:bookmarkStart w:id="230" w:name="_Toc174306598"/>
-      <w:bookmarkStart w:id="231" w:name="_Toc174713441"/>
-      <w:bookmarkStart w:id="232" w:name="_Toc174979404"/>
-      <w:bookmarkStart w:id="233" w:name="_Toc175003004"/>
-      <w:bookmarkStart w:id="234" w:name="_Toc175151948"/>
-      <w:bookmarkStart w:id="235" w:name="_Toc175154429"/>
-      <w:bookmarkStart w:id="236" w:name="_Toc175669713"/>
+      <w:bookmarkStart w:id="243" w:name="_Toc174306598"/>
+      <w:bookmarkStart w:id="244" w:name="_Toc174713441"/>
+      <w:bookmarkStart w:id="245" w:name="_Toc174979404"/>
+      <w:bookmarkStart w:id="246" w:name="_Toc175003004"/>
+      <w:bookmarkStart w:id="247" w:name="_Toc175151948"/>
+      <w:bookmarkStart w:id="248" w:name="_Toc175154429"/>
+      <w:bookmarkStart w:id="249" w:name="_Toc175669713"/>
       <w:r>
         <w:t xml:space="preserve">Hình </w:t>
       </w:r>
@@ -23631,13 +24754,13 @@
       <w:r>
         <w:t>khách hàng</w:t>
       </w:r>
-      <w:bookmarkEnd w:id="230"/>
-      <w:bookmarkEnd w:id="231"/>
-      <w:bookmarkEnd w:id="232"/>
-      <w:bookmarkEnd w:id="233"/>
-      <w:bookmarkEnd w:id="234"/>
-      <w:bookmarkEnd w:id="235"/>
-      <w:bookmarkEnd w:id="236"/>
+      <w:bookmarkEnd w:id="243"/>
+      <w:bookmarkEnd w:id="244"/>
+      <w:bookmarkEnd w:id="245"/>
+      <w:bookmarkEnd w:id="246"/>
+      <w:bookmarkEnd w:id="247"/>
+      <w:bookmarkEnd w:id="248"/>
+      <w:bookmarkEnd w:id="249"/>
     </w:p>
     <w:p>
       <w:pPr>
@@ -23650,21 +24773,21 @@
         <w:ind w:left="993" w:hanging="851"/>
         <w:jc w:val="both"/>
         <w:rPr>
-          <w:rFonts w:ascii="Times New Roman" w:hAnsi="Times New Roman" w:cs="Times New Roman"/>
-          <w:b/>
+          <w:rFonts w:cs="Times New Roman"/>
+          <w:b w:val="0"/>
           <w:bCs/>
           <w:color w:val="auto"/>
           <w:sz w:val="26"/>
           <w:szCs w:val="26"/>
         </w:rPr>
       </w:pPr>
-      <w:bookmarkStart w:id="237" w:name="_Toc174292660"/>
-      <w:bookmarkStart w:id="238" w:name="_Toc175002935"/>
-      <w:bookmarkStart w:id="239" w:name="_Toc175669480"/>
-      <w:r>
-        <w:rPr>
-          <w:rFonts w:ascii="Times New Roman" w:hAnsi="Times New Roman" w:cs="Times New Roman"/>
-          <w:b/>
+      <w:bookmarkStart w:id="250" w:name="_Toc174292660"/>
+      <w:bookmarkStart w:id="251" w:name="_Toc175002935"/>
+      <w:bookmarkStart w:id="252" w:name="_Toc175669480"/>
+      <w:bookmarkStart w:id="253" w:name="_Toc190213025"/>
+      <w:r>
+        <w:rPr>
+          <w:rFonts w:cs="Times New Roman"/>
           <w:bCs/>
           <w:color w:val="auto"/>
           <w:sz w:val="26"/>
@@ -23673,9 +24796,10 @@
         <w:lastRenderedPageBreak/>
         <w:t>Xây dựng biểu đồ lớp tổng quát</w:t>
       </w:r>
-      <w:bookmarkEnd w:id="237"/>
-      <w:bookmarkEnd w:id="238"/>
-      <w:bookmarkEnd w:id="239"/>
+      <w:bookmarkEnd w:id="250"/>
+      <w:bookmarkEnd w:id="251"/>
+      <w:bookmarkEnd w:id="252"/>
+      <w:bookmarkEnd w:id="253"/>
     </w:p>
     <w:p>
       <w:pPr>
@@ -54919,18 +56043,20 @@
     <w:basedOn w:val="Normal"/>
     <w:next w:val="Normal"/>
     <w:link w:val="Heading1Char"/>
+    <w:autoRedefine/>
     <w:uiPriority w:val="9"/>
     <w:qFormat/>
-    <w:rsid w:val="00C75DD7"/>
+    <w:rsid w:val="008346F2"/>
     <w:pPr>
       <w:keepNext/>
       <w:keepLines/>
-      <w:spacing w:before="240" w:after="0"/>
+      <w:spacing w:before="240" w:after="0" w:line="271" w:lineRule="auto"/>
       <w:outlineLvl w:val="0"/>
     </w:pPr>
     <w:rPr>
-      <w:rFonts w:asciiTheme="majorHAnsi" w:eastAsiaTheme="majorEastAsia" w:hAnsiTheme="majorHAnsi" w:cstheme="majorBidi"/>
-      <w:color w:val="2F5496" w:themeColor="accent1" w:themeShade="BF"/>
+      <w:rFonts w:eastAsiaTheme="majorEastAsia" w:cstheme="majorBidi"/>
+      <w:b/>
+      <w:color w:val="000000" w:themeColor="text1"/>
       <w:sz w:val="32"/>
       <w:szCs w:val="32"/>
     </w:rPr>
@@ -54940,19 +56066,21 @@
     <w:basedOn w:val="Normal"/>
     <w:next w:val="Normal"/>
     <w:link w:val="Heading2Char"/>
+    <w:autoRedefine/>
     <w:uiPriority w:val="9"/>
     <w:unhideWhenUsed/>
     <w:qFormat/>
-    <w:rsid w:val="00C75DD7"/>
+    <w:rsid w:val="008346F2"/>
     <w:pPr>
       <w:keepNext/>
       <w:keepLines/>
-      <w:spacing w:before="40" w:after="0"/>
+      <w:spacing w:before="40" w:after="0" w:line="271" w:lineRule="auto"/>
       <w:outlineLvl w:val="1"/>
     </w:pPr>
     <w:rPr>
-      <w:rFonts w:asciiTheme="majorHAnsi" w:eastAsiaTheme="majorEastAsia" w:hAnsiTheme="majorHAnsi" w:cstheme="majorBidi"/>
-      <w:color w:val="2F5496" w:themeColor="accent1" w:themeShade="BF"/>
+      <w:rFonts w:eastAsiaTheme="majorEastAsia" w:cstheme="majorBidi"/>
+      <w:b/>
+      <w:color w:val="000000" w:themeColor="text1"/>
       <w:szCs w:val="26"/>
     </w:rPr>
   </w:style>
@@ -54961,18 +56089,20 @@
     <w:basedOn w:val="Normal"/>
     <w:next w:val="Normal"/>
     <w:link w:val="Heading3Char"/>
+    <w:autoRedefine/>
     <w:uiPriority w:val="9"/>
     <w:unhideWhenUsed/>
     <w:qFormat/>
-    <w:rsid w:val="001E4CE7"/>
+    <w:rsid w:val="008346F2"/>
     <w:pPr>
       <w:keepNext/>
       <w:keepLines/>
-      <w:spacing w:before="40" w:after="0"/>
+      <w:spacing w:before="40" w:after="0" w:line="271" w:lineRule="auto"/>
       <w:outlineLvl w:val="2"/>
     </w:pPr>
     <w:rPr>
-      <w:rFonts w:asciiTheme="majorHAnsi" w:eastAsiaTheme="majorEastAsia" w:hAnsiTheme="majorHAnsi" w:cstheme="majorBidi"/>
+      <w:rFonts w:eastAsiaTheme="majorEastAsia" w:cstheme="majorBidi"/>
+      <w:b/>
       <w:color w:val="1F3763" w:themeColor="accent1" w:themeShade="7F"/>
       <w:sz w:val="24"/>
       <w:szCs w:val="24"/>
@@ -54983,21 +56113,23 @@
     <w:basedOn w:val="Normal"/>
     <w:next w:val="Normal"/>
     <w:link w:val="Heading4Char"/>
+    <w:autoRedefine/>
     <w:uiPriority w:val="9"/>
     <w:unhideWhenUsed/>
     <w:qFormat/>
-    <w:rsid w:val="00C96987"/>
+    <w:rsid w:val="008346F2"/>
     <w:pPr>
       <w:keepNext/>
       <w:keepLines/>
-      <w:spacing w:before="40" w:after="0"/>
+      <w:spacing w:before="40" w:after="0" w:line="271" w:lineRule="auto"/>
       <w:outlineLvl w:val="3"/>
     </w:pPr>
     <w:rPr>
-      <w:rFonts w:asciiTheme="majorHAnsi" w:eastAsiaTheme="majorEastAsia" w:hAnsiTheme="majorHAnsi" w:cstheme="majorBidi"/>
+      <w:rFonts w:eastAsiaTheme="majorEastAsia" w:cstheme="majorBidi"/>
+      <w:b/>
       <w:i/>
       <w:iCs/>
-      <w:color w:val="2F5496" w:themeColor="accent1" w:themeShade="BF"/>
+      <w:color w:val="000000" w:themeColor="text1"/>
     </w:rPr>
   </w:style>
   <w:style w:type="paragraph" w:styleId="Heading5">
@@ -55062,10 +56194,11 @@
     <w:basedOn w:val="DefaultParagraphFont"/>
     <w:link w:val="Heading1"/>
     <w:uiPriority w:val="9"/>
-    <w:rsid w:val="00C75DD7"/>
+    <w:rsid w:val="008346F2"/>
     <w:rPr>
-      <w:rFonts w:asciiTheme="majorHAnsi" w:eastAsiaTheme="majorEastAsia" w:hAnsiTheme="majorHAnsi" w:cstheme="majorBidi"/>
-      <w:color w:val="2F5496" w:themeColor="accent1" w:themeShade="BF"/>
+      <w:rFonts w:eastAsiaTheme="majorEastAsia" w:cstheme="majorBidi"/>
+      <w:b/>
+      <w:color w:val="000000" w:themeColor="text1"/>
       <w:sz w:val="32"/>
       <w:szCs w:val="32"/>
     </w:rPr>
@@ -55075,11 +56208,11 @@
     <w:basedOn w:val="DefaultParagraphFont"/>
     <w:link w:val="Heading2"/>
     <w:uiPriority w:val="9"/>
-    <w:rsid w:val="00C75DD7"/>
+    <w:rsid w:val="008346F2"/>
     <w:rPr>
-      <w:rFonts w:asciiTheme="majorHAnsi" w:eastAsiaTheme="majorEastAsia" w:hAnsiTheme="majorHAnsi" w:cstheme="majorBidi"/>
-      <w:color w:val="2F5496" w:themeColor="accent1" w:themeShade="BF"/>
-      <w:sz w:val="26"/>
+      <w:rFonts w:eastAsiaTheme="majorEastAsia" w:cstheme="majorBidi"/>
+      <w:b/>
+      <w:color w:val="000000" w:themeColor="text1"/>
       <w:szCs w:val="26"/>
     </w:rPr>
   </w:style>
@@ -55125,9 +56258,10 @@
     <w:basedOn w:val="DefaultParagraphFont"/>
     <w:link w:val="Heading3"/>
     <w:uiPriority w:val="9"/>
-    <w:rsid w:val="001E4CE7"/>
+    <w:rsid w:val="008346F2"/>
     <w:rPr>
-      <w:rFonts w:asciiTheme="majorHAnsi" w:eastAsiaTheme="majorEastAsia" w:hAnsiTheme="majorHAnsi" w:cstheme="majorBidi"/>
+      <w:rFonts w:eastAsiaTheme="majorEastAsia" w:cstheme="majorBidi"/>
+      <w:b/>
       <w:color w:val="1F3763" w:themeColor="accent1" w:themeShade="7F"/>
       <w:sz w:val="24"/>
       <w:szCs w:val="24"/>
@@ -55157,12 +56291,13 @@
     <w:basedOn w:val="DefaultParagraphFont"/>
     <w:link w:val="Heading4"/>
     <w:uiPriority w:val="9"/>
-    <w:rsid w:val="00C96987"/>
+    <w:rsid w:val="008346F2"/>
     <w:rPr>
-      <w:rFonts w:asciiTheme="majorHAnsi" w:eastAsiaTheme="majorEastAsia" w:hAnsiTheme="majorHAnsi" w:cstheme="majorBidi"/>
+      <w:rFonts w:eastAsiaTheme="majorEastAsia" w:cstheme="majorBidi"/>
+      <w:b/>
       <w:i/>
       <w:iCs/>
-      <w:color w:val="2F5496" w:themeColor="accent1" w:themeShade="BF"/>
+      <w:color w:val="000000" w:themeColor="text1"/>
     </w:rPr>
   </w:style>
   <w:style w:type="table" w:styleId="TableGrid">
@@ -55209,7 +56344,7 @@
     <w:autoRedefine/>
     <w:uiPriority w:val="39"/>
     <w:unhideWhenUsed/>
-    <w:rsid w:val="004F491E"/>
+    <w:rsid w:val="008346F2"/>
     <w:pPr>
       <w:tabs>
         <w:tab w:val="right" w:leader="dot" w:pos="8777"/>
@@ -55218,8 +56353,10 @@
     </w:pPr>
     <w:rPr>
       <w:rFonts w:cs="Times New Roman"/>
-      <w:bCs/>
+      <w:b/>
+      <w:noProof/>
       <w:szCs w:val="26"/>
+      <w:lang w:val="vi"/>
     </w:rPr>
   </w:style>
   <w:style w:type="paragraph" w:styleId="TOC2">
@@ -55229,11 +56366,22 @@
     <w:autoRedefine/>
     <w:uiPriority w:val="39"/>
     <w:unhideWhenUsed/>
-    <w:rsid w:val="00274243"/>
+    <w:rsid w:val="008346F2"/>
     <w:pPr>
+      <w:tabs>
+        <w:tab w:val="left" w:pos="1100"/>
+        <w:tab w:val="right" w:leader="dot" w:pos="8777"/>
+      </w:tabs>
       <w:spacing w:after="100"/>
       <w:ind w:left="260"/>
     </w:pPr>
+    <w:rPr>
+      <w:rFonts w:cs="Times New Roman"/>
+      <w:b/>
+      <w:i/>
+      <w:iCs/>
+      <w:noProof/>
+    </w:rPr>
   </w:style>
   <w:style w:type="paragraph" w:styleId="TOC3">
     <w:name w:val="toc 3"/>
